--- a/docs/Instrukcja Laboratoryjna.docx
+++ b/docs/Instrukcja Laboratoryjna.docx
@@ -162,8 +162,8 @@
         <w:jc w:val="center"/>
         <w:rPr>
           <w:rFonts w:asciiTheme="majorHAnsi" w:hAnsiTheme="majorHAnsi" w:cstheme="majorHAnsi"/>
-          <w:sz w:val="24"/>
-          <w:szCs w:val="24"/>
+          <w:sz w:val="48"/>
+          <w:szCs w:val="48"/>
           <w:lang w:val="pl-PL"/>
         </w:rPr>
       </w:pPr>
@@ -171,8 +171,8 @@
         <w:rPr>
           <w:rFonts w:asciiTheme="majorHAnsi" w:hAnsiTheme="majorHAnsi" w:cstheme="majorHAnsi"/>
           <w:b/>
-          <w:sz w:val="24"/>
-          <w:szCs w:val="24"/>
+          <w:sz w:val="48"/>
+          <w:szCs w:val="48"/>
           <w:lang w:val="pl-PL"/>
         </w:rPr>
         <w:t>Instrukcja Laboratoryjna</w:t>
@@ -1748,7 +1748,7 @@
         </w:numPr>
         <w:spacing w:line="240" w:lineRule="auto"/>
         <w:rPr>
-          <w:lang w:val="pl-PL"/>
+          <w:lang w:val="en-GB"/>
         </w:rPr>
       </w:pPr>
     </w:p>
@@ -3111,6 +3111,445 @@
         <w:t xml:space="preserve"> ConfigMapę:</w:t>
       </w:r>
     </w:p>
+    <w:tbl>
+      <w:tblPr>
+        <w:tblpPr w:leftFromText="180" w:rightFromText="180" w:vertAnchor="text" w:horzAnchor="page" w:tblpX="2521" w:tblpYSpec="outside"/>
+        <w:tblW w:w="0" w:type="auto"/>
+        <w:tblLook w:val="04A0" w:firstRow="1" w:lastRow="0" w:firstColumn="1" w:lastColumn="0" w:noHBand="0" w:noVBand="1"/>
+      </w:tblPr>
+      <w:tblGrid>
+        <w:gridCol w:w="8640"/>
+      </w:tblGrid>
+      <w:tr>
+        <w:tc>
+          <w:tcPr>
+            <w:tcW w:w="8640" w:type="dxa"/>
+            <w:shd w:val="clear" w:color="auto" w:fill="F3F4F6"/>
+            <w:tcMar>
+              <w:top w:w="120" w:type="dxa"/>
+              <w:left w:w="140" w:type="dxa"/>
+              <w:bottom w:w="120" w:type="dxa"/>
+              <w:right w:w="140" w:type="dxa"/>
+            </w:tcMar>
+          </w:tcPr>
+          <w:p>
+            <w:pPr>
+              <w:pStyle w:val="CodeBlock"/>
+            </w:pPr>
+            <w:proofErr w:type="spellStart"/>
+            <w:r>
+              <w:t>kubectl</w:t>
+            </w:r>
+            <w:proofErr w:type="spellEnd"/>
+            <w:r>
+              <w:t xml:space="preserve"> get </w:t>
+            </w:r>
+            <w:proofErr w:type="spellStart"/>
+            <w:r>
+              <w:t>configmap</w:t>
+            </w:r>
+            <w:proofErr w:type="spellEnd"/>
+            <w:r>
+              <w:t xml:space="preserve"> </w:t>
+            </w:r>
+            <w:proofErr w:type="spellStart"/>
+            <w:r>
+              <w:t>kube</w:t>
+            </w:r>
+            <w:proofErr w:type="spellEnd"/>
+            <w:r>
+              <w:t xml:space="preserve">-lab-lab -n </w:t>
+            </w:r>
+            <w:proofErr w:type="spellStart"/>
+            <w:r>
+              <w:t>kube</w:t>
+            </w:r>
+            <w:proofErr w:type="spellEnd"/>
+            <w:r>
+              <w:t xml:space="preserve">-lab -o </w:t>
+            </w:r>
+            <w:proofErr w:type="spellStart"/>
+            <w:r>
+              <w:t>yaml</w:t>
+            </w:r>
+            <w:proofErr w:type="spellEnd"/>
+          </w:p>
+        </w:tc>
+      </w:tr>
+    </w:tbl>
+    <w:p>
+      <w:pPr>
+        <w:spacing w:line="240" w:lineRule="auto"/>
+      </w:pPr>
+    </w:p>
+    <w:p>
+      <w:pPr>
+        <w:spacing w:line="240" w:lineRule="auto"/>
+        <w:ind w:left="720"/>
+      </w:pPr>
+    </w:p>
+    <w:p>
+      <w:pPr>
+        <w:numPr>
+          <w:ilvl w:val="0"/>
+          <w:numId w:val="20"/>
+        </w:numPr>
+        <w:spacing w:line="240" w:lineRule="auto"/>
+        <w:rPr>
+          <w:lang w:val="pl-PL"/>
+        </w:rPr>
+      </w:pPr>
+      <w:r>
+        <w:rPr>
+          <w:lang w:val="pl-PL"/>
+        </w:rPr>
+        <w:lastRenderedPageBreak/>
+        <w:t>Zweryfikuj zachowanie w czasie działania:</w:t>
+      </w:r>
+    </w:p>
+    <w:p>
+      <w:pPr>
+        <w:numPr>
+          <w:ilvl w:val="0"/>
+          <w:numId w:val="10"/>
+        </w:numPr>
+        <w:spacing w:line="240" w:lineRule="auto"/>
+        <w:rPr>
+          <w:lang w:val="pl-PL"/>
+        </w:rPr>
+      </w:pPr>
+      <w:r>
+        <w:rPr>
+          <w:lang w:val="pl-PL"/>
+        </w:rPr>
+        <w:t>Odśwież stronę aplikacji w przeglądarce i obserwuj powitanie.</w:t>
+      </w:r>
+    </w:p>
+    <w:p>
+      <w:pPr>
+        <w:pStyle w:val="Heading3"/>
+        <w:rPr>
+          <w:sz w:val="28"/>
+          <w:szCs w:val="28"/>
+          <w:lang w:val="pl-PL"/>
+        </w:rPr>
+      </w:pPr>
+      <w:bookmarkStart w:id="11" w:name="sekrety-wrażliwa-konfiguracja"/>
+      <w:bookmarkEnd w:id="8"/>
+      <w:bookmarkEnd w:id="10"/>
+      <w:r>
+        <w:rPr>
+          <w:sz w:val="28"/>
+          <w:szCs w:val="28"/>
+          <w:lang w:val="pl-PL"/>
+        </w:rPr>
+        <w:t xml:space="preserve">3.2 </w:t>
+      </w:r>
+      <w:r>
+        <w:rPr>
+          <w:sz w:val="28"/>
+          <w:szCs w:val="28"/>
+          <w:lang w:val="pl-PL"/>
+        </w:rPr>
+        <w:t>Sekrety</w:t>
+      </w:r>
+    </w:p>
+    <w:p>
+      <w:pPr>
+        <w:pStyle w:val="FirstParagraph"/>
+        <w:rPr>
+          <w:rFonts w:asciiTheme="majorHAnsi" w:hAnsiTheme="majorHAnsi" w:cstheme="majorHAnsi"/>
+          <w:lang w:val="pl-PL"/>
+        </w:rPr>
+      </w:pPr>
+      <w:r>
+        <w:rPr>
+          <w:rFonts w:asciiTheme="majorHAnsi" w:hAnsiTheme="majorHAnsi" w:cstheme="majorHAnsi"/>
+          <w:lang w:val="pl-PL"/>
+        </w:rPr>
+        <w:t xml:space="preserve">Sekrety podążają podobnym przepływem jak </w:t>
+      </w:r>
+      <w:proofErr w:type="spellStart"/>
+      <w:r>
+        <w:rPr>
+          <w:rFonts w:asciiTheme="majorHAnsi" w:hAnsiTheme="majorHAnsi" w:cstheme="majorHAnsi"/>
+          <w:lang w:val="pl-PL"/>
+        </w:rPr>
+        <w:t>ConfigMapy</w:t>
+      </w:r>
+      <w:proofErr w:type="spellEnd"/>
+      <w:r>
+        <w:rPr>
+          <w:rFonts w:asciiTheme="majorHAnsi" w:hAnsiTheme="majorHAnsi" w:cstheme="majorHAnsi"/>
+          <w:lang w:val="pl-PL"/>
+        </w:rPr>
+        <w:t>, ale z bardziej restrykcyjnym podejściem.</w:t>
+      </w:r>
+    </w:p>
+    <w:p>
+      <w:pPr>
+        <w:pStyle w:val="Heading4"/>
+        <w:rPr>
+          <w:i w:val="0"/>
+          <w:iCs w:val="0"/>
+          <w:sz w:val="24"/>
+          <w:szCs w:val="24"/>
+        </w:rPr>
+      </w:pPr>
+      <w:bookmarkStart w:id="12" w:name="co-się-dzieje-3"/>
+      <w:r>
+        <w:rPr>
+          <w:i w:val="0"/>
+          <w:iCs w:val="0"/>
+          <w:sz w:val="24"/>
+          <w:szCs w:val="24"/>
+        </w:rPr>
+        <w:t xml:space="preserve">Co </w:t>
+      </w:r>
+      <w:proofErr w:type="spellStart"/>
+      <w:r>
+        <w:rPr>
+          <w:i w:val="0"/>
+          <w:iCs w:val="0"/>
+          <w:sz w:val="24"/>
+          <w:szCs w:val="24"/>
+        </w:rPr>
+        <w:t>się</w:t>
+      </w:r>
+      <w:proofErr w:type="spellEnd"/>
+      <w:r>
+        <w:rPr>
+          <w:i w:val="0"/>
+          <w:iCs w:val="0"/>
+          <w:sz w:val="24"/>
+          <w:szCs w:val="24"/>
+        </w:rPr>
+        <w:t xml:space="preserve"> </w:t>
+      </w:r>
+      <w:proofErr w:type="spellStart"/>
+      <w:r>
+        <w:rPr>
+          <w:i w:val="0"/>
+          <w:iCs w:val="0"/>
+          <w:sz w:val="24"/>
+          <w:szCs w:val="24"/>
+        </w:rPr>
+        <w:t>dzieje</w:t>
+      </w:r>
+      <w:proofErr w:type="spellEnd"/>
+    </w:p>
+    <w:p>
+      <w:pPr>
+        <w:pStyle w:val="Compact"/>
+        <w:numPr>
+          <w:ilvl w:val="0"/>
+          <w:numId w:val="13"/>
+        </w:numPr>
+        <w:rPr>
+          <w:rFonts w:asciiTheme="majorHAnsi" w:hAnsiTheme="majorHAnsi" w:cstheme="majorHAnsi"/>
+          <w:lang w:val="pl-PL"/>
+        </w:rPr>
+      </w:pPr>
+      <w:r>
+        <w:rPr>
+          <w:rFonts w:asciiTheme="majorHAnsi" w:hAnsiTheme="majorHAnsi" w:cstheme="majorHAnsi"/>
+          <w:lang w:val="pl-PL"/>
+        </w:rPr>
+        <w:t xml:space="preserve">Sekrety nie są przechowywane w </w:t>
+      </w:r>
+      <w:proofErr w:type="spellStart"/>
+      <w:proofErr w:type="gramStart"/>
+      <w:r>
+        <w:rPr>
+          <w:rStyle w:val="VerbatimChar"/>
+          <w:rFonts w:asciiTheme="majorHAnsi" w:hAnsiTheme="majorHAnsi" w:cstheme="majorHAnsi"/>
+          <w:lang w:val="pl-PL"/>
+        </w:rPr>
+        <w:t>values.yaml</w:t>
+      </w:r>
+      <w:proofErr w:type="spellEnd"/>
+      <w:proofErr w:type="gramEnd"/>
+    </w:p>
+    <w:p>
+      <w:pPr>
+        <w:pStyle w:val="Compact"/>
+        <w:numPr>
+          <w:ilvl w:val="0"/>
+          <w:numId w:val="13"/>
+        </w:numPr>
+        <w:rPr>
+          <w:rFonts w:asciiTheme="majorHAnsi" w:hAnsiTheme="majorHAnsi" w:cstheme="majorHAnsi"/>
+          <w:lang w:val="pl-PL"/>
+        </w:rPr>
+      </w:pPr>
+      <w:r>
+        <w:rPr>
+          <w:rFonts w:asciiTheme="majorHAnsi" w:hAnsiTheme="majorHAnsi" w:cstheme="majorHAnsi"/>
+          <w:lang w:val="pl-PL"/>
+        </w:rPr>
+        <w:t xml:space="preserve">Sekrety pochodzą z lokalnego </w:t>
+      </w:r>
+      <w:proofErr w:type="gramStart"/>
+      <w:r>
+        <w:rPr>
+          <w:rFonts w:asciiTheme="majorHAnsi" w:hAnsiTheme="majorHAnsi" w:cstheme="majorHAnsi"/>
+          <w:lang w:val="pl-PL"/>
+        </w:rPr>
+        <w:t xml:space="preserve">pliku </w:t>
+      </w:r>
+      <w:r>
+        <w:rPr>
+          <w:rStyle w:val="VerbatimChar"/>
+          <w:rFonts w:asciiTheme="majorHAnsi" w:hAnsiTheme="majorHAnsi" w:cstheme="majorHAnsi"/>
+          <w:lang w:val="pl-PL"/>
+        </w:rPr>
+        <w:t>.</w:t>
+      </w:r>
+      <w:proofErr w:type="spellStart"/>
+      <w:r>
+        <w:rPr>
+          <w:rStyle w:val="VerbatimChar"/>
+          <w:rFonts w:asciiTheme="majorHAnsi" w:hAnsiTheme="majorHAnsi" w:cstheme="majorHAnsi"/>
+          <w:lang w:val="pl-PL"/>
+        </w:rPr>
+        <w:t>env</w:t>
+      </w:r>
+      <w:proofErr w:type="spellEnd"/>
+      <w:proofErr w:type="gramEnd"/>
+    </w:p>
+    <w:p>
+      <w:pPr>
+        <w:pStyle w:val="Compact"/>
+        <w:numPr>
+          <w:ilvl w:val="0"/>
+          <w:numId w:val="13"/>
+        </w:numPr>
+        <w:rPr>
+          <w:rFonts w:asciiTheme="majorHAnsi" w:hAnsiTheme="majorHAnsi" w:cstheme="majorHAnsi"/>
+        </w:rPr>
+      </w:pPr>
+      <w:proofErr w:type="spellStart"/>
+      <w:r>
+        <w:rPr>
+          <w:rFonts w:asciiTheme="majorHAnsi" w:hAnsiTheme="majorHAnsi" w:cstheme="majorHAnsi"/>
+        </w:rPr>
+        <w:t>Sekrety</w:t>
+      </w:r>
+      <w:proofErr w:type="spellEnd"/>
+      <w:r>
+        <w:rPr>
+          <w:rFonts w:asciiTheme="majorHAnsi" w:hAnsiTheme="majorHAnsi" w:cstheme="majorHAnsi"/>
+        </w:rPr>
+        <w:t xml:space="preserve"> Kubernetes </w:t>
+      </w:r>
+      <w:proofErr w:type="spellStart"/>
+      <w:r>
+        <w:rPr>
+          <w:rFonts w:asciiTheme="majorHAnsi" w:hAnsiTheme="majorHAnsi" w:cstheme="majorHAnsi"/>
+        </w:rPr>
+        <w:t>są</w:t>
+      </w:r>
+      <w:proofErr w:type="spellEnd"/>
+      <w:r>
+        <w:rPr>
+          <w:rFonts w:asciiTheme="majorHAnsi" w:hAnsiTheme="majorHAnsi" w:cstheme="majorHAnsi"/>
+        </w:rPr>
+        <w:t xml:space="preserve"> </w:t>
+      </w:r>
+      <w:proofErr w:type="spellStart"/>
+      <w:r>
+        <w:rPr>
+          <w:rFonts w:asciiTheme="majorHAnsi" w:hAnsiTheme="majorHAnsi" w:cstheme="majorHAnsi"/>
+        </w:rPr>
+        <w:t>tworzone</w:t>
+      </w:r>
+      <w:proofErr w:type="spellEnd"/>
+      <w:r>
+        <w:rPr>
+          <w:rFonts w:asciiTheme="majorHAnsi" w:hAnsiTheme="majorHAnsi" w:cstheme="majorHAnsi"/>
+        </w:rPr>
+        <w:t xml:space="preserve"> </w:t>
+      </w:r>
+      <w:proofErr w:type="spellStart"/>
+      <w:r>
+        <w:rPr>
+          <w:rFonts w:asciiTheme="majorHAnsi" w:hAnsiTheme="majorHAnsi" w:cstheme="majorHAnsi"/>
+        </w:rPr>
+        <w:t>imperatywnie</w:t>
+      </w:r>
+      <w:proofErr w:type="spellEnd"/>
+    </w:p>
+    <w:p>
+      <w:pPr>
+        <w:pStyle w:val="Compact"/>
+        <w:numPr>
+          <w:ilvl w:val="0"/>
+          <w:numId w:val="13"/>
+        </w:numPr>
+        <w:rPr>
+          <w:lang w:val="pl-PL"/>
+        </w:rPr>
+      </w:pPr>
+      <w:proofErr w:type="spellStart"/>
+      <w:r>
+        <w:rPr>
+          <w:rFonts w:asciiTheme="majorHAnsi" w:hAnsiTheme="majorHAnsi" w:cstheme="majorHAnsi"/>
+          <w:lang w:val="pl-PL"/>
+        </w:rPr>
+        <w:t>Helm</w:t>
+      </w:r>
+      <w:proofErr w:type="spellEnd"/>
+      <w:r>
+        <w:rPr>
+          <w:rFonts w:asciiTheme="majorHAnsi" w:hAnsiTheme="majorHAnsi" w:cstheme="majorHAnsi"/>
+          <w:lang w:val="pl-PL"/>
+        </w:rPr>
+        <w:t xml:space="preserve"> jedynie odwołuje się do sekretu po nazwie</w:t>
+      </w:r>
+    </w:p>
+    <w:p>
+      <w:pPr>
+        <w:pStyle w:val="Heading4"/>
+      </w:pPr>
+      <w:bookmarkStart w:id="13" w:name="kroki-3"/>
+      <w:bookmarkEnd w:id="12"/>
+      <w:r>
+        <w:t>Kroki</w:t>
+      </w:r>
+    </w:p>
+    <w:p>
+      <w:pPr>
+        <w:numPr>
+          <w:ilvl w:val="0"/>
+          <w:numId w:val="21"/>
+        </w:numPr>
+        <w:spacing w:line="240" w:lineRule="auto"/>
+      </w:pPr>
+      <w:proofErr w:type="spellStart"/>
+      <w:r>
+        <w:t>Sprawdź</w:t>
+      </w:r>
+      <w:proofErr w:type="spellEnd"/>
+      <w:r>
+        <w:t xml:space="preserve"> </w:t>
+      </w:r>
+      <w:proofErr w:type="spellStart"/>
+      <w:r>
+        <w:t>logikę</w:t>
+      </w:r>
+      <w:proofErr w:type="spellEnd"/>
+      <w:r>
+        <w:t xml:space="preserve"> </w:t>
+      </w:r>
+      <w:proofErr w:type="spellStart"/>
+      <w:r>
+        <w:t>aplikacji</w:t>
+      </w:r>
+      <w:proofErr w:type="spellEnd"/>
+      <w:r>
+        <w:t>:</w:t>
+      </w:r>
+    </w:p>
     <w:p>
       <w:pPr>
         <w:pStyle w:val="SourceCode"/>
@@ -3122,25 +3561,23 @@
       <w:proofErr w:type="spellStart"/>
       <w:r>
         <w:rPr>
-          <w:rStyle w:val="ExtensionTok"/>
-        </w:rPr>
-        <w:t>kubectl</w:t>
-      </w:r>
-      <w:proofErr w:type="spellEnd"/>
-      <w:r>
-        <w:rPr>
           <w:rStyle w:val="NormalTok"/>
         </w:rPr>
-        <w:t xml:space="preserve"> get </w:t>
-      </w:r>
-      <w:proofErr w:type="spellStart"/>
+        <w:t>has_secret</w:t>
+      </w:r>
+      <w:proofErr w:type="spellEnd"/>
       <w:r>
         <w:rPr>
           <w:rStyle w:val="NormalTok"/>
         </w:rPr>
-        <w:t>configmap</w:t>
-      </w:r>
-      <w:proofErr w:type="spellEnd"/>
+        <w:t xml:space="preserve"> </w:t>
+      </w:r>
+      <w:r>
+        <w:rPr>
+          <w:rStyle w:val="OperatorTok"/>
+        </w:rPr>
+        <w:t>=</w:t>
+      </w:r>
       <w:r>
         <w:rPr>
           <w:rStyle w:val="NormalTok"/>
@@ -3148,82 +3585,62 @@
         <w:t xml:space="preserve"> </w:t>
       </w:r>
       <w:proofErr w:type="spellStart"/>
+      <w:proofErr w:type="gramStart"/>
       <w:r>
         <w:rPr>
           <w:rStyle w:val="NormalTok"/>
         </w:rPr>
-        <w:t>kube</w:t>
-      </w:r>
-      <w:proofErr w:type="spellEnd"/>
+        <w:t>os.getenv</w:t>
+      </w:r>
+      <w:proofErr w:type="spellEnd"/>
+      <w:proofErr w:type="gramEnd"/>
       <w:r>
         <w:rPr>
           <w:rStyle w:val="NormalTok"/>
         </w:rPr>
-        <w:t xml:space="preserve">-lab-lab </w:t>
-      </w:r>
-      <w:r>
-        <w:rPr>
-          <w:rStyle w:val="AttributeTok"/>
-        </w:rPr>
-        <w:t>-n</w:t>
+        <w:t>(</w:t>
+      </w:r>
+      <w:r>
+        <w:rPr>
+          <w:rStyle w:val="StringTok"/>
+        </w:rPr>
+        <w:t>"API_KEY"</w:t>
       </w:r>
       <w:r>
         <w:rPr>
           <w:rStyle w:val="NormalTok"/>
         </w:rPr>
+        <w:t xml:space="preserve">) </w:t>
+      </w:r>
+      <w:r>
+        <w:rPr>
+          <w:rStyle w:val="KeywordTok"/>
+        </w:rPr>
+        <w:t>is</w:t>
+      </w:r>
+      <w:r>
+        <w:rPr>
+          <w:rStyle w:val="NormalTok"/>
+        </w:rPr>
         <w:t xml:space="preserve"> </w:t>
       </w:r>
-      <w:proofErr w:type="spellStart"/>
+      <w:r>
+        <w:rPr>
+          <w:rStyle w:val="KeywordTok"/>
+        </w:rPr>
+        <w:t>not</w:t>
+      </w:r>
       <w:r>
         <w:rPr>
           <w:rStyle w:val="NormalTok"/>
         </w:rPr>
-        <w:t>kube</w:t>
-      </w:r>
-      <w:proofErr w:type="spellEnd"/>
-      <w:r>
-        <w:rPr>
-          <w:rStyle w:val="NormalTok"/>
-        </w:rPr>
-        <w:t xml:space="preserve">-lab </w:t>
-      </w:r>
-      <w:r>
-        <w:rPr>
-          <w:rStyle w:val="AttributeTok"/>
-        </w:rPr>
-        <w:t>-o</w:t>
-      </w:r>
-      <w:r>
-        <w:rPr>
-          <w:rStyle w:val="NormalTok"/>
-        </w:rPr>
         <w:t xml:space="preserve"> </w:t>
       </w:r>
-      <w:proofErr w:type="spellStart"/>
-      <w:r>
-        <w:rPr>
-          <w:rStyle w:val="NormalTok"/>
-        </w:rPr>
-        <w:t>yaml</w:t>
-      </w:r>
-      <w:proofErr w:type="spellEnd"/>
-    </w:p>
-    <w:p>
-      <w:pPr>
-        <w:numPr>
-          <w:ilvl w:val="0"/>
-          <w:numId w:val="20"/>
-        </w:numPr>
-        <w:spacing w:line="240" w:lineRule="auto"/>
-        <w:rPr>
-          <w:lang w:val="pl-PL"/>
-        </w:rPr>
-      </w:pPr>
-      <w:r>
-        <w:rPr>
-          <w:lang w:val="pl-PL"/>
-        </w:rPr>
-        <w:t>Zweryfikuj zachowanie w czasie działania:</w:t>
+      <w:r>
+        <w:rPr>
+          <w:rStyle w:val="VariableTok"/>
+        </w:rPr>
+        <w:t>None</w:t>
       </w:r>
     </w:p>
     <w:p>
@@ -3233,307 +3650,78 @@
           <w:numId w:val="10"/>
         </w:numPr>
         <w:spacing w:line="240" w:lineRule="auto"/>
-        <w:rPr>
-          <w:lang w:val="pl-PL"/>
-        </w:rPr>
-      </w:pPr>
-      <w:r>
-        <w:rPr>
-          <w:lang w:val="pl-PL"/>
-        </w:rPr>
-        <w:t>Odśwież stronę aplikacji w przeglądarce i obserwuj powitanie.</w:t>
+      </w:pPr>
+      <w:proofErr w:type="spellStart"/>
+      <w:r>
+        <w:t>Zwróć</w:t>
+      </w:r>
+      <w:proofErr w:type="spellEnd"/>
+      <w:r>
+        <w:t xml:space="preserve"> </w:t>
+      </w:r>
+      <w:proofErr w:type="spellStart"/>
+      <w:r>
+        <w:t>uwagę</w:t>
+      </w:r>
+      <w:proofErr w:type="spellEnd"/>
+      <w:r>
+        <w:t>:</w:t>
       </w:r>
     </w:p>
     <w:p>
       <w:pPr>
-        <w:pStyle w:val="Heading3"/>
-        <w:rPr>
-          <w:sz w:val="28"/>
-          <w:szCs w:val="28"/>
-        </w:rPr>
-      </w:pPr>
-      <w:bookmarkStart w:id="11" w:name="sekrety-wrażliwa-konfiguracja"/>
-      <w:bookmarkEnd w:id="8"/>
-      <w:bookmarkEnd w:id="10"/>
-      <w:r>
-        <w:rPr>
-          <w:sz w:val="28"/>
-          <w:szCs w:val="28"/>
-        </w:rPr>
-        <w:lastRenderedPageBreak/>
-        <w:t xml:space="preserve">3.2 </w:t>
-      </w:r>
-      <w:proofErr w:type="spellStart"/>
-      <w:r>
-        <w:rPr>
-          <w:sz w:val="28"/>
-          <w:szCs w:val="28"/>
-        </w:rPr>
-        <w:t>Sekrety</w:t>
+        <w:pStyle w:val="Compact"/>
+        <w:numPr>
+          <w:ilvl w:val="1"/>
+          <w:numId w:val="13"/>
+        </w:numPr>
+      </w:pPr>
+      <w:proofErr w:type="spellStart"/>
+      <w:r>
+        <w:t>Aplikacja</w:t>
+      </w:r>
+      <w:proofErr w:type="spellEnd"/>
+      <w:r>
+        <w:t xml:space="preserve"> </w:t>
+      </w:r>
+      <w:proofErr w:type="spellStart"/>
+      <w:r>
+        <w:t>sprawdza</w:t>
+      </w:r>
+      <w:proofErr w:type="spellEnd"/>
+      <w:r>
+        <w:t xml:space="preserve"> </w:t>
+      </w:r>
+      <w:proofErr w:type="spellStart"/>
+      <w:r>
+        <w:t>jedynie</w:t>
+      </w:r>
+      <w:proofErr w:type="spellEnd"/>
+      <w:r>
+        <w:t xml:space="preserve"> </w:t>
+      </w:r>
+      <w:proofErr w:type="spellStart"/>
+      <w:r>
+        <w:t>obecność</w:t>
       </w:r>
       <w:proofErr w:type="spellEnd"/>
     </w:p>
     <w:p>
       <w:pPr>
-        <w:pStyle w:val="FirstParagraph"/>
-        <w:rPr>
-          <w:rFonts w:asciiTheme="majorHAnsi" w:hAnsiTheme="majorHAnsi" w:cstheme="majorHAnsi"/>
-          <w:lang w:val="pl-PL"/>
-        </w:rPr>
-      </w:pPr>
-      <w:r>
-        <w:rPr>
-          <w:rFonts w:asciiTheme="majorHAnsi" w:hAnsiTheme="majorHAnsi" w:cstheme="majorHAnsi"/>
-          <w:lang w:val="pl-PL"/>
-        </w:rPr>
-        <w:t xml:space="preserve">Sekrety podążają podobnym przepływem jak </w:t>
-      </w:r>
-      <w:proofErr w:type="spellStart"/>
-      <w:r>
-        <w:rPr>
-          <w:rFonts w:asciiTheme="majorHAnsi" w:hAnsiTheme="majorHAnsi" w:cstheme="majorHAnsi"/>
-          <w:lang w:val="pl-PL"/>
-        </w:rPr>
-        <w:t>ConfigMapy</w:t>
-      </w:r>
-      <w:proofErr w:type="spellEnd"/>
-      <w:r>
-        <w:rPr>
-          <w:rFonts w:asciiTheme="majorHAnsi" w:hAnsiTheme="majorHAnsi" w:cstheme="majorHAnsi"/>
-          <w:lang w:val="pl-PL"/>
-        </w:rPr>
-        <w:t>, ale z bardziej restrykcyjnym podejściem.</w:t>
-      </w:r>
-    </w:p>
-    <w:p>
-      <w:pPr>
-        <w:pStyle w:val="Heading4"/>
-        <w:rPr>
-          <w:i w:val="0"/>
-          <w:iCs w:val="0"/>
-          <w:sz w:val="24"/>
-          <w:szCs w:val="24"/>
-        </w:rPr>
-      </w:pPr>
-      <w:bookmarkStart w:id="12" w:name="co-się-dzieje-3"/>
-      <w:r>
-        <w:rPr>
-          <w:i w:val="0"/>
-          <w:iCs w:val="0"/>
-          <w:sz w:val="24"/>
-          <w:szCs w:val="24"/>
-        </w:rPr>
-        <w:t xml:space="preserve">Co </w:t>
-      </w:r>
-      <w:proofErr w:type="spellStart"/>
-      <w:r>
-        <w:rPr>
-          <w:i w:val="0"/>
-          <w:iCs w:val="0"/>
-          <w:sz w:val="24"/>
-          <w:szCs w:val="24"/>
-        </w:rPr>
-        <w:t>się</w:t>
-      </w:r>
-      <w:proofErr w:type="spellEnd"/>
-      <w:r>
-        <w:rPr>
-          <w:i w:val="0"/>
-          <w:iCs w:val="0"/>
-          <w:sz w:val="24"/>
-          <w:szCs w:val="24"/>
-        </w:rPr>
-        <w:t xml:space="preserve"> </w:t>
-      </w:r>
-      <w:proofErr w:type="spellStart"/>
-      <w:r>
-        <w:rPr>
-          <w:i w:val="0"/>
-          <w:iCs w:val="0"/>
-          <w:sz w:val="24"/>
-          <w:szCs w:val="24"/>
-        </w:rPr>
-        <w:t>dzieje</w:t>
-      </w:r>
-      <w:proofErr w:type="spellEnd"/>
-    </w:p>
-    <w:p>
-      <w:pPr>
         <w:pStyle w:val="Compact"/>
         <w:numPr>
-          <w:ilvl w:val="0"/>
+          <w:ilvl w:val="1"/>
           <w:numId w:val="13"/>
         </w:numPr>
         <w:rPr>
-          <w:rFonts w:asciiTheme="majorHAnsi" w:hAnsiTheme="majorHAnsi" w:cstheme="majorHAnsi"/>
-          <w:lang w:val="pl-PL"/>
-        </w:rPr>
-      </w:pPr>
-      <w:r>
-        <w:rPr>
-          <w:rFonts w:asciiTheme="majorHAnsi" w:hAnsiTheme="majorHAnsi" w:cstheme="majorHAnsi"/>
-          <w:lang w:val="pl-PL"/>
-        </w:rPr>
-        <w:t xml:space="preserve">Sekrety nie są przechowywane w </w:t>
-      </w:r>
-      <w:proofErr w:type="spellStart"/>
-      <w:proofErr w:type="gramStart"/>
-      <w:r>
-        <w:rPr>
-          <w:rStyle w:val="VerbatimChar"/>
-          <w:rFonts w:asciiTheme="majorHAnsi" w:hAnsiTheme="majorHAnsi" w:cstheme="majorHAnsi"/>
-          <w:lang w:val="pl-PL"/>
-        </w:rPr>
-        <w:t>values.yaml</w:t>
-      </w:r>
-      <w:proofErr w:type="spellEnd"/>
-      <w:proofErr w:type="gramEnd"/>
-    </w:p>
-    <w:p>
-      <w:pPr>
-        <w:pStyle w:val="Compact"/>
-        <w:numPr>
-          <w:ilvl w:val="0"/>
-          <w:numId w:val="13"/>
-        </w:numPr>
-        <w:rPr>
-          <w:rFonts w:asciiTheme="majorHAnsi" w:hAnsiTheme="majorHAnsi" w:cstheme="majorHAnsi"/>
-          <w:lang w:val="pl-PL"/>
-        </w:rPr>
-      </w:pPr>
-      <w:r>
-        <w:rPr>
-          <w:rFonts w:asciiTheme="majorHAnsi" w:hAnsiTheme="majorHAnsi" w:cstheme="majorHAnsi"/>
-          <w:lang w:val="pl-PL"/>
-        </w:rPr>
-        <w:t xml:space="preserve">Sekrety pochodzą z lokalnego </w:t>
-      </w:r>
-      <w:proofErr w:type="gramStart"/>
-      <w:r>
-        <w:rPr>
-          <w:rFonts w:asciiTheme="majorHAnsi" w:hAnsiTheme="majorHAnsi" w:cstheme="majorHAnsi"/>
-          <w:lang w:val="pl-PL"/>
-        </w:rPr>
-        <w:t xml:space="preserve">pliku </w:t>
-      </w:r>
-      <w:r>
-        <w:rPr>
-          <w:rStyle w:val="VerbatimChar"/>
-          <w:rFonts w:asciiTheme="majorHAnsi" w:hAnsiTheme="majorHAnsi" w:cstheme="majorHAnsi"/>
-          <w:lang w:val="pl-PL"/>
-        </w:rPr>
-        <w:t>.</w:t>
-      </w:r>
-      <w:proofErr w:type="spellStart"/>
-      <w:r>
-        <w:rPr>
-          <w:rStyle w:val="VerbatimChar"/>
-          <w:rFonts w:asciiTheme="majorHAnsi" w:hAnsiTheme="majorHAnsi" w:cstheme="majorHAnsi"/>
-          <w:lang w:val="pl-PL"/>
-        </w:rPr>
-        <w:t>env</w:t>
-      </w:r>
-      <w:proofErr w:type="spellEnd"/>
-      <w:proofErr w:type="gramEnd"/>
-    </w:p>
-    <w:p>
-      <w:pPr>
-        <w:pStyle w:val="Compact"/>
-        <w:numPr>
-          <w:ilvl w:val="0"/>
-          <w:numId w:val="13"/>
-        </w:numPr>
-        <w:rPr>
-          <w:rFonts w:asciiTheme="majorHAnsi" w:hAnsiTheme="majorHAnsi" w:cstheme="majorHAnsi"/>
-        </w:rPr>
-      </w:pPr>
-      <w:proofErr w:type="spellStart"/>
-      <w:r>
-        <w:rPr>
-          <w:rFonts w:asciiTheme="majorHAnsi" w:hAnsiTheme="majorHAnsi" w:cstheme="majorHAnsi"/>
-        </w:rPr>
-        <w:t>Sekrety</w:t>
-      </w:r>
-      <w:proofErr w:type="spellEnd"/>
-      <w:r>
-        <w:rPr>
-          <w:rFonts w:asciiTheme="majorHAnsi" w:hAnsiTheme="majorHAnsi" w:cstheme="majorHAnsi"/>
-        </w:rPr>
-        <w:t xml:space="preserve"> Kubernetes </w:t>
-      </w:r>
-      <w:proofErr w:type="spellStart"/>
-      <w:r>
-        <w:rPr>
-          <w:rFonts w:asciiTheme="majorHAnsi" w:hAnsiTheme="majorHAnsi" w:cstheme="majorHAnsi"/>
-        </w:rPr>
-        <w:t>są</w:t>
-      </w:r>
-      <w:proofErr w:type="spellEnd"/>
-      <w:r>
-        <w:rPr>
-          <w:rFonts w:asciiTheme="majorHAnsi" w:hAnsiTheme="majorHAnsi" w:cstheme="majorHAnsi"/>
-        </w:rPr>
-        <w:t xml:space="preserve"> </w:t>
-      </w:r>
-      <w:proofErr w:type="spellStart"/>
-      <w:r>
-        <w:rPr>
-          <w:rFonts w:asciiTheme="majorHAnsi" w:hAnsiTheme="majorHAnsi" w:cstheme="majorHAnsi"/>
-        </w:rPr>
-        <w:t>tworzone</w:t>
-      </w:r>
-      <w:proofErr w:type="spellEnd"/>
-      <w:r>
-        <w:rPr>
-          <w:rFonts w:asciiTheme="majorHAnsi" w:hAnsiTheme="majorHAnsi" w:cstheme="majorHAnsi"/>
-        </w:rPr>
-        <w:t xml:space="preserve"> </w:t>
-      </w:r>
-      <w:proofErr w:type="spellStart"/>
-      <w:r>
-        <w:rPr>
-          <w:rFonts w:asciiTheme="majorHAnsi" w:hAnsiTheme="majorHAnsi" w:cstheme="majorHAnsi"/>
-        </w:rPr>
-        <w:t>imperatywnie</w:t>
-      </w:r>
-      <w:proofErr w:type="spellEnd"/>
-    </w:p>
-    <w:p>
-      <w:pPr>
-        <w:pStyle w:val="Compact"/>
-        <w:numPr>
-          <w:ilvl w:val="0"/>
-          <w:numId w:val="13"/>
-        </w:numPr>
-        <w:rPr>
-          <w:lang w:val="pl-PL"/>
-        </w:rPr>
-      </w:pPr>
-      <w:proofErr w:type="spellStart"/>
-      <w:r>
-        <w:rPr>
-          <w:rFonts w:asciiTheme="majorHAnsi" w:hAnsiTheme="majorHAnsi" w:cstheme="majorHAnsi"/>
-          <w:lang w:val="pl-PL"/>
-        </w:rPr>
-        <w:t>Helm</w:t>
-      </w:r>
-      <w:proofErr w:type="spellEnd"/>
-      <w:r>
-        <w:rPr>
-          <w:rFonts w:asciiTheme="majorHAnsi" w:hAnsiTheme="majorHAnsi" w:cstheme="majorHAnsi"/>
-          <w:lang w:val="pl-PL"/>
-        </w:rPr>
-        <w:t xml:space="preserve"> jedynie odwołuje się do sekretu po nazwie</w:t>
-      </w:r>
-    </w:p>
-    <w:p>
-      <w:pPr>
-        <w:pStyle w:val="Heading4"/>
-      </w:pPr>
-      <w:bookmarkStart w:id="13" w:name="kroki-3"/>
-      <w:bookmarkEnd w:id="12"/>
-      <w:r>
-        <w:t>Kroki</w:t>
+          <w:lang w:val="pl-PL"/>
+        </w:rPr>
+      </w:pPr>
+      <w:r>
+        <w:rPr>
+          <w:lang w:val="pl-PL"/>
+        </w:rPr>
+        <w:t>Wartość sekretu nigdy nie jest ujawniana</w:t>
       </w:r>
     </w:p>
     <w:p>
@@ -3554,7 +3742,24 @@
       </w:r>
       <w:proofErr w:type="spellStart"/>
       <w:r>
-        <w:t>logikę</w:t>
+        <w:t>wartości</w:t>
+      </w:r>
+      <w:proofErr w:type="spellEnd"/>
+      <w:r>
+        <w:t xml:space="preserve"> Helm:</w:t>
+      </w:r>
+    </w:p>
+    <w:p>
+      <w:pPr>
+        <w:numPr>
+          <w:ilvl w:val="0"/>
+          <w:numId w:val="10"/>
+        </w:numPr>
+        <w:spacing w:line="240" w:lineRule="auto"/>
+      </w:pPr>
+      <w:proofErr w:type="spellStart"/>
+      <w:r>
+        <w:t>Otwórz</w:t>
       </w:r>
       <w:proofErr w:type="spellEnd"/>
       <w:r>
@@ -3562,7 +3767,54 @@
       </w:r>
       <w:proofErr w:type="spellStart"/>
       <w:r>
-        <w:t>aplikacji</w:t>
+        <w:rPr>
+          <w:rStyle w:val="VerbatimChar"/>
+        </w:rPr>
+        <w:t>devops</w:t>
+      </w:r>
+      <w:proofErr w:type="spellEnd"/>
+      <w:r>
+        <w:rPr>
+          <w:rStyle w:val="VerbatimChar"/>
+        </w:rPr>
+        <w:t>/</w:t>
+      </w:r>
+      <w:proofErr w:type="spellStart"/>
+      <w:r>
+        <w:rPr>
+          <w:rStyle w:val="VerbatimChar"/>
+        </w:rPr>
+        <w:t>kube</w:t>
+      </w:r>
+      <w:proofErr w:type="spellEnd"/>
+      <w:r>
+        <w:rPr>
+          <w:rStyle w:val="VerbatimChar"/>
+        </w:rPr>
+        <w:t>-lab/</w:t>
+      </w:r>
+      <w:proofErr w:type="spellStart"/>
+      <w:r>
+        <w:rPr>
+          <w:rStyle w:val="VerbatimChar"/>
+        </w:rPr>
+        <w:t>values.yaml</w:t>
+      </w:r>
+      <w:proofErr w:type="spellEnd"/>
+      <w:r>
+        <w:t xml:space="preserve"> </w:t>
+      </w:r>
+      <w:proofErr w:type="spellStart"/>
+      <w:r>
+        <w:t>i</w:t>
+      </w:r>
+      <w:proofErr w:type="spellEnd"/>
+      <w:r>
+        <w:t xml:space="preserve"> </w:t>
+      </w:r>
+      <w:proofErr w:type="spellStart"/>
+      <w:r>
+        <w:t>znajdź</w:t>
       </w:r>
       <w:proofErr w:type="spellEnd"/>
       <w:r>
@@ -3580,86 +3832,78 @@
       <w:proofErr w:type="spellStart"/>
       <w:r>
         <w:rPr>
-          <w:rStyle w:val="NormalTok"/>
-        </w:rPr>
-        <w:t>has_secret</w:t>
-      </w:r>
-      <w:proofErr w:type="spellEnd"/>
-      <w:r>
-        <w:rPr>
-          <w:rStyle w:val="NormalTok"/>
+          <w:rStyle w:val="FunctionTok"/>
+        </w:rPr>
+        <w:t>api</w:t>
+      </w:r>
+      <w:proofErr w:type="spellEnd"/>
+      <w:r>
+        <w:rPr>
+          <w:rStyle w:val="KeywordTok"/>
+        </w:rPr>
+        <w:t>:</w:t>
+      </w:r>
+      <w:r>
+        <w:br/>
+      </w:r>
+      <w:r>
+        <w:rPr>
+          <w:rStyle w:val="AttributeTok"/>
+        </w:rPr>
+        <w:t xml:space="preserve">  </w:t>
+      </w:r>
+      <w:r>
+        <w:rPr>
+          <w:rStyle w:val="FunctionTok"/>
+        </w:rPr>
+        <w:t>secret</w:t>
+      </w:r>
+      <w:r>
+        <w:rPr>
+          <w:rStyle w:val="KeywordTok"/>
+        </w:rPr>
+        <w:t>:</w:t>
+      </w:r>
+      <w:r>
+        <w:br/>
+      </w:r>
+      <w:r>
+        <w:rPr>
+          <w:rStyle w:val="AttributeTok"/>
+        </w:rPr>
+        <w:t xml:space="preserve">    </w:t>
+      </w:r>
+      <w:r>
+        <w:rPr>
+          <w:rStyle w:val="FunctionTok"/>
+        </w:rPr>
+        <w:t>name</w:t>
+      </w:r>
+      <w:r>
+        <w:rPr>
+          <w:rStyle w:val="KeywordTok"/>
+        </w:rPr>
+        <w:t>:</w:t>
+      </w:r>
+      <w:r>
+        <w:rPr>
+          <w:rStyle w:val="AttributeTok"/>
         </w:rPr>
         <w:t xml:space="preserve"> </w:t>
       </w:r>
-      <w:r>
-        <w:rPr>
-          <w:rStyle w:val="OperatorTok"/>
-        </w:rPr>
-        <w:t>=</w:t>
-      </w:r>
-      <w:r>
-        <w:rPr>
-          <w:rStyle w:val="NormalTok"/>
-        </w:rPr>
-        <w:t xml:space="preserve"> </w:t>
-      </w:r>
-      <w:proofErr w:type="spellStart"/>
-      <w:proofErr w:type="gramStart"/>
-      <w:r>
-        <w:rPr>
-          <w:rStyle w:val="NormalTok"/>
-        </w:rPr>
-        <w:t>os.getenv</w:t>
-      </w:r>
-      <w:proofErr w:type="spellEnd"/>
-      <w:proofErr w:type="gramEnd"/>
-      <w:r>
-        <w:rPr>
-          <w:rStyle w:val="NormalTok"/>
-        </w:rPr>
-        <w:t>(</w:t>
-      </w:r>
-      <w:r>
-        <w:rPr>
-          <w:rStyle w:val="StringTok"/>
-        </w:rPr>
-        <w:t>"API_KEY"</w:t>
-      </w:r>
-      <w:r>
-        <w:rPr>
-          <w:rStyle w:val="NormalTok"/>
-        </w:rPr>
-        <w:t xml:space="preserve">) </w:t>
-      </w:r>
-      <w:r>
-        <w:rPr>
-          <w:rStyle w:val="KeywordTok"/>
-        </w:rPr>
-        <w:t>is</w:t>
-      </w:r>
-      <w:r>
-        <w:rPr>
-          <w:rStyle w:val="NormalTok"/>
-        </w:rPr>
-        <w:t xml:space="preserve"> </w:t>
-      </w:r>
-      <w:r>
-        <w:rPr>
-          <w:rStyle w:val="KeywordTok"/>
-        </w:rPr>
-        <w:t>not</w:t>
-      </w:r>
-      <w:r>
-        <w:rPr>
-          <w:rStyle w:val="NormalTok"/>
-        </w:rPr>
-        <w:t xml:space="preserve"> </w:t>
-      </w:r>
-      <w:r>
-        <w:rPr>
-          <w:rStyle w:val="VariableTok"/>
-        </w:rPr>
-        <w:t>None</w:t>
+      <w:proofErr w:type="spellStart"/>
+      <w:r>
+        <w:rPr>
+          <w:rStyle w:val="AttributeTok"/>
+        </w:rPr>
+        <w:t>api</w:t>
+      </w:r>
+      <w:proofErr w:type="spellEnd"/>
+      <w:r>
+        <w:rPr>
+          <w:rStyle w:val="AttributeTok"/>
+        </w:rPr>
+        <w:t>-secret</w:t>
       </w:r>
     </w:p>
     <w:p>
@@ -3695,9 +3939,20 @@
           <w:numId w:val="13"/>
         </w:numPr>
       </w:pPr>
-      <w:proofErr w:type="spellStart"/>
-      <w:r>
-        <w:t>Aplikacja</w:t>
+      <w:r>
+        <w:t xml:space="preserve">Helm </w:t>
+      </w:r>
+      <w:proofErr w:type="spellStart"/>
+      <w:r>
+        <w:t>wie</w:t>
+      </w:r>
+      <w:proofErr w:type="spellEnd"/>
+      <w:r>
+        <w:t xml:space="preserve">, </w:t>
+      </w:r>
+      <w:proofErr w:type="spellStart"/>
+      <w:r>
+        <w:t>którego</w:t>
       </w:r>
       <w:proofErr w:type="spellEnd"/>
       <w:r>
@@ -3705,7 +3960,7 @@
       </w:r>
       <w:proofErr w:type="spellStart"/>
       <w:r>
-        <w:t>sprawdza</w:t>
+        <w:t>sekretu</w:t>
       </w:r>
       <w:proofErr w:type="spellEnd"/>
       <w:r>
@@ -3713,15 +3968,7 @@
       </w:r>
       <w:proofErr w:type="spellStart"/>
       <w:r>
-        <w:t>jedynie</w:t>
-      </w:r>
-      <w:proofErr w:type="spellEnd"/>
-      <w:r>
-        <w:t xml:space="preserve"> </w:t>
-      </w:r>
-      <w:proofErr w:type="spellStart"/>
-      <w:r>
-        <w:t>obecność</w:t>
+        <w:t>użyć</w:t>
       </w:r>
       <w:proofErr w:type="spellEnd"/>
     </w:p>
@@ -3732,16 +3979,39 @@
           <w:ilvl w:val="1"/>
           <w:numId w:val="13"/>
         </w:numPr>
-        <w:rPr>
-          <w:lang w:val="pl-PL"/>
-        </w:rPr>
-      </w:pPr>
-      <w:r>
-        <w:rPr>
-          <w:lang w:val="pl-PL"/>
-        </w:rPr>
-        <w:t>Wartość sekretu nigdy nie jest ujawniana</w:t>
-      </w:r>
+      </w:pPr>
+      <w:r>
+        <w:t xml:space="preserve">Helm </w:t>
+      </w:r>
+      <w:proofErr w:type="spellStart"/>
+      <w:r>
+        <w:t>nie</w:t>
+      </w:r>
+      <w:proofErr w:type="spellEnd"/>
+      <w:r>
+        <w:t xml:space="preserve"> </w:t>
+      </w:r>
+      <w:proofErr w:type="spellStart"/>
+      <w:r>
+        <w:t>zna</w:t>
+      </w:r>
+      <w:proofErr w:type="spellEnd"/>
+      <w:r>
+        <w:t xml:space="preserve"> </w:t>
+      </w:r>
+      <w:proofErr w:type="spellStart"/>
+      <w:r>
+        <w:t>wartości</w:t>
+      </w:r>
+      <w:proofErr w:type="spellEnd"/>
+      <w:r>
+        <w:t xml:space="preserve"> </w:t>
+      </w:r>
+      <w:proofErr w:type="spellStart"/>
+      <w:r>
+        <w:t>sekretu</w:t>
+      </w:r>
+      <w:proofErr w:type="spellEnd"/>
     </w:p>
     <w:p>
       <w:pPr>
@@ -3750,22 +4020,15 @@
           <w:numId w:val="21"/>
         </w:numPr>
         <w:spacing w:line="240" w:lineRule="auto"/>
-      </w:pPr>
-      <w:proofErr w:type="spellStart"/>
-      <w:r>
-        <w:t>Sprawdź</w:t>
-      </w:r>
-      <w:proofErr w:type="spellEnd"/>
-      <w:r>
-        <w:t xml:space="preserve"> </w:t>
-      </w:r>
-      <w:proofErr w:type="spellStart"/>
-      <w:r>
-        <w:t>wartości</w:t>
-      </w:r>
-      <w:proofErr w:type="spellEnd"/>
-      <w:r>
-        <w:t xml:space="preserve"> Helm:</w:t>
+        <w:rPr>
+          <w:lang w:val="pl-PL"/>
+        </w:rPr>
+      </w:pPr>
+      <w:r>
+        <w:rPr>
+          <w:lang w:val="pl-PL"/>
+        </w:rPr>
+        <w:t>Sprawdź, jak Deployment odwołuje się do sekretu:</w:t>
       </w:r>
     </w:p>
     <w:p>
@@ -3810,14 +4073,14 @@
         <w:rPr>
           <w:rStyle w:val="VerbatimChar"/>
         </w:rPr>
-        <w:t>-lab/</w:t>
+        <w:t>-lab/templates/</w:t>
       </w:r>
       <w:proofErr w:type="spellStart"/>
       <w:r>
         <w:rPr>
           <w:rStyle w:val="VerbatimChar"/>
         </w:rPr>
-        <w:t>values.yaml</w:t>
+        <w:t>deployment.yaml</w:t>
       </w:r>
       <w:proofErr w:type="spellEnd"/>
       <w:r>
@@ -3853,76 +4116,322 @@
         <w:rPr>
           <w:rStyle w:val="FunctionTok"/>
         </w:rPr>
+        <w:t>envFrom</w:t>
+      </w:r>
+      <w:proofErr w:type="spellEnd"/>
+      <w:r>
+        <w:rPr>
+          <w:rStyle w:val="KeywordTok"/>
+        </w:rPr>
+        <w:t>:</w:t>
+      </w:r>
+      <w:r>
+        <w:br/>
+      </w:r>
+      <w:r>
+        <w:rPr>
+          <w:rStyle w:val="AttributeTok"/>
+        </w:rPr>
+        <w:t xml:space="preserve">  </w:t>
+      </w:r>
+      <w:r>
+        <w:rPr>
+          <w:rStyle w:val="KeywordTok"/>
+        </w:rPr>
+        <w:t>-</w:t>
+      </w:r>
+      <w:r>
+        <w:rPr>
+          <w:rStyle w:val="AttributeTok"/>
+        </w:rPr>
+        <w:t xml:space="preserve"> </w:t>
+      </w:r>
+      <w:proofErr w:type="spellStart"/>
+      <w:r>
+        <w:rPr>
+          <w:rStyle w:val="FunctionTok"/>
+        </w:rPr>
+        <w:t>configMapRef</w:t>
+      </w:r>
+      <w:proofErr w:type="spellEnd"/>
+      <w:r>
+        <w:rPr>
+          <w:rStyle w:val="KeywordTok"/>
+        </w:rPr>
+        <w:t>:</w:t>
+      </w:r>
+      <w:r>
+        <w:br/>
+      </w:r>
+      <w:r>
+        <w:rPr>
+          <w:rStyle w:val="AttributeTok"/>
+        </w:rPr>
+        <w:t xml:space="preserve">      </w:t>
+      </w:r>
+      <w:r>
+        <w:rPr>
+          <w:rStyle w:val="FunctionTok"/>
+        </w:rPr>
+        <w:t>name</w:t>
+      </w:r>
+      <w:r>
+        <w:rPr>
+          <w:rStyle w:val="KeywordTok"/>
+        </w:rPr>
+        <w:t>:</w:t>
+      </w:r>
+      <w:r>
+        <w:rPr>
+          <w:rStyle w:val="AttributeTok"/>
+        </w:rPr>
+        <w:t xml:space="preserve"> </w:t>
+      </w:r>
+      <w:proofErr w:type="spellStart"/>
+      <w:r>
+        <w:rPr>
+          <w:rStyle w:val="AttributeTok"/>
+        </w:rPr>
+        <w:t>kube</w:t>
+      </w:r>
+      <w:proofErr w:type="spellEnd"/>
+      <w:r>
+        <w:rPr>
+          <w:rStyle w:val="AttributeTok"/>
+        </w:rPr>
+        <w:t>-</w:t>
+      </w:r>
+      <w:proofErr w:type="gramStart"/>
+      <w:r>
+        <w:rPr>
+          <w:rStyle w:val="AttributeTok"/>
+        </w:rPr>
+        <w:t>lab-lab</w:t>
+      </w:r>
+      <w:proofErr w:type="gramEnd"/>
+      <w:r>
+        <w:br/>
+      </w:r>
+      <w:r>
+        <w:rPr>
+          <w:rStyle w:val="AttributeTok"/>
+        </w:rPr>
+        <w:t xml:space="preserve">  </w:t>
+      </w:r>
+      <w:r>
+        <w:rPr>
+          <w:rStyle w:val="KeywordTok"/>
+        </w:rPr>
+        <w:t>-</w:t>
+      </w:r>
+      <w:r>
+        <w:rPr>
+          <w:rStyle w:val="AttributeTok"/>
+        </w:rPr>
+        <w:t xml:space="preserve"> </w:t>
+      </w:r>
+      <w:proofErr w:type="spellStart"/>
+      <w:r>
+        <w:rPr>
+          <w:rStyle w:val="FunctionTok"/>
+        </w:rPr>
+        <w:t>secretRef</w:t>
+      </w:r>
+      <w:proofErr w:type="spellEnd"/>
+      <w:r>
+        <w:rPr>
+          <w:rStyle w:val="KeywordTok"/>
+        </w:rPr>
+        <w:t>:</w:t>
+      </w:r>
+      <w:r>
+        <w:br/>
+      </w:r>
+      <w:r>
+        <w:rPr>
+          <w:rStyle w:val="AttributeTok"/>
+        </w:rPr>
+        <w:t xml:space="preserve">      </w:t>
+      </w:r>
+      <w:r>
+        <w:rPr>
+          <w:rStyle w:val="FunctionTok"/>
+        </w:rPr>
+        <w:t>name</w:t>
+      </w:r>
+      <w:r>
+        <w:rPr>
+          <w:rStyle w:val="KeywordTok"/>
+        </w:rPr>
+        <w:t>:</w:t>
+      </w:r>
+      <w:r>
+        <w:rPr>
+          <w:rStyle w:val="AttributeTok"/>
+        </w:rPr>
+        <w:t xml:space="preserve"> </w:t>
+      </w:r>
+      <w:proofErr w:type="spellStart"/>
+      <w:r>
+        <w:rPr>
+          <w:rStyle w:val="AttributeTok"/>
+        </w:rPr>
         <w:t>api</w:t>
       </w:r>
       <w:proofErr w:type="spellEnd"/>
       <w:r>
         <w:rPr>
-          <w:rStyle w:val="KeywordTok"/>
-        </w:rPr>
-        <w:t>:</w:t>
-      </w:r>
-      <w:r>
-        <w:br/>
-      </w:r>
-      <w:r>
-        <w:rPr>
           <w:rStyle w:val="AttributeTok"/>
         </w:rPr>
-        <w:t xml:space="preserve">  </w:t>
-      </w:r>
-      <w:r>
-        <w:rPr>
-          <w:rStyle w:val="FunctionTok"/>
-        </w:rPr>
-        <w:t>secret</w:t>
-      </w:r>
-      <w:r>
-        <w:rPr>
-          <w:rStyle w:val="KeywordTok"/>
-        </w:rPr>
-        <w:t>:</w:t>
-      </w:r>
-      <w:r>
-        <w:br/>
-      </w:r>
-      <w:r>
-        <w:rPr>
-          <w:rStyle w:val="AttributeTok"/>
-        </w:rPr>
-        <w:t xml:space="preserve">    </w:t>
-      </w:r>
-      <w:r>
-        <w:rPr>
-          <w:rStyle w:val="FunctionTok"/>
-        </w:rPr>
-        <w:t>name</w:t>
-      </w:r>
-      <w:r>
-        <w:rPr>
-          <w:rStyle w:val="KeywordTok"/>
-        </w:rPr>
-        <w:t>:</w:t>
-      </w:r>
-      <w:r>
-        <w:rPr>
-          <w:rStyle w:val="AttributeTok"/>
-        </w:rPr>
+        <w:t>-secret</w:t>
+      </w:r>
+    </w:p>
+    <w:p>
+      <w:pPr>
+        <w:numPr>
+          <w:ilvl w:val="0"/>
+          <w:numId w:val="21"/>
+        </w:numPr>
+        <w:spacing w:line="240" w:lineRule="auto"/>
+      </w:pPr>
+      <w:proofErr w:type="spellStart"/>
+      <w:r>
+        <w:t>Sprawdź</w:t>
+      </w:r>
+      <w:proofErr w:type="spellEnd"/>
+      <w:r>
         <w:t xml:space="preserve"> </w:t>
       </w:r>
       <w:proofErr w:type="spellStart"/>
       <w:r>
-        <w:rPr>
-          <w:rStyle w:val="AttributeTok"/>
-        </w:rPr>
-        <w:t>api</w:t>
-      </w:r>
-      <w:proofErr w:type="spellEnd"/>
-      <w:r>
-        <w:rPr>
-          <w:rStyle w:val="AttributeTok"/>
-        </w:rPr>
-        <w:t>-secret</w:t>
+        <w:t>sekret</w:t>
+      </w:r>
+      <w:proofErr w:type="spellEnd"/>
+      <w:r>
+        <w:t xml:space="preserve"> w Kubernetes:</w:t>
+      </w:r>
+    </w:p>
+    <w:tbl>
+      <w:tblPr>
+        <w:tblpPr w:leftFromText="180" w:rightFromText="180" w:vertAnchor="text" w:horzAnchor="page" w:tblpX="2521" w:tblpYSpec="outside"/>
+        <w:tblW w:w="0" w:type="auto"/>
+        <w:tblLook w:val="04A0" w:firstRow="1" w:lastRow="0" w:firstColumn="1" w:lastColumn="0" w:noHBand="0" w:noVBand="1"/>
+      </w:tblPr>
+      <w:tblGrid>
+        <w:gridCol w:w="8640"/>
+      </w:tblGrid>
+      <w:tr>
+        <w:tc>
+          <w:tcPr>
+            <w:tcW w:w="8640" w:type="dxa"/>
+            <w:shd w:val="clear" w:color="auto" w:fill="F3F4F6"/>
+            <w:tcMar>
+              <w:top w:w="120" w:type="dxa"/>
+              <w:left w:w="140" w:type="dxa"/>
+              <w:bottom w:w="120" w:type="dxa"/>
+              <w:right w:w="140" w:type="dxa"/>
+            </w:tcMar>
+          </w:tcPr>
+          <w:p>
+            <w:pPr>
+              <w:pStyle w:val="CodeBlock"/>
+            </w:pPr>
+            <w:proofErr w:type="spellStart"/>
+            <w:r>
+              <w:lastRenderedPageBreak/>
+              <w:t>kubectl</w:t>
+            </w:r>
+            <w:proofErr w:type="spellEnd"/>
+            <w:r>
+              <w:t xml:space="preserve"> </w:t>
+            </w:r>
+            <w:r>
+              <w:t xml:space="preserve">get secret </w:t>
+            </w:r>
+            <w:proofErr w:type="spellStart"/>
+            <w:r>
+              <w:t>api</w:t>
+            </w:r>
+            <w:proofErr w:type="spellEnd"/>
+            <w:r>
+              <w:t xml:space="preserve">-secret -n </w:t>
+            </w:r>
+            <w:proofErr w:type="spellStart"/>
+            <w:r>
+              <w:t>kube</w:t>
+            </w:r>
+            <w:proofErr w:type="spellEnd"/>
+            <w:r>
+              <w:t>-lab</w:t>
+            </w:r>
+          </w:p>
+          <w:p>
+            <w:pPr>
+              <w:pStyle w:val="CodeBlock"/>
+            </w:pPr>
+            <w:proofErr w:type="spellStart"/>
+            <w:r>
+              <w:t>kubectl</w:t>
+            </w:r>
+            <w:proofErr w:type="spellEnd"/>
+            <w:r>
+              <w:t xml:space="preserve"> </w:t>
+            </w:r>
+            <w:r>
+              <w:t xml:space="preserve">get secret </w:t>
+            </w:r>
+            <w:proofErr w:type="spellStart"/>
+            <w:r>
+              <w:t>api</w:t>
+            </w:r>
+            <w:proofErr w:type="spellEnd"/>
+            <w:r>
+              <w:t xml:space="preserve">-secret -n </w:t>
+            </w:r>
+            <w:proofErr w:type="spellStart"/>
+            <w:r>
+              <w:t>kube</w:t>
+            </w:r>
+            <w:proofErr w:type="spellEnd"/>
+            <w:r>
+              <w:t xml:space="preserve">-lab -o </w:t>
+            </w:r>
+            <w:proofErr w:type="spellStart"/>
+            <w:r>
+              <w:t>yaml</w:t>
+            </w:r>
+            <w:proofErr w:type="spellEnd"/>
+          </w:p>
+        </w:tc>
+      </w:tr>
+    </w:tbl>
+    <w:p>
+      <w:pPr>
+        <w:spacing w:line="240" w:lineRule="auto"/>
+      </w:pPr>
+    </w:p>
+    <w:p>
+      <w:pPr>
+        <w:spacing w:line="240" w:lineRule="auto"/>
+        <w:ind w:left="720"/>
+      </w:pPr>
+    </w:p>
+    <w:p>
+      <w:pPr>
+        <w:numPr>
+          <w:ilvl w:val="0"/>
+          <w:numId w:val="21"/>
+        </w:numPr>
+        <w:spacing w:line="240" w:lineRule="auto"/>
+        <w:rPr>
+          <w:lang w:val="pl-PL"/>
+        </w:rPr>
+      </w:pPr>
+      <w:r>
+        <w:rPr>
+          <w:lang w:val="pl-PL"/>
+        </w:rPr>
+        <w:t>Zweryfikuj zachowanie w czasie działania:</w:t>
       </w:r>
     </w:p>
     <w:p>
@@ -3932,23 +4441,411 @@
           <w:numId w:val="10"/>
         </w:numPr>
         <w:spacing w:line="240" w:lineRule="auto"/>
-      </w:pPr>
-      <w:proofErr w:type="spellStart"/>
-      <w:r>
-        <w:t>Zwróć</w:t>
-      </w:r>
-      <w:proofErr w:type="spellEnd"/>
-      <w:r>
+        <w:rPr>
+          <w:lang w:val="pl-PL"/>
+        </w:rPr>
+      </w:pPr>
+      <w:r>
+        <w:rPr>
+          <w:lang w:val="pl-PL"/>
+        </w:rPr>
+        <w:t xml:space="preserve">Odwiedź panel aplikacji i obserwuj sekcję </w:t>
+      </w:r>
+      <w:proofErr w:type="spellStart"/>
+      <w:r>
+        <w:rPr>
+          <w:lang w:val="pl-PL"/>
+        </w:rPr>
+        <w:t>Secrets</w:t>
+      </w:r>
+      <w:proofErr w:type="spellEnd"/>
+      <w:r>
+        <w:rPr>
+          <w:lang w:val="pl-PL"/>
+        </w:rPr>
+        <w:t>.</w:t>
+      </w:r>
+    </w:p>
+    <w:bookmarkEnd w:id="7"/>
+    <w:bookmarkEnd w:id="11"/>
+    <w:bookmarkEnd w:id="13"/>
+    <w:p>
+      <w:pPr>
+        <w:pStyle w:val="Heading2"/>
+        <w:rPr>
+          <w:rFonts w:cstheme="majorHAnsi"/>
+          <w:sz w:val="28"/>
+          <w:szCs w:val="28"/>
+          <w:lang w:val="pl-PL"/>
+        </w:rPr>
+      </w:pPr>
+      <w:r>
+        <w:rPr>
+          <w:rFonts w:cstheme="majorHAnsi"/>
+          <w:sz w:val="28"/>
+          <w:szCs w:val="28"/>
+          <w:lang w:val="pl-PL"/>
+        </w:rPr>
+        <w:t>Zadania HELM TEMPLATES AND VALUES</w:t>
+      </w:r>
+    </w:p>
+    <w:p>
+      <w:pPr>
+        <w:pStyle w:val="FirstParagraph"/>
+        <w:rPr>
+          <w:rFonts w:asciiTheme="majorHAnsi" w:hAnsiTheme="majorHAnsi" w:cstheme="majorHAnsi"/>
+          <w:lang w:val="pl-PL"/>
+        </w:rPr>
+      </w:pPr>
+      <w:r>
+        <w:rPr>
+          <w:rFonts w:asciiTheme="majorHAnsi" w:hAnsiTheme="majorHAnsi" w:cstheme="majorHAnsi"/>
+          <w:lang w:val="pl-PL"/>
+        </w:rPr>
+        <w:t xml:space="preserve">Wszystkie zmiany w tej sekcji muszą być wykonane w </w:t>
+      </w:r>
+      <w:r>
+        <w:rPr>
+          <w:rFonts w:asciiTheme="majorHAnsi" w:hAnsiTheme="majorHAnsi" w:cstheme="majorHAnsi"/>
+          <w:b/>
+          <w:bCs/>
+          <w:lang w:val="pl-PL"/>
+        </w:rPr>
+        <w:t xml:space="preserve">wartościach lub szablonach </w:t>
+      </w:r>
+      <w:proofErr w:type="spellStart"/>
+      <w:r>
+        <w:rPr>
+          <w:rFonts w:asciiTheme="majorHAnsi" w:hAnsiTheme="majorHAnsi" w:cstheme="majorHAnsi"/>
+          <w:b/>
+          <w:bCs/>
+          <w:lang w:val="pl-PL"/>
+        </w:rPr>
+        <w:t>Helm</w:t>
+      </w:r>
+      <w:proofErr w:type="spellEnd"/>
+      <w:r>
+        <w:rPr>
+          <w:rFonts w:asciiTheme="majorHAnsi" w:hAnsiTheme="majorHAnsi" w:cstheme="majorHAnsi"/>
+          <w:lang w:val="pl-PL"/>
+        </w:rPr>
+        <w:t>, o ile wyraźnie nie zaznaczono inaczej.</w:t>
+      </w:r>
+    </w:p>
+    <w:p>
+      <w:pPr>
+        <w:pStyle w:val="Heading3"/>
+        <w:rPr>
+          <w:rFonts w:cstheme="majorHAnsi"/>
+          <w:sz w:val="24"/>
+          <w:szCs w:val="24"/>
+          <w:lang w:val="pl-PL"/>
+        </w:rPr>
+      </w:pPr>
+      <w:bookmarkStart w:id="14" w:name="rozgrzewka-podstawy-wartości-helm"/>
+      <w:r>
+        <w:rPr>
+          <w:rFonts w:cstheme="majorHAnsi"/>
+          <w:sz w:val="24"/>
+          <w:szCs w:val="24"/>
+          <w:lang w:val="pl-PL"/>
+        </w:rPr>
+        <w:t xml:space="preserve">Rozgrzewka: Podstawy wartości </w:t>
+      </w:r>
+      <w:proofErr w:type="spellStart"/>
+      <w:r>
+        <w:rPr>
+          <w:rFonts w:cstheme="majorHAnsi"/>
+          <w:sz w:val="24"/>
+          <w:szCs w:val="24"/>
+          <w:lang w:val="pl-PL"/>
+        </w:rPr>
+        <w:t>Helm</w:t>
+      </w:r>
+      <w:proofErr w:type="spellEnd"/>
+    </w:p>
+    <w:p>
+      <w:pPr>
+        <w:pStyle w:val="FirstParagraph"/>
+        <w:rPr>
+          <w:rFonts w:asciiTheme="majorHAnsi" w:hAnsiTheme="majorHAnsi" w:cstheme="majorHAnsi"/>
+          <w:lang w:val="pl-PL"/>
+        </w:rPr>
+      </w:pPr>
+      <w:r>
+        <w:rPr>
+          <w:rFonts w:asciiTheme="majorHAnsi" w:hAnsiTheme="majorHAnsi" w:cstheme="majorHAnsi"/>
+          <w:lang w:val="pl-PL"/>
+        </w:rPr>
+        <w:t xml:space="preserve">Te zadania skupiają się na zapoznaniu się z wartościami </w:t>
+      </w:r>
+      <w:proofErr w:type="spellStart"/>
+      <w:r>
+        <w:rPr>
+          <w:rFonts w:asciiTheme="majorHAnsi" w:hAnsiTheme="majorHAnsi" w:cstheme="majorHAnsi"/>
+          <w:lang w:val="pl-PL"/>
+        </w:rPr>
+        <w:t>Helm</w:t>
+      </w:r>
+      <w:proofErr w:type="spellEnd"/>
+      <w:r>
+        <w:rPr>
+          <w:rFonts w:asciiTheme="majorHAnsi" w:hAnsiTheme="majorHAnsi" w:cstheme="majorHAnsi"/>
+          <w:lang w:val="pl-PL"/>
+        </w:rPr>
+        <w:t xml:space="preserve"> i tym, jak wpływają na działający Deployment.</w:t>
+      </w:r>
+    </w:p>
+    <w:p>
+      <w:pPr>
+        <w:pStyle w:val="Compact"/>
+        <w:numPr>
+          <w:ilvl w:val="0"/>
+          <w:numId w:val="11"/>
+        </w:numPr>
+        <w:rPr>
+          <w:rFonts w:asciiTheme="majorHAnsi" w:hAnsiTheme="majorHAnsi" w:cstheme="majorHAnsi"/>
+          <w:lang w:val="pl-PL"/>
+        </w:rPr>
+      </w:pPr>
+      <w:r>
+        <w:rPr>
+          <w:rFonts w:asciiTheme="majorHAnsi" w:hAnsiTheme="majorHAnsi" w:cstheme="majorHAnsi"/>
+          <w:lang w:val="pl-PL"/>
+        </w:rPr>
+        <w:t>Ustaw liczbę replik API na 3</w:t>
+      </w:r>
+    </w:p>
+    <w:p>
+      <w:pPr>
+        <w:pStyle w:val="Compact"/>
+        <w:numPr>
+          <w:ilvl w:val="0"/>
+          <w:numId w:val="11"/>
+        </w:numPr>
+        <w:rPr>
+          <w:rFonts w:asciiTheme="majorHAnsi" w:hAnsiTheme="majorHAnsi" w:cstheme="majorHAnsi"/>
+          <w:lang w:val="pl-PL"/>
+        </w:rPr>
+      </w:pPr>
+      <w:r>
+        <w:rPr>
+          <w:rFonts w:asciiTheme="majorHAnsi" w:hAnsiTheme="majorHAnsi" w:cstheme="majorHAnsi"/>
+          <w:lang w:val="pl-PL"/>
+        </w:rPr>
+        <w:t xml:space="preserve">Ustaw politykę pobierania obrazu na </w:t>
+      </w:r>
+      <w:proofErr w:type="spellStart"/>
+      <w:r>
+        <w:rPr>
+          <w:rFonts w:asciiTheme="majorHAnsi" w:hAnsiTheme="majorHAnsi" w:cstheme="majorHAnsi"/>
+          <w:lang w:val="pl-PL"/>
+        </w:rPr>
+        <w:t>Always</w:t>
+      </w:r>
+      <w:proofErr w:type="spellEnd"/>
+    </w:p>
+    <w:p>
+      <w:pPr>
+        <w:pStyle w:val="Compact"/>
+        <w:numPr>
+          <w:ilvl w:val="0"/>
+          <w:numId w:val="11"/>
+        </w:numPr>
+        <w:rPr>
+          <w:rFonts w:asciiTheme="majorHAnsi" w:hAnsiTheme="majorHAnsi" w:cstheme="majorHAnsi"/>
+          <w:lang w:val="pl-PL"/>
+        </w:rPr>
+      </w:pPr>
+      <w:r>
+        <w:rPr>
+          <w:rFonts w:asciiTheme="majorHAnsi" w:hAnsiTheme="majorHAnsi" w:cstheme="majorHAnsi"/>
+          <w:lang w:val="pl-PL"/>
+        </w:rPr>
+        <w:t>Zmień wartość konfiguracji powitania (APP_GREETING) na „</w:t>
+      </w:r>
+      <w:proofErr w:type="spellStart"/>
+      <w:r>
+        <w:rPr>
+          <w:rFonts w:asciiTheme="majorHAnsi" w:hAnsiTheme="majorHAnsi" w:cstheme="majorHAnsi"/>
+          <w:lang w:val="pl-PL"/>
+        </w:rPr>
+        <w:t>Welcome</w:t>
+      </w:r>
+      <w:proofErr w:type="spellEnd"/>
+      <w:r>
+        <w:rPr>
+          <w:rFonts w:asciiTheme="majorHAnsi" w:hAnsiTheme="majorHAnsi" w:cstheme="majorHAnsi"/>
+          <w:lang w:val="pl-PL"/>
+        </w:rPr>
+        <w:t xml:space="preserve"> to the Lab”</w:t>
+      </w:r>
+    </w:p>
+    <w:p>
+      <w:pPr>
+        <w:pStyle w:val="Compact"/>
+        <w:ind w:left="720"/>
+        <w:rPr>
+          <w:rFonts w:asciiTheme="majorHAnsi" w:hAnsiTheme="majorHAnsi" w:cstheme="majorHAnsi"/>
+          <w:lang w:val="pl-PL"/>
+        </w:rPr>
+      </w:pPr>
+      <w:r>
+        <w:rPr>
+          <w:rFonts w:asciiTheme="majorHAnsi" w:hAnsiTheme="majorHAnsi" w:cstheme="majorHAnsi"/>
+          <w:lang w:val="pl-PL"/>
+        </w:rPr>
+        <w:t>Uruchom aplikację ponownie i zweryfikuj, czy powitanie zmieniło się w aplikacji.</w:t>
+      </w:r>
+    </w:p>
+    <w:p>
+      <w:pPr>
+        <w:pStyle w:val="Compact"/>
+        <w:numPr>
+          <w:ilvl w:val="0"/>
+          <w:numId w:val="11"/>
+        </w:numPr>
+        <w:rPr>
+          <w:rFonts w:asciiTheme="majorHAnsi" w:hAnsiTheme="majorHAnsi" w:cstheme="majorHAnsi"/>
+          <w:lang w:val="pl-PL"/>
+        </w:rPr>
+      </w:pPr>
+      <w:r>
+        <w:rPr>
+          <w:rFonts w:asciiTheme="majorHAnsi" w:hAnsiTheme="majorHAnsi" w:cstheme="majorHAnsi"/>
+          <w:lang w:val="pl-PL"/>
+        </w:rPr>
+        <w:t xml:space="preserve">Dodaj flagę środowiskową aplikacji (APP_ENV) w </w:t>
+      </w:r>
+      <w:proofErr w:type="spellStart"/>
+      <w:r>
+        <w:rPr>
+          <w:rFonts w:asciiTheme="majorHAnsi" w:hAnsiTheme="majorHAnsi" w:cstheme="majorHAnsi"/>
+          <w:lang w:val="pl-PL"/>
+        </w:rPr>
+        <w:t>ConfigMap</w:t>
+      </w:r>
+      <w:proofErr w:type="spellEnd"/>
+      <w:r>
+        <w:rPr>
+          <w:rFonts w:asciiTheme="majorHAnsi" w:hAnsiTheme="majorHAnsi" w:cstheme="majorHAnsi"/>
+          <w:lang w:val="pl-PL"/>
+        </w:rPr>
+        <w:t xml:space="preserve"> o wartości lab</w:t>
+      </w:r>
+    </w:p>
+    <w:p>
+      <w:pPr>
+        <w:pStyle w:val="Compact"/>
+        <w:numPr>
+          <w:ilvl w:val="0"/>
+          <w:numId w:val="11"/>
+        </w:numPr>
+        <w:rPr>
+          <w:rFonts w:asciiTheme="majorHAnsi" w:hAnsiTheme="majorHAnsi" w:cstheme="majorHAnsi"/>
+          <w:lang w:val="pl-PL"/>
+        </w:rPr>
+      </w:pPr>
+      <w:r>
+        <w:rPr>
+          <w:rFonts w:asciiTheme="majorHAnsi" w:hAnsiTheme="majorHAnsi" w:cstheme="majorHAnsi"/>
+          <w:lang w:val="pl-PL"/>
+        </w:rPr>
+        <w:t>Zmień wartość API_KEY.</w:t>
+      </w:r>
+      <w:r>
+        <w:rPr>
+          <w:rFonts w:asciiTheme="majorHAnsi" w:hAnsiTheme="majorHAnsi" w:cstheme="majorHAnsi"/>
+          <w:lang w:val="pl-PL"/>
+        </w:rPr>
+        <w:br/>
+      </w:r>
+    </w:p>
+    <w:p>
+      <w:pPr>
+        <w:pStyle w:val="Heading3"/>
+        <w:rPr>
+          <w:rFonts w:cstheme="majorHAnsi"/>
+          <w:sz w:val="24"/>
+          <w:szCs w:val="24"/>
+          <w:lang w:val="pl-PL"/>
+        </w:rPr>
+      </w:pPr>
+      <w:bookmarkStart w:id="15" w:name="dostrajanie-wdrożenia"/>
+      <w:bookmarkEnd w:id="14"/>
+      <w:r>
+        <w:rPr>
+          <w:rFonts w:cstheme="majorHAnsi"/>
+          <w:sz w:val="24"/>
+          <w:szCs w:val="24"/>
+          <w:lang w:val="pl-PL"/>
+        </w:rPr>
+        <w:t>Dostrajanie wdrożenia</w:t>
+      </w:r>
+    </w:p>
+    <w:p>
+      <w:pPr>
+        <w:pStyle w:val="FirstParagraph"/>
+        <w:rPr>
+          <w:rFonts w:asciiTheme="majorHAnsi" w:hAnsiTheme="majorHAnsi" w:cstheme="majorHAnsi"/>
+          <w:lang w:val="pl-PL"/>
+        </w:rPr>
+      </w:pPr>
+      <w:r>
+        <w:rPr>
+          <w:rFonts w:asciiTheme="majorHAnsi" w:hAnsiTheme="majorHAnsi" w:cstheme="majorHAnsi"/>
+          <w:lang w:val="pl-PL"/>
+        </w:rPr>
+        <w:t>Te zadania koncentrują się na konfiguracji wdrożenia w stylu produkcyjnym.</w:t>
+      </w:r>
+    </w:p>
+    <w:p>
+      <w:pPr>
+        <w:pStyle w:val="Compact"/>
+        <w:numPr>
+          <w:ilvl w:val="0"/>
+          <w:numId w:val="12"/>
+        </w:numPr>
+        <w:rPr>
+          <w:rFonts w:asciiTheme="majorHAnsi" w:hAnsiTheme="majorHAnsi" w:cstheme="majorHAnsi"/>
+        </w:rPr>
+      </w:pPr>
+      <w:proofErr w:type="spellStart"/>
+      <w:r>
+        <w:rPr>
+          <w:rFonts w:asciiTheme="majorHAnsi" w:hAnsiTheme="majorHAnsi" w:cstheme="majorHAnsi"/>
+        </w:rPr>
+        <w:t>Skonfiguruj</w:t>
+      </w:r>
+      <w:proofErr w:type="spellEnd"/>
+      <w:r>
+        <w:rPr>
+          <w:rFonts w:asciiTheme="majorHAnsi" w:hAnsiTheme="majorHAnsi" w:cstheme="majorHAnsi"/>
+        </w:rPr>
         <w:t xml:space="preserve"> </w:t>
       </w:r>
       <w:proofErr w:type="spellStart"/>
       <w:r>
-        <w:t>uwagę</w:t>
-      </w:r>
-      <w:proofErr w:type="spellEnd"/>
-      <w:r>
-        <w:t>:</w:t>
-      </w:r>
+        <w:rPr>
+          <w:rFonts w:asciiTheme="majorHAnsi" w:hAnsiTheme="majorHAnsi" w:cstheme="majorHAnsi"/>
+        </w:rPr>
+        <w:t>żądania</w:t>
+      </w:r>
+      <w:proofErr w:type="spellEnd"/>
+      <w:r>
+        <w:rPr>
+          <w:rFonts w:asciiTheme="majorHAnsi" w:hAnsiTheme="majorHAnsi" w:cstheme="majorHAnsi"/>
+        </w:rPr>
+        <w:t xml:space="preserve"> </w:t>
+      </w:r>
+      <w:proofErr w:type="spellStart"/>
+      <w:r>
+        <w:rPr>
+          <w:rFonts w:asciiTheme="majorHAnsi" w:hAnsiTheme="majorHAnsi" w:cstheme="majorHAnsi"/>
+        </w:rPr>
+        <w:t>zasobów</w:t>
+      </w:r>
+      <w:proofErr w:type="spellEnd"/>
     </w:p>
     <w:p>
       <w:pPr>
@@ -3957,39 +4854,24 @@
           <w:ilvl w:val="1"/>
           <w:numId w:val="13"/>
         </w:numPr>
-      </w:pPr>
-      <w:r>
-        <w:t xml:space="preserve">Helm </w:t>
-      </w:r>
-      <w:proofErr w:type="spellStart"/>
-      <w:r>
-        <w:t>wie</w:t>
-      </w:r>
-      <w:proofErr w:type="spellEnd"/>
-      <w:r>
-        <w:t xml:space="preserve">, </w:t>
-      </w:r>
-      <w:proofErr w:type="spellStart"/>
-      <w:r>
-        <w:t>którego</w:t>
-      </w:r>
-      <w:proofErr w:type="spellEnd"/>
-      <w:r>
-        <w:t xml:space="preserve"> </w:t>
-      </w:r>
-      <w:proofErr w:type="spellStart"/>
-      <w:r>
-        <w:t>sekretu</w:t>
-      </w:r>
-      <w:proofErr w:type="spellEnd"/>
-      <w:r>
-        <w:t xml:space="preserve"> </w:t>
-      </w:r>
-      <w:proofErr w:type="spellStart"/>
-      <w:r>
-        <w:t>użyć</w:t>
-      </w:r>
-      <w:proofErr w:type="spellEnd"/>
+        <w:rPr>
+          <w:rFonts w:asciiTheme="majorHAnsi" w:hAnsiTheme="majorHAnsi" w:cstheme="majorHAnsi"/>
+        </w:rPr>
+      </w:pPr>
+      <w:proofErr w:type="spellStart"/>
+      <w:r>
+        <w:rPr>
+          <w:rFonts w:asciiTheme="majorHAnsi" w:hAnsiTheme="majorHAnsi" w:cstheme="majorHAnsi"/>
+        </w:rPr>
+        <w:t>cpu</w:t>
+      </w:r>
+      <w:proofErr w:type="spellEnd"/>
+      <w:r>
+        <w:rPr>
+          <w:rFonts w:asciiTheme="majorHAnsi" w:hAnsiTheme="majorHAnsi" w:cstheme="majorHAnsi"/>
+        </w:rPr>
+        <w:t>: 100m</w:t>
+      </w:r>
     </w:p>
     <w:p>
       <w:pPr>
@@ -3998,885 +4880,15 @@
           <w:ilvl w:val="1"/>
           <w:numId w:val="13"/>
         </w:numPr>
-      </w:pPr>
-      <w:r>
-        <w:t xml:space="preserve">Helm </w:t>
-      </w:r>
-      <w:proofErr w:type="spellStart"/>
-      <w:r>
-        <w:t>nie</w:t>
-      </w:r>
-      <w:proofErr w:type="spellEnd"/>
-      <w:r>
-        <w:t xml:space="preserve"> </w:t>
-      </w:r>
-      <w:proofErr w:type="spellStart"/>
-      <w:r>
-        <w:t>zna</w:t>
-      </w:r>
-      <w:proofErr w:type="spellEnd"/>
-      <w:r>
-        <w:t xml:space="preserve"> </w:t>
-      </w:r>
-      <w:proofErr w:type="spellStart"/>
-      <w:r>
-        <w:t>wartości</w:t>
-      </w:r>
-      <w:proofErr w:type="spellEnd"/>
-      <w:r>
-        <w:t xml:space="preserve"> </w:t>
-      </w:r>
-      <w:proofErr w:type="spellStart"/>
-      <w:r>
-        <w:t>sekretu</w:t>
-      </w:r>
-      <w:proofErr w:type="spellEnd"/>
-    </w:p>
-    <w:p>
-      <w:pPr>
-        <w:numPr>
-          <w:ilvl w:val="0"/>
-          <w:numId w:val="21"/>
-        </w:numPr>
-        <w:spacing w:line="240" w:lineRule="auto"/>
-        <w:rPr>
-          <w:lang w:val="pl-PL"/>
-        </w:rPr>
-      </w:pPr>
-      <w:r>
-        <w:rPr>
-          <w:lang w:val="pl-PL"/>
-        </w:rPr>
-        <w:t>Sprawdź, jak Deployment odwołuje się do sekretu:</w:t>
-      </w:r>
-    </w:p>
-    <w:p>
-      <w:pPr>
-        <w:numPr>
-          <w:ilvl w:val="0"/>
-          <w:numId w:val="10"/>
-        </w:numPr>
-        <w:spacing w:line="240" w:lineRule="auto"/>
-      </w:pPr>
-      <w:proofErr w:type="spellStart"/>
-      <w:r>
-        <w:t>Otwórz</w:t>
-      </w:r>
-      <w:proofErr w:type="spellEnd"/>
-      <w:r>
-        <w:t xml:space="preserve"> </w:t>
-      </w:r>
-      <w:proofErr w:type="spellStart"/>
-      <w:r>
-        <w:rPr>
-          <w:rStyle w:val="VerbatimChar"/>
-        </w:rPr>
-        <w:t>devops</w:t>
-      </w:r>
-      <w:proofErr w:type="spellEnd"/>
-      <w:r>
-        <w:rPr>
-          <w:rStyle w:val="VerbatimChar"/>
-        </w:rPr>
-        <w:t>/</w:t>
-      </w:r>
-      <w:proofErr w:type="spellStart"/>
-      <w:r>
-        <w:rPr>
-          <w:rStyle w:val="VerbatimChar"/>
-        </w:rPr>
-        <w:t>kube</w:t>
-      </w:r>
-      <w:proofErr w:type="spellEnd"/>
-      <w:r>
-        <w:rPr>
-          <w:rStyle w:val="VerbatimChar"/>
-        </w:rPr>
-        <w:t>-lab/templates/</w:t>
-      </w:r>
-      <w:proofErr w:type="spellStart"/>
-      <w:r>
-        <w:rPr>
-          <w:rStyle w:val="VerbatimChar"/>
-        </w:rPr>
-        <w:t>deployment.yaml</w:t>
-      </w:r>
-      <w:proofErr w:type="spellEnd"/>
-      <w:r>
-        <w:t xml:space="preserve"> </w:t>
-      </w:r>
-      <w:proofErr w:type="spellStart"/>
-      <w:r>
-        <w:t>i</w:t>
-      </w:r>
-      <w:proofErr w:type="spellEnd"/>
-      <w:r>
-        <w:t xml:space="preserve"> </w:t>
-      </w:r>
-      <w:proofErr w:type="spellStart"/>
-      <w:r>
-        <w:t>znajdź</w:t>
-      </w:r>
-      <w:proofErr w:type="spellEnd"/>
-      <w:r>
-        <w:t>:</w:t>
-      </w:r>
-    </w:p>
-    <w:p>
-      <w:pPr>
-        <w:pStyle w:val="SourceCode"/>
-        <w:numPr>
-          <w:ilvl w:val="0"/>
-          <w:numId w:val="10"/>
-        </w:numPr>
-      </w:pPr>
-      <w:proofErr w:type="spellStart"/>
-      <w:r>
-        <w:rPr>
-          <w:rStyle w:val="FunctionTok"/>
-        </w:rPr>
-        <w:t>envFrom</w:t>
-      </w:r>
-      <w:proofErr w:type="spellEnd"/>
-      <w:r>
-        <w:rPr>
-          <w:rStyle w:val="KeywordTok"/>
-        </w:rPr>
-        <w:t>:</w:t>
-      </w:r>
-      <w:r>
-        <w:br/>
-      </w:r>
-      <w:r>
-        <w:rPr>
-          <w:rStyle w:val="AttributeTok"/>
-        </w:rPr>
-        <w:t xml:space="preserve">  </w:t>
-      </w:r>
-      <w:r>
-        <w:rPr>
-          <w:rStyle w:val="KeywordTok"/>
-        </w:rPr>
-        <w:t>-</w:t>
-      </w:r>
-      <w:r>
-        <w:rPr>
-          <w:rStyle w:val="AttributeTok"/>
-        </w:rPr>
-        <w:t xml:space="preserve"> </w:t>
-      </w:r>
-      <w:proofErr w:type="spellStart"/>
-      <w:r>
-        <w:rPr>
-          <w:rStyle w:val="FunctionTok"/>
-        </w:rPr>
-        <w:t>configMapRef</w:t>
-      </w:r>
-      <w:proofErr w:type="spellEnd"/>
-      <w:r>
-        <w:rPr>
-          <w:rStyle w:val="KeywordTok"/>
-        </w:rPr>
-        <w:t>:</w:t>
-      </w:r>
-      <w:r>
-        <w:br/>
-      </w:r>
-      <w:r>
-        <w:rPr>
-          <w:rStyle w:val="AttributeTok"/>
-        </w:rPr>
-        <w:t xml:space="preserve">      </w:t>
-      </w:r>
-      <w:r>
-        <w:rPr>
-          <w:rStyle w:val="FunctionTok"/>
-        </w:rPr>
-        <w:t>name</w:t>
-      </w:r>
-      <w:r>
-        <w:rPr>
-          <w:rStyle w:val="KeywordTok"/>
-        </w:rPr>
-        <w:t>:</w:t>
-      </w:r>
-      <w:r>
-        <w:rPr>
-          <w:rStyle w:val="AttributeTok"/>
-        </w:rPr>
-        <w:t xml:space="preserve"> </w:t>
-      </w:r>
-      <w:proofErr w:type="spellStart"/>
-      <w:r>
-        <w:rPr>
-          <w:rStyle w:val="AttributeTok"/>
-        </w:rPr>
-        <w:t>kube</w:t>
-      </w:r>
-      <w:proofErr w:type="spellEnd"/>
-      <w:r>
-        <w:rPr>
-          <w:rStyle w:val="AttributeTok"/>
-        </w:rPr>
-        <w:t>-</w:t>
-      </w:r>
-      <w:proofErr w:type="gramStart"/>
-      <w:r>
-        <w:rPr>
-          <w:rStyle w:val="AttributeTok"/>
-        </w:rPr>
-        <w:t>lab-lab</w:t>
-      </w:r>
-      <w:proofErr w:type="gramEnd"/>
-      <w:r>
-        <w:br/>
-      </w:r>
-      <w:r>
-        <w:rPr>
-          <w:rStyle w:val="AttributeTok"/>
-        </w:rPr>
-        <w:t xml:space="preserve">  </w:t>
-      </w:r>
-      <w:r>
-        <w:rPr>
-          <w:rStyle w:val="KeywordTok"/>
-        </w:rPr>
-        <w:t>-</w:t>
-      </w:r>
-      <w:r>
-        <w:rPr>
-          <w:rStyle w:val="AttributeTok"/>
-        </w:rPr>
-        <w:t xml:space="preserve"> </w:t>
-      </w:r>
-      <w:proofErr w:type="spellStart"/>
-      <w:r>
-        <w:rPr>
-          <w:rStyle w:val="FunctionTok"/>
-        </w:rPr>
-        <w:t>secretRef</w:t>
-      </w:r>
-      <w:proofErr w:type="spellEnd"/>
-      <w:r>
-        <w:rPr>
-          <w:rStyle w:val="KeywordTok"/>
-        </w:rPr>
-        <w:t>:</w:t>
-      </w:r>
-      <w:r>
-        <w:br/>
-      </w:r>
-      <w:r>
-        <w:rPr>
-          <w:rStyle w:val="AttributeTok"/>
-        </w:rPr>
-        <w:t xml:space="preserve">      </w:t>
-      </w:r>
-      <w:r>
-        <w:rPr>
-          <w:rStyle w:val="FunctionTok"/>
-        </w:rPr>
-        <w:t>name</w:t>
-      </w:r>
-      <w:r>
-        <w:rPr>
-          <w:rStyle w:val="KeywordTok"/>
-        </w:rPr>
-        <w:t>:</w:t>
-      </w:r>
-      <w:r>
-        <w:rPr>
-          <w:rStyle w:val="AttributeTok"/>
-        </w:rPr>
-        <w:t xml:space="preserve"> </w:t>
-      </w:r>
-      <w:proofErr w:type="spellStart"/>
-      <w:r>
-        <w:rPr>
-          <w:rStyle w:val="AttributeTok"/>
-        </w:rPr>
-        <w:t>api</w:t>
-      </w:r>
-      <w:proofErr w:type="spellEnd"/>
-      <w:r>
-        <w:rPr>
-          <w:rStyle w:val="AttributeTok"/>
-        </w:rPr>
-        <w:t>-secret</w:t>
-      </w:r>
-    </w:p>
-    <w:p>
-      <w:pPr>
-        <w:numPr>
-          <w:ilvl w:val="0"/>
-          <w:numId w:val="21"/>
-        </w:numPr>
-        <w:spacing w:line="240" w:lineRule="auto"/>
-      </w:pPr>
-      <w:proofErr w:type="spellStart"/>
-      <w:r>
-        <w:t>Sprawdź</w:t>
-      </w:r>
-      <w:proofErr w:type="spellEnd"/>
-      <w:r>
-        <w:t xml:space="preserve"> </w:t>
-      </w:r>
-      <w:proofErr w:type="spellStart"/>
-      <w:r>
-        <w:t>sekret</w:t>
-      </w:r>
-      <w:proofErr w:type="spellEnd"/>
-      <w:r>
-        <w:t xml:space="preserve"> w Kubernetes:</w:t>
-      </w:r>
-    </w:p>
-    <w:p>
-      <w:pPr>
-        <w:pStyle w:val="SourceCode"/>
-        <w:numPr>
-          <w:ilvl w:val="0"/>
-          <w:numId w:val="10"/>
-        </w:numPr>
-      </w:pPr>
-      <w:proofErr w:type="spellStart"/>
-      <w:r>
-        <w:rPr>
-          <w:rStyle w:val="ExtensionTok"/>
-        </w:rPr>
-        <w:t>kubectl</w:t>
-      </w:r>
-      <w:proofErr w:type="spellEnd"/>
-      <w:r>
-        <w:rPr>
-          <w:rStyle w:val="NormalTok"/>
-        </w:rPr>
-        <w:t xml:space="preserve"> get secret </w:t>
-      </w:r>
-      <w:proofErr w:type="spellStart"/>
-      <w:r>
-        <w:rPr>
-          <w:rStyle w:val="NormalTok"/>
-        </w:rPr>
-        <w:t>api</w:t>
-      </w:r>
-      <w:proofErr w:type="spellEnd"/>
-      <w:r>
-        <w:rPr>
-          <w:rStyle w:val="NormalTok"/>
-        </w:rPr>
-        <w:t xml:space="preserve">-secret </w:t>
-      </w:r>
-      <w:r>
-        <w:rPr>
-          <w:rStyle w:val="AttributeTok"/>
-        </w:rPr>
-        <w:t>-n</w:t>
-      </w:r>
-      <w:r>
-        <w:rPr>
-          <w:rStyle w:val="NormalTok"/>
-        </w:rPr>
-        <w:t xml:space="preserve"> </w:t>
-      </w:r>
-      <w:proofErr w:type="spellStart"/>
-      <w:r>
-        <w:rPr>
-          <w:rStyle w:val="NormalTok"/>
-        </w:rPr>
-        <w:t>kube</w:t>
-      </w:r>
-      <w:proofErr w:type="spellEnd"/>
-      <w:r>
-        <w:rPr>
-          <w:rStyle w:val="NormalTok"/>
-        </w:rPr>
-        <w:t>-lab</w:t>
-      </w:r>
-      <w:r>
-        <w:br/>
-      </w:r>
-      <w:proofErr w:type="spellStart"/>
-      <w:r>
-        <w:rPr>
-          <w:rStyle w:val="ExtensionTok"/>
-        </w:rPr>
-        <w:t>kubectl</w:t>
-      </w:r>
-      <w:proofErr w:type="spellEnd"/>
-      <w:r>
-        <w:rPr>
-          <w:rStyle w:val="NormalTok"/>
-        </w:rPr>
-        <w:t xml:space="preserve"> get secret </w:t>
-      </w:r>
-      <w:proofErr w:type="spellStart"/>
-      <w:r>
-        <w:rPr>
-          <w:rStyle w:val="NormalTok"/>
-        </w:rPr>
-        <w:t>api</w:t>
-      </w:r>
-      <w:proofErr w:type="spellEnd"/>
-      <w:r>
-        <w:rPr>
-          <w:rStyle w:val="NormalTok"/>
-        </w:rPr>
-        <w:t xml:space="preserve">-secret </w:t>
-      </w:r>
-      <w:r>
-        <w:rPr>
-          <w:rStyle w:val="AttributeTok"/>
-        </w:rPr>
-        <w:t>-n</w:t>
-      </w:r>
-      <w:r>
-        <w:rPr>
-          <w:rStyle w:val="NormalTok"/>
-        </w:rPr>
-        <w:t xml:space="preserve"> </w:t>
-      </w:r>
-      <w:proofErr w:type="spellStart"/>
-      <w:r>
-        <w:rPr>
-          <w:rStyle w:val="NormalTok"/>
-        </w:rPr>
-        <w:t>kube</w:t>
-      </w:r>
-      <w:proofErr w:type="spellEnd"/>
-      <w:r>
-        <w:rPr>
-          <w:rStyle w:val="NormalTok"/>
-        </w:rPr>
-        <w:t xml:space="preserve">-lab </w:t>
-      </w:r>
-      <w:r>
-        <w:rPr>
-          <w:rStyle w:val="AttributeTok"/>
-        </w:rPr>
-        <w:t>-o</w:t>
-      </w:r>
-      <w:r>
-        <w:rPr>
-          <w:rStyle w:val="NormalTok"/>
-        </w:rPr>
-        <w:t xml:space="preserve"> </w:t>
-      </w:r>
-      <w:proofErr w:type="spellStart"/>
-      <w:r>
-        <w:rPr>
-          <w:rStyle w:val="NormalTok"/>
-        </w:rPr>
-        <w:t>yaml</w:t>
-      </w:r>
-      <w:proofErr w:type="spellEnd"/>
-    </w:p>
-    <w:p>
-      <w:pPr>
-        <w:numPr>
-          <w:ilvl w:val="0"/>
-          <w:numId w:val="21"/>
-        </w:numPr>
-        <w:spacing w:line="240" w:lineRule="auto"/>
-        <w:rPr>
-          <w:lang w:val="pl-PL"/>
-        </w:rPr>
-      </w:pPr>
-      <w:r>
-        <w:rPr>
-          <w:lang w:val="pl-PL"/>
-        </w:rPr>
-        <w:t>Zweryfikuj zachowanie w czasie działania:</w:t>
-      </w:r>
-    </w:p>
-    <w:p>
-      <w:pPr>
-        <w:numPr>
-          <w:ilvl w:val="0"/>
-          <w:numId w:val="10"/>
-        </w:numPr>
-        <w:spacing w:line="240" w:lineRule="auto"/>
-        <w:rPr>
-          <w:lang w:val="pl-PL"/>
-        </w:rPr>
-      </w:pPr>
-      <w:r>
-        <w:rPr>
-          <w:lang w:val="pl-PL"/>
-        </w:rPr>
-        <w:t xml:space="preserve">Odwiedź panel aplikacji i obserwuj sekcję </w:t>
-      </w:r>
-      <w:proofErr w:type="spellStart"/>
-      <w:r>
-        <w:rPr>
-          <w:lang w:val="pl-PL"/>
-        </w:rPr>
-        <w:t>Secrets</w:t>
-      </w:r>
-      <w:proofErr w:type="spellEnd"/>
-      <w:r>
-        <w:rPr>
-          <w:lang w:val="pl-PL"/>
-        </w:rPr>
-        <w:t>.</w:t>
-      </w:r>
-    </w:p>
-    <w:bookmarkEnd w:id="7"/>
-    <w:bookmarkEnd w:id="11"/>
-    <w:bookmarkEnd w:id="13"/>
-    <w:p>
-      <w:pPr>
-        <w:pStyle w:val="Heading2"/>
-        <w:rPr>
-          <w:rFonts w:cstheme="majorHAnsi"/>
-          <w:sz w:val="28"/>
-          <w:szCs w:val="28"/>
-          <w:lang w:val="en-GB"/>
-        </w:rPr>
-      </w:pPr>
-      <w:proofErr w:type="spellStart"/>
-      <w:r>
-        <w:rPr>
-          <w:rFonts w:cstheme="majorHAnsi"/>
-          <w:sz w:val="28"/>
-          <w:szCs w:val="28"/>
-          <w:lang w:val="en-GB"/>
-        </w:rPr>
-        <w:lastRenderedPageBreak/>
-        <w:t>Zadania</w:t>
-      </w:r>
-      <w:proofErr w:type="spellEnd"/>
-      <w:r>
-        <w:rPr>
-          <w:rFonts w:cstheme="majorHAnsi"/>
-          <w:sz w:val="28"/>
-          <w:szCs w:val="28"/>
-          <w:lang w:val="en-GB"/>
-        </w:rPr>
-        <w:t xml:space="preserve"> HELM TEMPLATES AND VALUES</w:t>
-      </w:r>
-    </w:p>
-    <w:p>
-      <w:pPr>
-        <w:pStyle w:val="FirstParagraph"/>
-        <w:rPr>
-          <w:rFonts w:asciiTheme="majorHAnsi" w:hAnsiTheme="majorHAnsi" w:cstheme="majorHAnsi"/>
-          <w:lang w:val="pl-PL"/>
-        </w:rPr>
-      </w:pPr>
-      <w:r>
-        <w:rPr>
-          <w:rFonts w:asciiTheme="majorHAnsi" w:hAnsiTheme="majorHAnsi" w:cstheme="majorHAnsi"/>
-          <w:lang w:val="pl-PL"/>
-        </w:rPr>
-        <w:t xml:space="preserve">Wszystkie zmiany w tej sekcji muszą być wykonane w </w:t>
-      </w:r>
-      <w:r>
-        <w:rPr>
-          <w:rFonts w:asciiTheme="majorHAnsi" w:hAnsiTheme="majorHAnsi" w:cstheme="majorHAnsi"/>
-          <w:b/>
-          <w:bCs/>
-          <w:lang w:val="pl-PL"/>
-        </w:rPr>
-        <w:t xml:space="preserve">wartościach lub szablonach </w:t>
-      </w:r>
-      <w:proofErr w:type="spellStart"/>
-      <w:r>
-        <w:rPr>
-          <w:rFonts w:asciiTheme="majorHAnsi" w:hAnsiTheme="majorHAnsi" w:cstheme="majorHAnsi"/>
-          <w:b/>
-          <w:bCs/>
-          <w:lang w:val="pl-PL"/>
-        </w:rPr>
-        <w:t>Helm</w:t>
-      </w:r>
-      <w:proofErr w:type="spellEnd"/>
-      <w:r>
-        <w:rPr>
-          <w:rFonts w:asciiTheme="majorHAnsi" w:hAnsiTheme="majorHAnsi" w:cstheme="majorHAnsi"/>
-          <w:lang w:val="pl-PL"/>
-        </w:rPr>
-        <w:t>, o ile wyraźnie nie zaznaczono inaczej.</w:t>
-      </w:r>
-    </w:p>
-    <w:p>
-      <w:pPr>
-        <w:pStyle w:val="Heading3"/>
-        <w:rPr>
-          <w:rFonts w:cstheme="majorHAnsi"/>
-          <w:sz w:val="24"/>
-          <w:szCs w:val="24"/>
-          <w:lang w:val="pl-PL"/>
-        </w:rPr>
-      </w:pPr>
-      <w:bookmarkStart w:id="14" w:name="rozgrzewka-podstawy-wartości-helm"/>
-      <w:r>
-        <w:rPr>
-          <w:rFonts w:cstheme="majorHAnsi"/>
-          <w:sz w:val="24"/>
-          <w:szCs w:val="24"/>
-          <w:lang w:val="pl-PL"/>
-        </w:rPr>
-        <w:t xml:space="preserve">Rozgrzewka: Podstawy wartości </w:t>
-      </w:r>
-      <w:proofErr w:type="spellStart"/>
-      <w:r>
-        <w:rPr>
-          <w:rFonts w:cstheme="majorHAnsi"/>
-          <w:sz w:val="24"/>
-          <w:szCs w:val="24"/>
-          <w:lang w:val="pl-PL"/>
-        </w:rPr>
-        <w:t>Helm</w:t>
-      </w:r>
-      <w:proofErr w:type="spellEnd"/>
-    </w:p>
-    <w:p>
-      <w:pPr>
-        <w:pStyle w:val="FirstParagraph"/>
-        <w:rPr>
-          <w:rFonts w:asciiTheme="majorHAnsi" w:hAnsiTheme="majorHAnsi" w:cstheme="majorHAnsi"/>
-          <w:lang w:val="pl-PL"/>
-        </w:rPr>
-      </w:pPr>
-      <w:r>
-        <w:rPr>
-          <w:rFonts w:asciiTheme="majorHAnsi" w:hAnsiTheme="majorHAnsi" w:cstheme="majorHAnsi"/>
-          <w:lang w:val="pl-PL"/>
-        </w:rPr>
-        <w:t xml:space="preserve">Te zadania skupiają się na zapoznaniu się z wartościami </w:t>
-      </w:r>
-      <w:proofErr w:type="spellStart"/>
-      <w:r>
-        <w:rPr>
-          <w:rFonts w:asciiTheme="majorHAnsi" w:hAnsiTheme="majorHAnsi" w:cstheme="majorHAnsi"/>
-          <w:lang w:val="pl-PL"/>
-        </w:rPr>
-        <w:t>Helm</w:t>
-      </w:r>
-      <w:proofErr w:type="spellEnd"/>
-      <w:r>
-        <w:rPr>
-          <w:rFonts w:asciiTheme="majorHAnsi" w:hAnsiTheme="majorHAnsi" w:cstheme="majorHAnsi"/>
-          <w:lang w:val="pl-PL"/>
-        </w:rPr>
-        <w:t xml:space="preserve"> i tym, jak wpływają na działający Deployment.</w:t>
-      </w:r>
-    </w:p>
-    <w:p>
-      <w:pPr>
-        <w:pStyle w:val="Compact"/>
-        <w:numPr>
-          <w:ilvl w:val="0"/>
-          <w:numId w:val="11"/>
-        </w:numPr>
-        <w:rPr>
-          <w:rFonts w:asciiTheme="majorHAnsi" w:hAnsiTheme="majorHAnsi" w:cstheme="majorHAnsi"/>
-          <w:lang w:val="pl-PL"/>
-        </w:rPr>
-      </w:pPr>
-      <w:r>
-        <w:rPr>
-          <w:rFonts w:asciiTheme="majorHAnsi" w:hAnsiTheme="majorHAnsi" w:cstheme="majorHAnsi"/>
-          <w:lang w:val="pl-PL"/>
-        </w:rPr>
-        <w:t>Ustaw liczbę replik API na 3</w:t>
-      </w:r>
-    </w:p>
-    <w:p>
-      <w:pPr>
-        <w:pStyle w:val="Compact"/>
-        <w:numPr>
-          <w:ilvl w:val="0"/>
-          <w:numId w:val="11"/>
-        </w:numPr>
-        <w:rPr>
-          <w:rFonts w:asciiTheme="majorHAnsi" w:hAnsiTheme="majorHAnsi" w:cstheme="majorHAnsi"/>
-          <w:lang w:val="pl-PL"/>
-        </w:rPr>
-      </w:pPr>
-      <w:r>
-        <w:rPr>
-          <w:rFonts w:asciiTheme="majorHAnsi" w:hAnsiTheme="majorHAnsi" w:cstheme="majorHAnsi"/>
-          <w:lang w:val="pl-PL"/>
-        </w:rPr>
-        <w:t xml:space="preserve">Ustaw politykę pobierania obrazu na </w:t>
-      </w:r>
-      <w:proofErr w:type="spellStart"/>
-      <w:r>
-        <w:rPr>
-          <w:rFonts w:asciiTheme="majorHAnsi" w:hAnsiTheme="majorHAnsi" w:cstheme="majorHAnsi"/>
-          <w:lang w:val="pl-PL"/>
-        </w:rPr>
-        <w:t>Always</w:t>
-      </w:r>
-      <w:proofErr w:type="spellEnd"/>
-    </w:p>
-    <w:p>
-      <w:pPr>
-        <w:pStyle w:val="Compact"/>
-        <w:numPr>
-          <w:ilvl w:val="0"/>
-          <w:numId w:val="11"/>
-        </w:numPr>
-        <w:rPr>
-          <w:rFonts w:asciiTheme="majorHAnsi" w:hAnsiTheme="majorHAnsi" w:cstheme="majorHAnsi"/>
-          <w:lang w:val="pl-PL"/>
-        </w:rPr>
-      </w:pPr>
-      <w:r>
-        <w:rPr>
-          <w:rFonts w:asciiTheme="majorHAnsi" w:hAnsiTheme="majorHAnsi" w:cstheme="majorHAnsi"/>
-          <w:lang w:val="pl-PL"/>
-        </w:rPr>
-        <w:t>Zmień wartość konfiguracji powitania (APP_GREETING) na „</w:t>
-      </w:r>
-      <w:proofErr w:type="spellStart"/>
-      <w:r>
-        <w:rPr>
-          <w:rFonts w:asciiTheme="majorHAnsi" w:hAnsiTheme="majorHAnsi" w:cstheme="majorHAnsi"/>
-          <w:lang w:val="pl-PL"/>
-        </w:rPr>
-        <w:t>Welcome</w:t>
-      </w:r>
-      <w:proofErr w:type="spellEnd"/>
-      <w:r>
-        <w:rPr>
-          <w:rFonts w:asciiTheme="majorHAnsi" w:hAnsiTheme="majorHAnsi" w:cstheme="majorHAnsi"/>
-          <w:lang w:val="pl-PL"/>
-        </w:rPr>
-        <w:t xml:space="preserve"> to the Lab”</w:t>
-      </w:r>
-    </w:p>
-    <w:p>
-      <w:pPr>
-        <w:pStyle w:val="Compact"/>
-        <w:ind w:left="720"/>
-        <w:rPr>
-          <w:rFonts w:asciiTheme="majorHAnsi" w:hAnsiTheme="majorHAnsi" w:cstheme="majorHAnsi"/>
-          <w:lang w:val="pl-PL"/>
-        </w:rPr>
-      </w:pPr>
-      <w:r>
-        <w:rPr>
-          <w:rFonts w:asciiTheme="majorHAnsi" w:hAnsiTheme="majorHAnsi" w:cstheme="majorHAnsi"/>
-          <w:lang w:val="pl-PL"/>
-        </w:rPr>
-        <w:t xml:space="preserve">Uruchom aplikację ponownie i </w:t>
-      </w:r>
-      <w:r>
-        <w:rPr>
-          <w:rFonts w:asciiTheme="majorHAnsi" w:hAnsiTheme="majorHAnsi" w:cstheme="majorHAnsi"/>
-          <w:lang w:val="pl-PL"/>
-        </w:rPr>
-        <w:t>zweryfikuj,</w:t>
-      </w:r>
-      <w:r>
-        <w:rPr>
-          <w:rFonts w:asciiTheme="majorHAnsi" w:hAnsiTheme="majorHAnsi" w:cstheme="majorHAnsi"/>
-          <w:lang w:val="pl-PL"/>
-        </w:rPr>
-        <w:t xml:space="preserve"> czy powitanie zmieniło się w aplikacji.</w:t>
-      </w:r>
-    </w:p>
-    <w:p>
-      <w:pPr>
-        <w:pStyle w:val="Compact"/>
-        <w:numPr>
-          <w:ilvl w:val="0"/>
-          <w:numId w:val="11"/>
-        </w:numPr>
-        <w:rPr>
-          <w:rFonts w:asciiTheme="majorHAnsi" w:hAnsiTheme="majorHAnsi" w:cstheme="majorHAnsi"/>
-          <w:lang w:val="pl-PL"/>
-        </w:rPr>
-      </w:pPr>
-      <w:r>
-        <w:rPr>
-          <w:rFonts w:asciiTheme="majorHAnsi" w:hAnsiTheme="majorHAnsi" w:cstheme="majorHAnsi"/>
-          <w:lang w:val="pl-PL"/>
-        </w:rPr>
-        <w:t xml:space="preserve">Dodaj flagę środowiskową aplikacji (APP_ENV) w </w:t>
-      </w:r>
-      <w:proofErr w:type="spellStart"/>
-      <w:r>
-        <w:rPr>
-          <w:rFonts w:asciiTheme="majorHAnsi" w:hAnsiTheme="majorHAnsi" w:cstheme="majorHAnsi"/>
-          <w:lang w:val="pl-PL"/>
-        </w:rPr>
-        <w:t>ConfigMap</w:t>
-      </w:r>
-      <w:proofErr w:type="spellEnd"/>
-      <w:r>
-        <w:rPr>
-          <w:rFonts w:asciiTheme="majorHAnsi" w:hAnsiTheme="majorHAnsi" w:cstheme="majorHAnsi"/>
-          <w:lang w:val="pl-PL"/>
-        </w:rPr>
-        <w:t xml:space="preserve"> o wartości lab</w:t>
-      </w:r>
-    </w:p>
-    <w:p>
-      <w:pPr>
-        <w:pStyle w:val="Compact"/>
-        <w:numPr>
-          <w:ilvl w:val="0"/>
-          <w:numId w:val="11"/>
-        </w:numPr>
-        <w:rPr>
-          <w:rFonts w:asciiTheme="majorHAnsi" w:hAnsiTheme="majorHAnsi" w:cstheme="majorHAnsi"/>
-          <w:lang w:val="pl-PL"/>
-        </w:rPr>
-      </w:pPr>
-      <w:r>
-        <w:rPr>
-          <w:rFonts w:asciiTheme="majorHAnsi" w:hAnsiTheme="majorHAnsi" w:cstheme="majorHAnsi"/>
-          <w:lang w:val="pl-PL"/>
-        </w:rPr>
-        <w:t>Zmień wartość API_KEY.</w:t>
-      </w:r>
-      <w:r>
-        <w:rPr>
-          <w:rFonts w:asciiTheme="majorHAnsi" w:hAnsiTheme="majorHAnsi" w:cstheme="majorHAnsi"/>
-          <w:lang w:val="pl-PL"/>
-        </w:rPr>
-        <w:br/>
-      </w:r>
-    </w:p>
-    <w:p>
-      <w:pPr>
-        <w:pStyle w:val="Heading3"/>
-        <w:rPr>
-          <w:rFonts w:cstheme="majorHAnsi"/>
-          <w:sz w:val="24"/>
-          <w:szCs w:val="24"/>
-          <w:lang w:val="pl-PL"/>
-        </w:rPr>
-      </w:pPr>
-      <w:bookmarkStart w:id="15" w:name="dostrajanie-wdrożenia"/>
-      <w:bookmarkEnd w:id="14"/>
-      <w:r>
-        <w:rPr>
-          <w:rFonts w:cstheme="majorHAnsi"/>
-          <w:sz w:val="24"/>
-          <w:szCs w:val="24"/>
-          <w:lang w:val="pl-PL"/>
-        </w:rPr>
-        <w:t>Dostrajanie wdrożenia</w:t>
-      </w:r>
-    </w:p>
-    <w:p>
-      <w:pPr>
-        <w:pStyle w:val="FirstParagraph"/>
-        <w:rPr>
-          <w:rFonts w:asciiTheme="majorHAnsi" w:hAnsiTheme="majorHAnsi" w:cstheme="majorHAnsi"/>
-          <w:lang w:val="pl-PL"/>
-        </w:rPr>
-      </w:pPr>
-      <w:r>
-        <w:rPr>
-          <w:rFonts w:asciiTheme="majorHAnsi" w:hAnsiTheme="majorHAnsi" w:cstheme="majorHAnsi"/>
-          <w:lang w:val="pl-PL"/>
-        </w:rPr>
-        <w:t>Te zadania koncentrują się na konfiguracji wdrożenia w stylu produkcyjnym.</w:t>
+        <w:rPr>
+          <w:rFonts w:asciiTheme="majorHAnsi" w:hAnsiTheme="majorHAnsi" w:cstheme="majorHAnsi"/>
+        </w:rPr>
+      </w:pPr>
+      <w:r>
+        <w:rPr>
+          <w:rFonts w:asciiTheme="majorHAnsi" w:hAnsiTheme="majorHAnsi" w:cstheme="majorHAnsi"/>
+        </w:rPr>
+        <w:t>memory: 128Mi</w:t>
       </w:r>
     </w:p>
     <w:p>
@@ -4909,7 +4921,7 @@
         <w:rPr>
           <w:rFonts w:asciiTheme="majorHAnsi" w:hAnsiTheme="majorHAnsi" w:cstheme="majorHAnsi"/>
         </w:rPr>
-        <w:t>żądania</w:t>
+        <w:t>limity</w:t>
       </w:r>
       <w:proofErr w:type="spellEnd"/>
       <w:r>
@@ -4950,7 +4962,7 @@
         <w:rPr>
           <w:rFonts w:asciiTheme="majorHAnsi" w:hAnsiTheme="majorHAnsi" w:cstheme="majorHAnsi"/>
         </w:rPr>
-        <w:t>: 100m</w:t>
+        <w:t>: 250m</w:t>
       </w:r>
     </w:p>
     <w:p>
@@ -4968,7 +4980,7 @@
         <w:rPr>
           <w:rFonts w:asciiTheme="majorHAnsi" w:hAnsiTheme="majorHAnsi" w:cstheme="majorHAnsi"/>
         </w:rPr>
-        <w:t>memory: 128Mi</w:t>
+        <w:t>memory: 256Mi</w:t>
       </w:r>
     </w:p>
     <w:p>
@@ -4987,7 +4999,7 @@
         <w:rPr>
           <w:rFonts w:asciiTheme="majorHAnsi" w:hAnsiTheme="majorHAnsi" w:cstheme="majorHAnsi"/>
         </w:rPr>
-        <w:t>Skonfiguruj</w:t>
+        <w:t>Dodaj</w:t>
       </w:r>
       <w:proofErr w:type="spellEnd"/>
       <w:r>
@@ -5001,7 +5013,7 @@
         <w:rPr>
           <w:rFonts w:asciiTheme="majorHAnsi" w:hAnsiTheme="majorHAnsi" w:cstheme="majorHAnsi"/>
         </w:rPr>
-        <w:t>limity</w:t>
+        <w:t>adnotację</w:t>
       </w:r>
       <w:proofErr w:type="spellEnd"/>
       <w:r>
@@ -5015,7 +5027,7 @@
         <w:rPr>
           <w:rFonts w:asciiTheme="majorHAnsi" w:hAnsiTheme="majorHAnsi" w:cstheme="majorHAnsi"/>
         </w:rPr>
-        <w:t>zasobów</w:t>
+        <w:t>poda</w:t>
       </w:r>
       <w:proofErr w:type="spellEnd"/>
     </w:p>
@@ -5035,14 +5047,14 @@
         <w:rPr>
           <w:rFonts w:asciiTheme="majorHAnsi" w:hAnsiTheme="majorHAnsi" w:cstheme="majorHAnsi"/>
         </w:rPr>
-        <w:t>cpu</w:t>
-      </w:r>
-      <w:proofErr w:type="spellEnd"/>
-      <w:r>
-        <w:rPr>
-          <w:rFonts w:asciiTheme="majorHAnsi" w:hAnsiTheme="majorHAnsi" w:cstheme="majorHAnsi"/>
-        </w:rPr>
-        <w:t>: 250m</w:t>
+        <w:t>Klucz</w:t>
+      </w:r>
+      <w:proofErr w:type="spellEnd"/>
+      <w:r>
+        <w:rPr>
+          <w:rFonts w:asciiTheme="majorHAnsi" w:hAnsiTheme="majorHAnsi" w:cstheme="majorHAnsi"/>
+        </w:rPr>
+        <w:t>: example.com/release</w:t>
       </w:r>
     </w:p>
     <w:p>
@@ -5056,11 +5068,19 @@
           <w:rFonts w:asciiTheme="majorHAnsi" w:hAnsiTheme="majorHAnsi" w:cstheme="majorHAnsi"/>
         </w:rPr>
       </w:pPr>
-      <w:r>
-        <w:rPr>
-          <w:rFonts w:asciiTheme="majorHAnsi" w:hAnsiTheme="majorHAnsi" w:cstheme="majorHAnsi"/>
-        </w:rPr>
-        <w:t>memory: 256Mi</w:t>
+      <w:proofErr w:type="spellStart"/>
+      <w:r>
+        <w:rPr>
+          <w:rFonts w:asciiTheme="majorHAnsi" w:hAnsiTheme="majorHAnsi" w:cstheme="majorHAnsi"/>
+        </w:rPr>
+        <w:t>Wartość</w:t>
+      </w:r>
+      <w:proofErr w:type="spellEnd"/>
+      <w:r>
+        <w:rPr>
+          <w:rFonts w:asciiTheme="majorHAnsi" w:hAnsiTheme="majorHAnsi" w:cstheme="majorHAnsi"/>
+        </w:rPr>
+        <w:t>: lab</w:t>
       </w:r>
     </w:p>
     <w:p>
@@ -5072,19 +5092,29 @@
         </w:numPr>
         <w:rPr>
           <w:rFonts w:asciiTheme="majorHAnsi" w:hAnsiTheme="majorHAnsi" w:cstheme="majorHAnsi"/>
-        </w:rPr>
-      </w:pPr>
-      <w:proofErr w:type="spellStart"/>
-      <w:r>
-        <w:rPr>
-          <w:rFonts w:asciiTheme="majorHAnsi" w:hAnsiTheme="majorHAnsi" w:cstheme="majorHAnsi"/>
-        </w:rPr>
-        <w:t>Dodaj</w:t>
-      </w:r>
-      <w:proofErr w:type="spellEnd"/>
-      <w:r>
-        <w:rPr>
-          <w:rFonts w:asciiTheme="majorHAnsi" w:hAnsiTheme="majorHAnsi" w:cstheme="majorHAnsi"/>
+          <w:lang w:val="pl-PL"/>
+        </w:rPr>
+      </w:pPr>
+      <w:r>
+        <w:rPr>
+          <w:rFonts w:asciiTheme="majorHAnsi" w:hAnsiTheme="majorHAnsi" w:cstheme="majorHAnsi"/>
+          <w:lang w:val="pl-PL"/>
+        </w:rPr>
+        <w:t xml:space="preserve">Dodaj adnotacje Service dla </w:t>
+      </w:r>
+      <w:proofErr w:type="spellStart"/>
+      <w:r>
+        <w:rPr>
+          <w:rFonts w:asciiTheme="majorHAnsi" w:hAnsiTheme="majorHAnsi" w:cstheme="majorHAnsi"/>
+          <w:lang w:val="pl-PL"/>
+        </w:rPr>
+        <w:t>scrapingu</w:t>
+      </w:r>
+      <w:proofErr w:type="spellEnd"/>
+      <w:r>
+        <w:rPr>
+          <w:rFonts w:asciiTheme="majorHAnsi" w:hAnsiTheme="majorHAnsi" w:cstheme="majorHAnsi"/>
+          <w:lang w:val="pl-PL"/>
         </w:rPr>
         <w:t xml:space="preserve"> </w:t>
       </w:r>
@@ -5092,22 +5122,9 @@
       <w:r>
         <w:rPr>
           <w:rFonts w:asciiTheme="majorHAnsi" w:hAnsiTheme="majorHAnsi" w:cstheme="majorHAnsi"/>
-        </w:rPr>
-        <w:t>adnotację</w:t>
-      </w:r>
-      <w:proofErr w:type="spellEnd"/>
-      <w:r>
-        <w:rPr>
-          <w:rFonts w:asciiTheme="majorHAnsi" w:hAnsiTheme="majorHAnsi" w:cstheme="majorHAnsi"/>
-        </w:rPr>
-        <w:t xml:space="preserve"> </w:t>
-      </w:r>
-      <w:proofErr w:type="spellStart"/>
-      <w:r>
-        <w:rPr>
-          <w:rFonts w:asciiTheme="majorHAnsi" w:hAnsiTheme="majorHAnsi" w:cstheme="majorHAnsi"/>
-        </w:rPr>
-        <w:t>poda</w:t>
+          <w:lang w:val="pl-PL"/>
+        </w:rPr>
+        <w:t>Prometheus</w:t>
       </w:r>
       <w:proofErr w:type="spellEnd"/>
     </w:p>
@@ -5122,19 +5139,11 @@
           <w:rFonts w:asciiTheme="majorHAnsi" w:hAnsiTheme="majorHAnsi" w:cstheme="majorHAnsi"/>
         </w:rPr>
       </w:pPr>
-      <w:proofErr w:type="spellStart"/>
-      <w:r>
-        <w:rPr>
-          <w:rFonts w:asciiTheme="majorHAnsi" w:hAnsiTheme="majorHAnsi" w:cstheme="majorHAnsi"/>
-        </w:rPr>
-        <w:t>Klucz</w:t>
-      </w:r>
-      <w:proofErr w:type="spellEnd"/>
-      <w:r>
-        <w:rPr>
-          <w:rFonts w:asciiTheme="majorHAnsi" w:hAnsiTheme="majorHAnsi" w:cstheme="majorHAnsi"/>
-        </w:rPr>
-        <w:t>: example.com/release</w:t>
+      <w:r>
+        <w:rPr>
+          <w:rFonts w:asciiTheme="majorHAnsi" w:hAnsiTheme="majorHAnsi" w:cstheme="majorHAnsi"/>
+        </w:rPr>
+        <w:t>prometheus.io/scrape: “true”</w:t>
       </w:r>
     </w:p>
     <w:p>
@@ -5148,19 +5157,11 @@
           <w:rFonts w:asciiTheme="majorHAnsi" w:hAnsiTheme="majorHAnsi" w:cstheme="majorHAnsi"/>
         </w:rPr>
       </w:pPr>
-      <w:proofErr w:type="spellStart"/>
-      <w:r>
-        <w:rPr>
-          <w:rFonts w:asciiTheme="majorHAnsi" w:hAnsiTheme="majorHAnsi" w:cstheme="majorHAnsi"/>
-        </w:rPr>
-        <w:t>Wartość</w:t>
-      </w:r>
-      <w:proofErr w:type="spellEnd"/>
-      <w:r>
-        <w:rPr>
-          <w:rFonts w:asciiTheme="majorHAnsi" w:hAnsiTheme="majorHAnsi" w:cstheme="majorHAnsi"/>
-        </w:rPr>
-        <w:t>: lab</w:t>
+      <w:r>
+        <w:rPr>
+          <w:rFonts w:asciiTheme="majorHAnsi" w:hAnsiTheme="majorHAnsi" w:cstheme="majorHAnsi"/>
+        </w:rPr>
+        <w:t>prometheus.io/port: “5000”</w:t>
       </w:r>
     </w:p>
     <w:p>
@@ -5172,29 +5173,19 @@
         </w:numPr>
         <w:rPr>
           <w:rFonts w:asciiTheme="majorHAnsi" w:hAnsiTheme="majorHAnsi" w:cstheme="majorHAnsi"/>
-          <w:lang w:val="pl-PL"/>
-        </w:rPr>
-      </w:pPr>
-      <w:r>
-        <w:rPr>
-          <w:rFonts w:asciiTheme="majorHAnsi" w:hAnsiTheme="majorHAnsi" w:cstheme="majorHAnsi"/>
-          <w:lang w:val="pl-PL"/>
-        </w:rPr>
-        <w:t xml:space="preserve">Dodaj adnotacje Service dla </w:t>
-      </w:r>
-      <w:proofErr w:type="spellStart"/>
-      <w:r>
-        <w:rPr>
-          <w:rFonts w:asciiTheme="majorHAnsi" w:hAnsiTheme="majorHAnsi" w:cstheme="majorHAnsi"/>
-          <w:lang w:val="pl-PL"/>
-        </w:rPr>
-        <w:t>scrapingu</w:t>
-      </w:r>
-      <w:proofErr w:type="spellEnd"/>
-      <w:r>
-        <w:rPr>
-          <w:rFonts w:asciiTheme="majorHAnsi" w:hAnsiTheme="majorHAnsi" w:cstheme="majorHAnsi"/>
-          <w:lang w:val="pl-PL"/>
+        </w:rPr>
+      </w:pPr>
+      <w:proofErr w:type="spellStart"/>
+      <w:r>
+        <w:rPr>
+          <w:rFonts w:asciiTheme="majorHAnsi" w:hAnsiTheme="majorHAnsi" w:cstheme="majorHAnsi"/>
+        </w:rPr>
+        <w:t>Skonfiguruj</w:t>
+      </w:r>
+      <w:proofErr w:type="spellEnd"/>
+      <w:r>
+        <w:rPr>
+          <w:rFonts w:asciiTheme="majorHAnsi" w:hAnsiTheme="majorHAnsi" w:cstheme="majorHAnsi"/>
         </w:rPr>
         <w:t xml:space="preserve"> </w:t>
       </w:r>
@@ -5202,9 +5193,36 @@
       <w:r>
         <w:rPr>
           <w:rFonts w:asciiTheme="majorHAnsi" w:hAnsiTheme="majorHAnsi" w:cstheme="majorHAnsi"/>
-          <w:lang w:val="pl-PL"/>
-        </w:rPr>
-        <w:t>Prometheus</w:t>
+        </w:rPr>
+        <w:t>strategię</w:t>
+      </w:r>
+      <w:proofErr w:type="spellEnd"/>
+      <w:r>
+        <w:rPr>
+          <w:rFonts w:asciiTheme="majorHAnsi" w:hAnsiTheme="majorHAnsi" w:cstheme="majorHAnsi"/>
+        </w:rPr>
+        <w:t xml:space="preserve"> </w:t>
+      </w:r>
+      <w:proofErr w:type="spellStart"/>
+      <w:r>
+        <w:rPr>
+          <w:rFonts w:asciiTheme="majorHAnsi" w:hAnsiTheme="majorHAnsi" w:cstheme="majorHAnsi"/>
+        </w:rPr>
+        <w:t>aktualizacji</w:t>
+      </w:r>
+      <w:proofErr w:type="spellEnd"/>
+      <w:r>
+        <w:rPr>
+          <w:rFonts w:asciiTheme="majorHAnsi" w:hAnsiTheme="majorHAnsi" w:cstheme="majorHAnsi"/>
+        </w:rPr>
+        <w:t xml:space="preserve"> </w:t>
+      </w:r>
+      <w:proofErr w:type="spellStart"/>
+      <w:r>
+        <w:rPr>
+          <w:rFonts w:asciiTheme="majorHAnsi" w:hAnsiTheme="majorHAnsi" w:cstheme="majorHAnsi"/>
+        </w:rPr>
+        <w:t>kroczącej</w:t>
       </w:r>
       <w:proofErr w:type="spellEnd"/>
     </w:p>
@@ -5219,11 +5237,20 @@
           <w:rFonts w:asciiTheme="majorHAnsi" w:hAnsiTheme="majorHAnsi" w:cstheme="majorHAnsi"/>
         </w:rPr>
       </w:pPr>
-      <w:r>
-        <w:rPr>
-          <w:rFonts w:asciiTheme="majorHAnsi" w:hAnsiTheme="majorHAnsi" w:cstheme="majorHAnsi"/>
-        </w:rPr>
-        <w:t>prometheus.io/scrape: “true”</w:t>
+      <w:proofErr w:type="spellStart"/>
+      <w:r>
+        <w:rPr>
+          <w:rFonts w:asciiTheme="majorHAnsi" w:hAnsiTheme="majorHAnsi" w:cstheme="majorHAnsi"/>
+        </w:rPr>
+        <w:lastRenderedPageBreak/>
+        <w:t>maxSurge</w:t>
+      </w:r>
+      <w:proofErr w:type="spellEnd"/>
+      <w:r>
+        <w:rPr>
+          <w:rFonts w:asciiTheme="majorHAnsi" w:hAnsiTheme="majorHAnsi" w:cstheme="majorHAnsi"/>
+        </w:rPr>
+        <w:t>: 1</w:t>
       </w:r>
     </w:p>
     <w:p>
@@ -5237,74 +5264,20 @@
           <w:rFonts w:asciiTheme="majorHAnsi" w:hAnsiTheme="majorHAnsi" w:cstheme="majorHAnsi"/>
         </w:rPr>
       </w:pPr>
-      <w:r>
-        <w:rPr>
-          <w:rFonts w:asciiTheme="majorHAnsi" w:hAnsiTheme="majorHAnsi" w:cstheme="majorHAnsi"/>
-        </w:rPr>
-        <w:t>prometheus.io/port: “5000”</w:t>
-      </w:r>
-    </w:p>
-    <w:p>
-      <w:pPr>
-        <w:pStyle w:val="Compact"/>
-        <w:numPr>
-          <w:ilvl w:val="0"/>
-          <w:numId w:val="12"/>
-        </w:numPr>
-        <w:rPr>
-          <w:rFonts w:asciiTheme="majorHAnsi" w:hAnsiTheme="majorHAnsi" w:cstheme="majorHAnsi"/>
-        </w:rPr>
-      </w:pPr>
-      <w:proofErr w:type="spellStart"/>
-      <w:r>
-        <w:rPr>
-          <w:rFonts w:asciiTheme="majorHAnsi" w:hAnsiTheme="majorHAnsi" w:cstheme="majorHAnsi"/>
-        </w:rPr>
-        <w:t>Skonfiguruj</w:t>
-      </w:r>
-      <w:proofErr w:type="spellEnd"/>
-      <w:r>
-        <w:rPr>
-          <w:rFonts w:asciiTheme="majorHAnsi" w:hAnsiTheme="majorHAnsi" w:cstheme="majorHAnsi"/>
-        </w:rPr>
-        <w:t xml:space="preserve"> </w:t>
-      </w:r>
-      <w:proofErr w:type="spellStart"/>
-      <w:r>
-        <w:rPr>
-          <w:rFonts w:asciiTheme="majorHAnsi" w:hAnsiTheme="majorHAnsi" w:cstheme="majorHAnsi"/>
-        </w:rPr>
-        <w:t>strategię</w:t>
-      </w:r>
-      <w:proofErr w:type="spellEnd"/>
-      <w:r>
-        <w:rPr>
-          <w:rFonts w:asciiTheme="majorHAnsi" w:hAnsiTheme="majorHAnsi" w:cstheme="majorHAnsi"/>
-        </w:rPr>
-        <w:t xml:space="preserve"> </w:t>
-      </w:r>
-      <w:proofErr w:type="spellStart"/>
-      <w:r>
-        <w:rPr>
-          <w:rFonts w:asciiTheme="majorHAnsi" w:hAnsiTheme="majorHAnsi" w:cstheme="majorHAnsi"/>
-        </w:rPr>
-        <w:t>aktualizacji</w:t>
-      </w:r>
-      <w:proofErr w:type="spellEnd"/>
-      <w:r>
-        <w:rPr>
-          <w:rFonts w:asciiTheme="majorHAnsi" w:hAnsiTheme="majorHAnsi" w:cstheme="majorHAnsi"/>
-        </w:rPr>
-        <w:t xml:space="preserve"> </w:t>
-      </w:r>
-      <w:proofErr w:type="spellStart"/>
-      <w:r>
-        <w:rPr>
-          <w:rFonts w:asciiTheme="majorHAnsi" w:hAnsiTheme="majorHAnsi" w:cstheme="majorHAnsi"/>
-        </w:rPr>
-        <w:t>kroczącej</w:t>
-      </w:r>
-      <w:proofErr w:type="spellEnd"/>
+      <w:proofErr w:type="spellStart"/>
+      <w:r>
+        <w:rPr>
+          <w:rFonts w:asciiTheme="majorHAnsi" w:hAnsiTheme="majorHAnsi" w:cstheme="majorHAnsi"/>
+        </w:rPr>
+        <w:t>maxUnavailable</w:t>
+      </w:r>
+      <w:proofErr w:type="spellEnd"/>
+      <w:r>
+        <w:rPr>
+          <w:rFonts w:asciiTheme="majorHAnsi" w:hAnsiTheme="majorHAnsi" w:cstheme="majorHAnsi"/>
+        </w:rPr>
+        <w:t>: 0</w:t>
+      </w:r>
     </w:p>
     <w:p>
       <w:pPr>
@@ -5322,15 +5295,153 @@
         <w:rPr>
           <w:rFonts w:asciiTheme="majorHAnsi" w:hAnsiTheme="majorHAnsi" w:cstheme="majorHAnsi"/>
         </w:rPr>
-        <w:t>maxSurge</w:t>
-      </w:r>
-      <w:proofErr w:type="spellEnd"/>
-      <w:r>
-        <w:rPr>
-          <w:rFonts w:asciiTheme="majorHAnsi" w:hAnsiTheme="majorHAnsi" w:cstheme="majorHAnsi"/>
-        </w:rPr>
-        <w:t>: 1</w:t>
-      </w:r>
+        <w:t>Lokalizacja</w:t>
+      </w:r>
+      <w:proofErr w:type="spellEnd"/>
+      <w:r>
+        <w:rPr>
+          <w:rFonts w:asciiTheme="majorHAnsi" w:hAnsiTheme="majorHAnsi" w:cstheme="majorHAnsi"/>
+        </w:rPr>
+        <w:t xml:space="preserve">: </w:t>
+      </w:r>
+      <w:proofErr w:type="spellStart"/>
+      <w:proofErr w:type="gramStart"/>
+      <w:r>
+        <w:rPr>
+          <w:rFonts w:asciiTheme="majorHAnsi" w:hAnsiTheme="majorHAnsi" w:cstheme="majorHAnsi"/>
+        </w:rPr>
+        <w:t>api.strategy</w:t>
+      </w:r>
+      <w:proofErr w:type="spellEnd"/>
+      <w:proofErr w:type="gramEnd"/>
+    </w:p>
+    <w:p>
+      <w:pPr>
+        <w:pStyle w:val="Heading3"/>
+        <w:rPr>
+          <w:rFonts w:cstheme="majorHAnsi"/>
+          <w:sz w:val="24"/>
+          <w:szCs w:val="24"/>
+        </w:rPr>
+      </w:pPr>
+      <w:bookmarkStart w:id="16" w:name="rozmieszczenie-i-routing"/>
+      <w:bookmarkEnd w:id="15"/>
+      <w:proofErr w:type="spellStart"/>
+      <w:r>
+        <w:rPr>
+          <w:rFonts w:cstheme="majorHAnsi"/>
+          <w:sz w:val="24"/>
+          <w:szCs w:val="24"/>
+        </w:rPr>
+        <w:t>Rozmieszczenie</w:t>
+      </w:r>
+      <w:proofErr w:type="spellEnd"/>
+      <w:r>
+        <w:rPr>
+          <w:rFonts w:cstheme="majorHAnsi"/>
+          <w:sz w:val="24"/>
+          <w:szCs w:val="24"/>
+        </w:rPr>
+        <w:t xml:space="preserve"> </w:t>
+      </w:r>
+      <w:proofErr w:type="spellStart"/>
+      <w:r>
+        <w:rPr>
+          <w:rFonts w:cstheme="majorHAnsi"/>
+          <w:sz w:val="24"/>
+          <w:szCs w:val="24"/>
+        </w:rPr>
+        <w:t>i</w:t>
+      </w:r>
+      <w:proofErr w:type="spellEnd"/>
+      <w:r>
+        <w:rPr>
+          <w:rFonts w:cstheme="majorHAnsi"/>
+          <w:sz w:val="24"/>
+          <w:szCs w:val="24"/>
+        </w:rPr>
+        <w:t xml:space="preserve"> routing</w:t>
+      </w:r>
+    </w:p>
+    <w:p>
+      <w:pPr>
+        <w:pStyle w:val="FirstParagraph"/>
+        <w:rPr>
+          <w:rFonts w:asciiTheme="majorHAnsi" w:hAnsiTheme="majorHAnsi" w:cstheme="majorHAnsi"/>
+          <w:lang w:val="pl-PL"/>
+        </w:rPr>
+      </w:pPr>
+      <w:r>
+        <w:rPr>
+          <w:rFonts w:asciiTheme="majorHAnsi" w:hAnsiTheme="majorHAnsi" w:cstheme="majorHAnsi"/>
+          <w:lang w:val="pl-PL"/>
+        </w:rPr>
+        <w:t xml:space="preserve">Te zadania kontrolują, gdzie działają </w:t>
+      </w:r>
+      <w:proofErr w:type="spellStart"/>
+      <w:r>
+        <w:rPr>
+          <w:rFonts w:asciiTheme="majorHAnsi" w:hAnsiTheme="majorHAnsi" w:cstheme="majorHAnsi"/>
+          <w:lang w:val="pl-PL"/>
+        </w:rPr>
+        <w:t>pody</w:t>
+      </w:r>
+      <w:proofErr w:type="spellEnd"/>
+      <w:r>
+        <w:rPr>
+          <w:rFonts w:asciiTheme="majorHAnsi" w:hAnsiTheme="majorHAnsi" w:cstheme="majorHAnsi"/>
+          <w:lang w:val="pl-PL"/>
+        </w:rPr>
+        <w:t xml:space="preserve"> i jak dociera do nich ruch.</w:t>
+      </w:r>
+    </w:p>
+    <w:p>
+      <w:pPr>
+        <w:pStyle w:val="Compact"/>
+        <w:numPr>
+          <w:ilvl w:val="0"/>
+          <w:numId w:val="14"/>
+        </w:numPr>
+        <w:rPr>
+          <w:rFonts w:asciiTheme="majorHAnsi" w:hAnsiTheme="majorHAnsi" w:cstheme="majorHAnsi"/>
+        </w:rPr>
+      </w:pPr>
+      <w:proofErr w:type="spellStart"/>
+      <w:r>
+        <w:rPr>
+          <w:rFonts w:asciiTheme="majorHAnsi" w:hAnsiTheme="majorHAnsi" w:cstheme="majorHAnsi"/>
+        </w:rPr>
+        <w:t>Dodaj</w:t>
+      </w:r>
+      <w:proofErr w:type="spellEnd"/>
+      <w:r>
+        <w:rPr>
+          <w:rFonts w:asciiTheme="majorHAnsi" w:hAnsiTheme="majorHAnsi" w:cstheme="majorHAnsi"/>
+        </w:rPr>
+        <w:t xml:space="preserve"> </w:t>
+      </w:r>
+      <w:proofErr w:type="spellStart"/>
+      <w:r>
+        <w:rPr>
+          <w:rFonts w:asciiTheme="majorHAnsi" w:hAnsiTheme="majorHAnsi" w:cstheme="majorHAnsi"/>
+        </w:rPr>
+        <w:t>selektor</w:t>
+      </w:r>
+      <w:proofErr w:type="spellEnd"/>
+      <w:r>
+        <w:rPr>
+          <w:rFonts w:asciiTheme="majorHAnsi" w:hAnsiTheme="majorHAnsi" w:cstheme="majorHAnsi"/>
+        </w:rPr>
+        <w:t xml:space="preserve"> </w:t>
+      </w:r>
+      <w:proofErr w:type="spellStart"/>
+      <w:r>
+        <w:rPr>
+          <w:rFonts w:asciiTheme="majorHAnsi" w:hAnsiTheme="majorHAnsi" w:cstheme="majorHAnsi"/>
+        </w:rPr>
+        <w:t>węzłów</w:t>
+      </w:r>
+      <w:proofErr w:type="spellEnd"/>
     </w:p>
     <w:p>
       <w:pPr>
@@ -5343,20 +5454,68 @@
           <w:rFonts w:asciiTheme="majorHAnsi" w:hAnsiTheme="majorHAnsi" w:cstheme="majorHAnsi"/>
         </w:rPr>
       </w:pPr>
-      <w:proofErr w:type="spellStart"/>
-      <w:r>
-        <w:rPr>
-          <w:rFonts w:asciiTheme="majorHAnsi" w:hAnsiTheme="majorHAnsi" w:cstheme="majorHAnsi"/>
-        </w:rPr>
-        <w:t>maxUnavailable</w:t>
-      </w:r>
-      <w:proofErr w:type="spellEnd"/>
-      <w:r>
-        <w:rPr>
-          <w:rFonts w:asciiTheme="majorHAnsi" w:hAnsiTheme="majorHAnsi" w:cstheme="majorHAnsi"/>
-        </w:rPr>
-        <w:t>: 0</w:t>
-      </w:r>
+      <w:r>
+        <w:rPr>
+          <w:rFonts w:asciiTheme="majorHAnsi" w:hAnsiTheme="majorHAnsi" w:cstheme="majorHAnsi"/>
+        </w:rPr>
+        <w:t>kubernetes.io/</w:t>
+      </w:r>
+      <w:proofErr w:type="spellStart"/>
+      <w:r>
+        <w:rPr>
+          <w:rFonts w:asciiTheme="majorHAnsi" w:hAnsiTheme="majorHAnsi" w:cstheme="majorHAnsi"/>
+        </w:rPr>
+        <w:t>os</w:t>
+      </w:r>
+      <w:proofErr w:type="spellEnd"/>
+      <w:r>
+        <w:rPr>
+          <w:rFonts w:asciiTheme="majorHAnsi" w:hAnsiTheme="majorHAnsi" w:cstheme="majorHAnsi"/>
+        </w:rPr>
+        <w:t xml:space="preserve">: </w:t>
+      </w:r>
+      <w:proofErr w:type="spellStart"/>
+      <w:r>
+        <w:rPr>
+          <w:rFonts w:asciiTheme="majorHAnsi" w:hAnsiTheme="majorHAnsi" w:cstheme="majorHAnsi"/>
+        </w:rPr>
+        <w:t>linux</w:t>
+      </w:r>
+      <w:proofErr w:type="spellEnd"/>
+    </w:p>
+    <w:p>
+      <w:pPr>
+        <w:pStyle w:val="Compact"/>
+        <w:numPr>
+          <w:ilvl w:val="0"/>
+          <w:numId w:val="14"/>
+        </w:numPr>
+        <w:rPr>
+          <w:rFonts w:asciiTheme="majorHAnsi" w:hAnsiTheme="majorHAnsi" w:cstheme="majorHAnsi"/>
+        </w:rPr>
+      </w:pPr>
+      <w:proofErr w:type="spellStart"/>
+      <w:r>
+        <w:rPr>
+          <w:rFonts w:asciiTheme="majorHAnsi" w:hAnsiTheme="majorHAnsi" w:cstheme="majorHAnsi"/>
+        </w:rPr>
+        <w:t>Dodaj</w:t>
+      </w:r>
+      <w:proofErr w:type="spellEnd"/>
+      <w:r>
+        <w:rPr>
+          <w:rFonts w:asciiTheme="majorHAnsi" w:hAnsiTheme="majorHAnsi" w:cstheme="majorHAnsi"/>
+        </w:rPr>
+        <w:t xml:space="preserve"> </w:t>
+      </w:r>
+      <w:proofErr w:type="spellStart"/>
+      <w:r>
+        <w:rPr>
+          <w:rFonts w:asciiTheme="majorHAnsi" w:hAnsiTheme="majorHAnsi" w:cstheme="majorHAnsi"/>
+        </w:rPr>
+        <w:t>tolerację</w:t>
+      </w:r>
+      <w:proofErr w:type="spellEnd"/>
     </w:p>
     <w:p>
       <w:pPr>
@@ -5369,110 +5528,56 @@
           <w:rFonts w:asciiTheme="majorHAnsi" w:hAnsiTheme="majorHAnsi" w:cstheme="majorHAnsi"/>
         </w:rPr>
       </w:pPr>
-      <w:proofErr w:type="spellStart"/>
-      <w:r>
-        <w:rPr>
-          <w:rFonts w:asciiTheme="majorHAnsi" w:hAnsiTheme="majorHAnsi" w:cstheme="majorHAnsi"/>
-        </w:rPr>
-        <w:t>Lokalizacja</w:t>
-      </w:r>
-      <w:proofErr w:type="spellEnd"/>
-      <w:r>
-        <w:rPr>
-          <w:rFonts w:asciiTheme="majorHAnsi" w:hAnsiTheme="majorHAnsi" w:cstheme="majorHAnsi"/>
-        </w:rPr>
-        <w:t xml:space="preserve">: </w:t>
-      </w:r>
-      <w:proofErr w:type="spellStart"/>
-      <w:proofErr w:type="gramStart"/>
-      <w:r>
-        <w:rPr>
-          <w:rFonts w:asciiTheme="majorHAnsi" w:hAnsiTheme="majorHAnsi" w:cstheme="majorHAnsi"/>
-        </w:rPr>
-        <w:t>api.strategy</w:t>
-      </w:r>
-      <w:proofErr w:type="spellEnd"/>
-      <w:proofErr w:type="gramEnd"/>
+      <w:r>
+        <w:rPr>
+          <w:rFonts w:asciiTheme="majorHAnsi" w:hAnsiTheme="majorHAnsi" w:cstheme="majorHAnsi"/>
+        </w:rPr>
+        <w:t>key: workload</w:t>
+      </w:r>
     </w:p>
     <w:p>
       <w:pPr>
-        <w:pStyle w:val="Heading3"/>
-        <w:rPr>
-          <w:rFonts w:cstheme="majorHAnsi"/>
-          <w:sz w:val="24"/>
-          <w:szCs w:val="24"/>
-        </w:rPr>
-      </w:pPr>
-      <w:bookmarkStart w:id="16" w:name="rozmieszczenie-i-routing"/>
-      <w:bookmarkEnd w:id="15"/>
-      <w:proofErr w:type="spellStart"/>
-      <w:r>
-        <w:rPr>
-          <w:rFonts w:cstheme="majorHAnsi"/>
-          <w:sz w:val="24"/>
-          <w:szCs w:val="24"/>
-        </w:rPr>
-        <w:t>Rozmieszczenie</w:t>
-      </w:r>
-      <w:proofErr w:type="spellEnd"/>
-      <w:r>
-        <w:rPr>
-          <w:rFonts w:cstheme="majorHAnsi"/>
-          <w:sz w:val="24"/>
-          <w:szCs w:val="24"/>
-        </w:rPr>
-        <w:t xml:space="preserve"> </w:t>
-      </w:r>
-      <w:proofErr w:type="spellStart"/>
-      <w:r>
-        <w:rPr>
-          <w:rFonts w:cstheme="majorHAnsi"/>
-          <w:sz w:val="24"/>
-          <w:szCs w:val="24"/>
-        </w:rPr>
-        <w:t>i</w:t>
-      </w:r>
-      <w:proofErr w:type="spellEnd"/>
-      <w:r>
-        <w:rPr>
-          <w:rFonts w:cstheme="majorHAnsi"/>
-          <w:sz w:val="24"/>
-          <w:szCs w:val="24"/>
-        </w:rPr>
-        <w:t xml:space="preserve"> routing</w:t>
+        <w:pStyle w:val="Compact"/>
+        <w:numPr>
+          <w:ilvl w:val="1"/>
+          <w:numId w:val="13"/>
+        </w:numPr>
+        <w:rPr>
+          <w:rFonts w:asciiTheme="majorHAnsi" w:hAnsiTheme="majorHAnsi" w:cstheme="majorHAnsi"/>
+        </w:rPr>
+      </w:pPr>
+      <w:r>
+        <w:rPr>
+          <w:rFonts w:asciiTheme="majorHAnsi" w:hAnsiTheme="majorHAnsi" w:cstheme="majorHAnsi"/>
+        </w:rPr>
+        <w:t>operator: Exists</w:t>
       </w:r>
     </w:p>
     <w:p>
       <w:pPr>
-        <w:pStyle w:val="FirstParagraph"/>
-        <w:rPr>
-          <w:rFonts w:asciiTheme="majorHAnsi" w:hAnsiTheme="majorHAnsi" w:cstheme="majorHAnsi"/>
-          <w:lang w:val="pl-PL"/>
-        </w:rPr>
-      </w:pPr>
-      <w:r>
-        <w:rPr>
-          <w:rFonts w:asciiTheme="majorHAnsi" w:hAnsiTheme="majorHAnsi" w:cstheme="majorHAnsi"/>
-          <w:lang w:val="pl-PL"/>
-        </w:rPr>
-        <w:t xml:space="preserve">Te zadania kontrolują, gdzie działają </w:t>
-      </w:r>
-      <w:proofErr w:type="spellStart"/>
-      <w:r>
-        <w:rPr>
-          <w:rFonts w:asciiTheme="majorHAnsi" w:hAnsiTheme="majorHAnsi" w:cstheme="majorHAnsi"/>
-          <w:lang w:val="pl-PL"/>
-        </w:rPr>
-        <w:t>pody</w:t>
-      </w:r>
-      <w:proofErr w:type="spellEnd"/>
-      <w:r>
-        <w:rPr>
-          <w:rFonts w:asciiTheme="majorHAnsi" w:hAnsiTheme="majorHAnsi" w:cstheme="majorHAnsi"/>
-          <w:lang w:val="pl-PL"/>
-        </w:rPr>
-        <w:t xml:space="preserve"> i jak dociera do nich ruch.</w:t>
-      </w:r>
+        <w:pStyle w:val="Compact"/>
+        <w:numPr>
+          <w:ilvl w:val="1"/>
+          <w:numId w:val="13"/>
+        </w:numPr>
+        <w:rPr>
+          <w:rFonts w:asciiTheme="majorHAnsi" w:hAnsiTheme="majorHAnsi" w:cstheme="majorHAnsi"/>
+        </w:rPr>
+      </w:pPr>
+      <w:r>
+        <w:rPr>
+          <w:rFonts w:asciiTheme="majorHAnsi" w:hAnsiTheme="majorHAnsi" w:cstheme="majorHAnsi"/>
+        </w:rPr>
+        <w:t xml:space="preserve">effect: </w:t>
+      </w:r>
+      <w:proofErr w:type="spellStart"/>
+      <w:r>
+        <w:rPr>
+          <w:rFonts w:asciiTheme="majorHAnsi" w:hAnsiTheme="majorHAnsi" w:cstheme="majorHAnsi"/>
+        </w:rPr>
+        <w:t>NoSchedule</w:t>
+      </w:r>
+      <w:proofErr w:type="spellEnd"/>
     </w:p>
     <w:p>
       <w:pPr>
@@ -5504,7 +5609,7 @@
         <w:rPr>
           <w:rFonts w:asciiTheme="majorHAnsi" w:hAnsiTheme="majorHAnsi" w:cstheme="majorHAnsi"/>
         </w:rPr>
-        <w:t>selektor</w:t>
+        <w:t>antyafinity</w:t>
       </w:r>
       <w:proofErr w:type="spellEnd"/>
       <w:r>
@@ -5518,7 +5623,7 @@
         <w:rPr>
           <w:rFonts w:asciiTheme="majorHAnsi" w:hAnsiTheme="majorHAnsi" w:cstheme="majorHAnsi"/>
         </w:rPr>
-        <w:t>węzłów</w:t>
+        <w:t>poda</w:t>
       </w:r>
       <w:proofErr w:type="spellEnd"/>
     </w:p>
@@ -5531,37 +5636,77 @@
         </w:numPr>
         <w:rPr>
           <w:rFonts w:asciiTheme="majorHAnsi" w:hAnsiTheme="majorHAnsi" w:cstheme="majorHAnsi"/>
-        </w:rPr>
-      </w:pPr>
-      <w:r>
-        <w:rPr>
-          <w:rFonts w:asciiTheme="majorHAnsi" w:hAnsiTheme="majorHAnsi" w:cstheme="majorHAnsi"/>
-        </w:rPr>
-        <w:lastRenderedPageBreak/>
-        <w:t>kubernetes.io/</w:t>
-      </w:r>
-      <w:proofErr w:type="spellStart"/>
-      <w:r>
-        <w:rPr>
-          <w:rFonts w:asciiTheme="majorHAnsi" w:hAnsiTheme="majorHAnsi" w:cstheme="majorHAnsi"/>
-        </w:rPr>
-        <w:t>os</w:t>
-      </w:r>
-      <w:proofErr w:type="spellEnd"/>
-      <w:r>
-        <w:rPr>
-          <w:rFonts w:asciiTheme="majorHAnsi" w:hAnsiTheme="majorHAnsi" w:cstheme="majorHAnsi"/>
-        </w:rPr>
-        <w:t xml:space="preserve">: </w:t>
-      </w:r>
-      <w:proofErr w:type="spellStart"/>
-      <w:r>
-        <w:rPr>
-          <w:rFonts w:asciiTheme="majorHAnsi" w:hAnsiTheme="majorHAnsi" w:cstheme="majorHAnsi"/>
-        </w:rPr>
-        <w:t>linux</w:t>
-      </w:r>
-      <w:proofErr w:type="spellEnd"/>
+          <w:lang w:val="pl-PL"/>
+        </w:rPr>
+      </w:pPr>
+      <w:r>
+        <w:rPr>
+          <w:rFonts w:asciiTheme="majorHAnsi" w:hAnsiTheme="majorHAnsi" w:cstheme="majorHAnsi"/>
+          <w:lang w:val="pl-PL"/>
+        </w:rPr>
+        <w:t xml:space="preserve">Rozprosz </w:t>
+      </w:r>
+      <w:proofErr w:type="spellStart"/>
+      <w:r>
+        <w:rPr>
+          <w:rFonts w:asciiTheme="majorHAnsi" w:hAnsiTheme="majorHAnsi" w:cstheme="majorHAnsi"/>
+          <w:lang w:val="pl-PL"/>
+        </w:rPr>
+        <w:t>pody</w:t>
+      </w:r>
+      <w:proofErr w:type="spellEnd"/>
+      <w:r>
+        <w:rPr>
+          <w:rFonts w:asciiTheme="majorHAnsi" w:hAnsiTheme="majorHAnsi" w:cstheme="majorHAnsi"/>
+          <w:lang w:val="pl-PL"/>
+        </w:rPr>
+        <w:t xml:space="preserve"> według app.kubernetes.io/</w:t>
+      </w:r>
+      <w:proofErr w:type="spellStart"/>
+      <w:r>
+        <w:rPr>
+          <w:rFonts w:asciiTheme="majorHAnsi" w:hAnsiTheme="majorHAnsi" w:cstheme="majorHAnsi"/>
+          <w:lang w:val="pl-PL"/>
+        </w:rPr>
+        <w:t>name</w:t>
+      </w:r>
+      <w:proofErr w:type="spellEnd"/>
+    </w:p>
+    <w:p>
+      <w:pPr>
+        <w:pStyle w:val="Compact"/>
+        <w:numPr>
+          <w:ilvl w:val="1"/>
+          <w:numId w:val="13"/>
+        </w:numPr>
+        <w:rPr>
+          <w:rFonts w:asciiTheme="majorHAnsi" w:hAnsiTheme="majorHAnsi" w:cstheme="majorHAnsi"/>
+          <w:lang w:val="pl-PL"/>
+        </w:rPr>
+      </w:pPr>
+      <w:r>
+        <w:rPr>
+          <w:rFonts w:asciiTheme="majorHAnsi" w:hAnsiTheme="majorHAnsi" w:cstheme="majorHAnsi"/>
+          <w:lang w:val="pl-PL"/>
+        </w:rPr>
+        <w:t xml:space="preserve">Preferowana lub wymagana </w:t>
+      </w:r>
+      <w:proofErr w:type="spellStart"/>
+      <w:r>
+        <w:rPr>
+          <w:rFonts w:asciiTheme="majorHAnsi" w:hAnsiTheme="majorHAnsi" w:cstheme="majorHAnsi"/>
+          <w:lang w:val="pl-PL"/>
+        </w:rPr>
+        <w:t>affinity</w:t>
+      </w:r>
+      <w:proofErr w:type="spellEnd"/>
+      <w:r>
+        <w:rPr>
+          <w:rFonts w:asciiTheme="majorHAnsi" w:hAnsiTheme="majorHAnsi" w:cstheme="majorHAnsi"/>
+          <w:lang w:val="pl-PL"/>
+        </w:rPr>
+        <w:t xml:space="preserve"> jest akceptowalna</w:t>
+      </w:r>
     </w:p>
     <w:p>
       <w:pPr>
@@ -5593,9 +5738,15 @@
         <w:rPr>
           <w:rFonts w:asciiTheme="majorHAnsi" w:hAnsiTheme="majorHAnsi" w:cstheme="majorHAnsi"/>
         </w:rPr>
-        <w:t>tolerację</w:t>
-      </w:r>
-      <w:proofErr w:type="spellEnd"/>
+        <w:t>dodatkowy</w:t>
+      </w:r>
+      <w:proofErr w:type="spellEnd"/>
+      <w:r>
+        <w:rPr>
+          <w:rFonts w:asciiTheme="majorHAnsi" w:hAnsiTheme="majorHAnsi" w:cstheme="majorHAnsi"/>
+        </w:rPr>
+        <w:t xml:space="preserve"> host Ingress</w:t>
+      </w:r>
     </w:p>
     <w:p>
       <w:pPr>
@@ -5612,8 +5763,86 @@
         <w:rPr>
           <w:rFonts w:asciiTheme="majorHAnsi" w:hAnsiTheme="majorHAnsi" w:cstheme="majorHAnsi"/>
         </w:rPr>
-        <w:t>key: workload</w:t>
-      </w:r>
+        <w:t xml:space="preserve">Host: </w:t>
+      </w:r>
+      <w:proofErr w:type="spellStart"/>
+      <w:r>
+        <w:rPr>
+          <w:rFonts w:asciiTheme="majorHAnsi" w:hAnsiTheme="majorHAnsi" w:cstheme="majorHAnsi"/>
+        </w:rPr>
+        <w:t>kube-</w:t>
+      </w:r>
+      <w:proofErr w:type="gramStart"/>
+      <w:r>
+        <w:rPr>
+          <w:rFonts w:asciiTheme="majorHAnsi" w:hAnsiTheme="majorHAnsi" w:cstheme="majorHAnsi"/>
+        </w:rPr>
+        <w:t>lab.local</w:t>
+      </w:r>
+      <w:proofErr w:type="spellEnd"/>
+      <w:proofErr w:type="gramEnd"/>
+    </w:p>
+    <w:p>
+      <w:pPr>
+        <w:pStyle w:val="Compact"/>
+        <w:numPr>
+          <w:ilvl w:val="0"/>
+          <w:numId w:val="14"/>
+        </w:numPr>
+        <w:rPr>
+          <w:rFonts w:asciiTheme="majorHAnsi" w:hAnsiTheme="majorHAnsi" w:cstheme="majorHAnsi"/>
+        </w:rPr>
+      </w:pPr>
+      <w:proofErr w:type="spellStart"/>
+      <w:r>
+        <w:rPr>
+          <w:rFonts w:asciiTheme="majorHAnsi" w:hAnsiTheme="majorHAnsi" w:cstheme="majorHAnsi"/>
+        </w:rPr>
+        <w:t>Włącz</w:t>
+      </w:r>
+      <w:proofErr w:type="spellEnd"/>
+      <w:r>
+        <w:rPr>
+          <w:rFonts w:asciiTheme="majorHAnsi" w:hAnsiTheme="majorHAnsi" w:cstheme="majorHAnsi"/>
+        </w:rPr>
+        <w:t xml:space="preserve"> TLS </w:t>
+      </w:r>
+      <w:proofErr w:type="spellStart"/>
+      <w:r>
+        <w:rPr>
+          <w:rFonts w:asciiTheme="majorHAnsi" w:hAnsiTheme="majorHAnsi" w:cstheme="majorHAnsi"/>
+        </w:rPr>
+        <w:t>dla</w:t>
+      </w:r>
+      <w:proofErr w:type="spellEnd"/>
+      <w:r>
+        <w:rPr>
+          <w:rFonts w:asciiTheme="majorHAnsi" w:hAnsiTheme="majorHAnsi" w:cstheme="majorHAnsi"/>
+        </w:rPr>
+        <w:t xml:space="preserve"> </w:t>
+      </w:r>
+      <w:proofErr w:type="spellStart"/>
+      <w:r>
+        <w:rPr>
+          <w:rFonts w:asciiTheme="majorHAnsi" w:hAnsiTheme="majorHAnsi" w:cstheme="majorHAnsi"/>
+        </w:rPr>
+        <w:t>nowego</w:t>
+      </w:r>
+      <w:proofErr w:type="spellEnd"/>
+      <w:r>
+        <w:rPr>
+          <w:rFonts w:asciiTheme="majorHAnsi" w:hAnsiTheme="majorHAnsi" w:cstheme="majorHAnsi"/>
+        </w:rPr>
+        <w:t xml:space="preserve"> </w:t>
+      </w:r>
+      <w:proofErr w:type="spellStart"/>
+      <w:r>
+        <w:rPr>
+          <w:rFonts w:asciiTheme="majorHAnsi" w:hAnsiTheme="majorHAnsi" w:cstheme="majorHAnsi"/>
+        </w:rPr>
+        <w:t>hosta</w:t>
+      </w:r>
+      <w:proofErr w:type="spellEnd"/>
     </w:p>
     <w:p>
       <w:pPr>
@@ -5624,14 +5853,41 @@
         </w:numPr>
         <w:rPr>
           <w:rFonts w:asciiTheme="majorHAnsi" w:hAnsiTheme="majorHAnsi" w:cstheme="majorHAnsi"/>
-        </w:rPr>
-      </w:pPr>
-      <w:r>
-        <w:rPr>
-          <w:rFonts w:asciiTheme="majorHAnsi" w:hAnsiTheme="majorHAnsi" w:cstheme="majorHAnsi"/>
-        </w:rPr>
-        <w:t>operator: Exists</w:t>
-      </w:r>
+          <w:lang w:val="pl-PL"/>
+        </w:rPr>
+      </w:pPr>
+      <w:r>
+        <w:rPr>
+          <w:rFonts w:asciiTheme="majorHAnsi" w:hAnsiTheme="majorHAnsi" w:cstheme="majorHAnsi"/>
+          <w:lang w:val="pl-PL"/>
+        </w:rPr>
+        <w:t xml:space="preserve">Nazwa sekretu: </w:t>
+      </w:r>
+      <w:proofErr w:type="spellStart"/>
+      <w:r>
+        <w:rPr>
+          <w:rFonts w:asciiTheme="majorHAnsi" w:hAnsiTheme="majorHAnsi" w:cstheme="majorHAnsi"/>
+          <w:lang w:val="pl-PL"/>
+        </w:rPr>
+        <w:t>kube</w:t>
+      </w:r>
+      <w:proofErr w:type="spellEnd"/>
+      <w:r>
+        <w:rPr>
+          <w:rFonts w:asciiTheme="majorHAnsi" w:hAnsiTheme="majorHAnsi" w:cstheme="majorHAnsi"/>
+          <w:lang w:val="pl-PL"/>
+        </w:rPr>
+        <w:t>-lab-</w:t>
+      </w:r>
+      <w:proofErr w:type="spellStart"/>
+      <w:r>
+        <w:rPr>
+          <w:rFonts w:asciiTheme="majorHAnsi" w:hAnsiTheme="majorHAnsi" w:cstheme="majorHAnsi"/>
+          <w:lang w:val="pl-PL"/>
+        </w:rPr>
+        <w:t>tls</w:t>
+      </w:r>
+      <w:proofErr w:type="spellEnd"/>
     </w:p>
     <w:p>
       <w:pPr>
@@ -5648,23 +5904,115 @@
         <w:rPr>
           <w:rFonts w:asciiTheme="majorHAnsi" w:hAnsiTheme="majorHAnsi" w:cstheme="majorHAnsi"/>
         </w:rPr>
-        <w:t xml:space="preserve">effect: </w:t>
-      </w:r>
-      <w:proofErr w:type="spellStart"/>
-      <w:r>
-        <w:rPr>
-          <w:rFonts w:asciiTheme="majorHAnsi" w:hAnsiTheme="majorHAnsi" w:cstheme="majorHAnsi"/>
-        </w:rPr>
-        <w:t>NoSchedule</w:t>
-      </w:r>
-      <w:proofErr w:type="spellEnd"/>
+        <w:t xml:space="preserve">Musi </w:t>
+      </w:r>
+      <w:proofErr w:type="spellStart"/>
+      <w:r>
+        <w:rPr>
+          <w:rFonts w:asciiTheme="majorHAnsi" w:hAnsiTheme="majorHAnsi" w:cstheme="majorHAnsi"/>
+        </w:rPr>
+        <w:t>obejmować</w:t>
+      </w:r>
+      <w:proofErr w:type="spellEnd"/>
+      <w:r>
+        <w:rPr>
+          <w:rFonts w:asciiTheme="majorHAnsi" w:hAnsiTheme="majorHAnsi" w:cstheme="majorHAnsi"/>
+        </w:rPr>
+        <w:t xml:space="preserve"> </w:t>
+      </w:r>
+      <w:proofErr w:type="spellStart"/>
+      <w:r>
+        <w:rPr>
+          <w:rFonts w:asciiTheme="majorHAnsi" w:hAnsiTheme="majorHAnsi" w:cstheme="majorHAnsi"/>
+        </w:rPr>
+        <w:t>kube-</w:t>
+      </w:r>
+      <w:proofErr w:type="gramStart"/>
+      <w:r>
+        <w:rPr>
+          <w:rFonts w:asciiTheme="majorHAnsi" w:hAnsiTheme="majorHAnsi" w:cstheme="majorHAnsi"/>
+        </w:rPr>
+        <w:t>lab.local</w:t>
+      </w:r>
+      <w:proofErr w:type="spellEnd"/>
+      <w:proofErr w:type="gramEnd"/>
+    </w:p>
+    <w:p>
+      <w:pPr>
+        <w:pStyle w:val="Heading3"/>
+        <w:rPr>
+          <w:rFonts w:cstheme="majorHAnsi"/>
+          <w:sz w:val="24"/>
+          <w:szCs w:val="24"/>
+        </w:rPr>
+      </w:pPr>
+      <w:bookmarkStart w:id="17" w:name="autoskalowanie"/>
+      <w:bookmarkEnd w:id="16"/>
+      <w:proofErr w:type="spellStart"/>
+      <w:r>
+        <w:rPr>
+          <w:rFonts w:cstheme="majorHAnsi"/>
+          <w:sz w:val="24"/>
+          <w:szCs w:val="24"/>
+        </w:rPr>
+        <w:t>Autoskalowanie</w:t>
+      </w:r>
+      <w:proofErr w:type="spellEnd"/>
+    </w:p>
+    <w:p>
+      <w:pPr>
+        <w:pStyle w:val="FirstParagraph"/>
+        <w:rPr>
+          <w:rFonts w:asciiTheme="majorHAnsi" w:hAnsiTheme="majorHAnsi" w:cstheme="majorHAnsi"/>
+          <w:lang w:val="pl-PL"/>
+        </w:rPr>
+      </w:pPr>
+      <w:r>
+        <w:rPr>
+          <w:rFonts w:asciiTheme="majorHAnsi" w:hAnsiTheme="majorHAnsi" w:cstheme="majorHAnsi"/>
+          <w:lang w:val="pl-PL"/>
+        </w:rPr>
+        <w:t xml:space="preserve">Te zadania włączają i konfigurują </w:t>
+      </w:r>
+      <w:proofErr w:type="spellStart"/>
+      <w:r>
+        <w:rPr>
+          <w:rFonts w:asciiTheme="majorHAnsi" w:hAnsiTheme="majorHAnsi" w:cstheme="majorHAnsi"/>
+          <w:lang w:val="pl-PL"/>
+        </w:rPr>
+        <w:t>Horizontal</w:t>
+      </w:r>
+      <w:proofErr w:type="spellEnd"/>
+      <w:r>
+        <w:rPr>
+          <w:rFonts w:asciiTheme="majorHAnsi" w:hAnsiTheme="majorHAnsi" w:cstheme="majorHAnsi"/>
+          <w:lang w:val="pl-PL"/>
+        </w:rPr>
+        <w:t xml:space="preserve"> Pod </w:t>
+      </w:r>
+      <w:proofErr w:type="spellStart"/>
+      <w:r>
+        <w:rPr>
+          <w:rFonts w:asciiTheme="majorHAnsi" w:hAnsiTheme="majorHAnsi" w:cstheme="majorHAnsi"/>
+          <w:lang w:val="pl-PL"/>
+        </w:rPr>
+        <w:t>Autoscaler</w:t>
+      </w:r>
+      <w:proofErr w:type="spellEnd"/>
+      <w:r>
+        <w:rPr>
+          <w:rFonts w:asciiTheme="majorHAnsi" w:hAnsiTheme="majorHAnsi" w:cstheme="majorHAnsi"/>
+          <w:lang w:val="pl-PL"/>
+        </w:rPr>
+        <w:t>.</w:t>
+      </w:r>
     </w:p>
     <w:p>
       <w:pPr>
         <w:pStyle w:val="Compact"/>
         <w:numPr>
           <w:ilvl w:val="0"/>
-          <w:numId w:val="14"/>
+          <w:numId w:val="15"/>
         </w:numPr>
         <w:rPr>
           <w:rFonts w:asciiTheme="majorHAnsi" w:hAnsiTheme="majorHAnsi" w:cstheme="majorHAnsi"/>
@@ -5675,7 +6023,7 @@
         <w:rPr>
           <w:rFonts w:asciiTheme="majorHAnsi" w:hAnsiTheme="majorHAnsi" w:cstheme="majorHAnsi"/>
         </w:rPr>
-        <w:t>Dodaj</w:t>
+        <w:t>Włącz</w:t>
       </w:r>
       <w:proofErr w:type="spellEnd"/>
       <w:r>
@@ -5689,21 +6037,7 @@
         <w:rPr>
           <w:rFonts w:asciiTheme="majorHAnsi" w:hAnsiTheme="majorHAnsi" w:cstheme="majorHAnsi"/>
         </w:rPr>
-        <w:t>antyafinity</w:t>
-      </w:r>
-      <w:proofErr w:type="spellEnd"/>
-      <w:r>
-        <w:rPr>
-          <w:rFonts w:asciiTheme="majorHAnsi" w:hAnsiTheme="majorHAnsi" w:cstheme="majorHAnsi"/>
-        </w:rPr>
-        <w:t xml:space="preserve"> </w:t>
-      </w:r>
-      <w:proofErr w:type="spellStart"/>
-      <w:r>
-        <w:rPr>
-          <w:rFonts w:asciiTheme="majorHAnsi" w:hAnsiTheme="majorHAnsi" w:cstheme="majorHAnsi"/>
-        </w:rPr>
-        <w:t>poda</w:t>
+        <w:t>autoskalowanie</w:t>
       </w:r>
       <w:proofErr w:type="spellEnd"/>
     </w:p>
@@ -5716,39 +6050,84 @@
         </w:numPr>
         <w:rPr>
           <w:rFonts w:asciiTheme="majorHAnsi" w:hAnsiTheme="majorHAnsi" w:cstheme="majorHAnsi"/>
-          <w:lang w:val="pl-PL"/>
-        </w:rPr>
-      </w:pPr>
-      <w:r>
-        <w:rPr>
-          <w:rFonts w:asciiTheme="majorHAnsi" w:hAnsiTheme="majorHAnsi" w:cstheme="majorHAnsi"/>
-          <w:lang w:val="pl-PL"/>
-        </w:rPr>
-        <w:t xml:space="preserve">Rozprosz </w:t>
-      </w:r>
-      <w:proofErr w:type="spellStart"/>
-      <w:r>
-        <w:rPr>
-          <w:rFonts w:asciiTheme="majorHAnsi" w:hAnsiTheme="majorHAnsi" w:cstheme="majorHAnsi"/>
-          <w:lang w:val="pl-PL"/>
-        </w:rPr>
-        <w:t>pody</w:t>
-      </w:r>
-      <w:proofErr w:type="spellEnd"/>
-      <w:r>
-        <w:rPr>
-          <w:rFonts w:asciiTheme="majorHAnsi" w:hAnsiTheme="majorHAnsi" w:cstheme="majorHAnsi"/>
-          <w:lang w:val="pl-PL"/>
-        </w:rPr>
-        <w:t xml:space="preserve"> według app.kubernetes.io/</w:t>
-      </w:r>
-      <w:proofErr w:type="spellStart"/>
-      <w:r>
-        <w:rPr>
-          <w:rFonts w:asciiTheme="majorHAnsi" w:hAnsiTheme="majorHAnsi" w:cstheme="majorHAnsi"/>
-          <w:lang w:val="pl-PL"/>
-        </w:rPr>
-        <w:t>name</w:t>
+        </w:rPr>
+      </w:pPr>
+      <w:proofErr w:type="spellStart"/>
+      <w:proofErr w:type="gramStart"/>
+      <w:r>
+        <w:rPr>
+          <w:rFonts w:asciiTheme="majorHAnsi" w:hAnsiTheme="majorHAnsi" w:cstheme="majorHAnsi"/>
+        </w:rPr>
+        <w:t>autoscaling.enabled</w:t>
+      </w:r>
+      <w:proofErr w:type="spellEnd"/>
+      <w:proofErr w:type="gramEnd"/>
+      <w:r>
+        <w:rPr>
+          <w:rFonts w:asciiTheme="majorHAnsi" w:hAnsiTheme="majorHAnsi" w:cstheme="majorHAnsi"/>
+        </w:rPr>
+        <w:t>: true</w:t>
+      </w:r>
+    </w:p>
+    <w:p>
+      <w:pPr>
+        <w:pStyle w:val="Compact"/>
+        <w:numPr>
+          <w:ilvl w:val="0"/>
+          <w:numId w:val="15"/>
+        </w:numPr>
+        <w:rPr>
+          <w:rFonts w:asciiTheme="majorHAnsi" w:hAnsiTheme="majorHAnsi" w:cstheme="majorHAnsi"/>
+        </w:rPr>
+      </w:pPr>
+      <w:proofErr w:type="spellStart"/>
+      <w:r>
+        <w:rPr>
+          <w:rFonts w:asciiTheme="majorHAnsi" w:hAnsiTheme="majorHAnsi" w:cstheme="majorHAnsi"/>
+        </w:rPr>
+        <w:t>Ustaw</w:t>
+      </w:r>
+      <w:proofErr w:type="spellEnd"/>
+      <w:r>
+        <w:rPr>
+          <w:rFonts w:asciiTheme="majorHAnsi" w:hAnsiTheme="majorHAnsi" w:cstheme="majorHAnsi"/>
+        </w:rPr>
+        <w:t xml:space="preserve"> </w:t>
+      </w:r>
+      <w:proofErr w:type="spellStart"/>
+      <w:r>
+        <w:rPr>
+          <w:rFonts w:asciiTheme="majorHAnsi" w:hAnsiTheme="majorHAnsi" w:cstheme="majorHAnsi"/>
+        </w:rPr>
+        <w:t>minimalną</w:t>
+      </w:r>
+      <w:proofErr w:type="spellEnd"/>
+      <w:r>
+        <w:rPr>
+          <w:rFonts w:asciiTheme="majorHAnsi" w:hAnsiTheme="majorHAnsi" w:cstheme="majorHAnsi"/>
+        </w:rPr>
+        <w:t xml:space="preserve"> </w:t>
+      </w:r>
+      <w:proofErr w:type="spellStart"/>
+      <w:r>
+        <w:rPr>
+          <w:rFonts w:asciiTheme="majorHAnsi" w:hAnsiTheme="majorHAnsi" w:cstheme="majorHAnsi"/>
+        </w:rPr>
+        <w:t>liczbę</w:t>
+      </w:r>
+      <w:proofErr w:type="spellEnd"/>
+      <w:r>
+        <w:rPr>
+          <w:rFonts w:asciiTheme="majorHAnsi" w:hAnsiTheme="majorHAnsi" w:cstheme="majorHAnsi"/>
+        </w:rPr>
+        <w:t xml:space="preserve"> </w:t>
+      </w:r>
+      <w:proofErr w:type="spellStart"/>
+      <w:r>
+        <w:rPr>
+          <w:rFonts w:asciiTheme="majorHAnsi" w:hAnsiTheme="majorHAnsi" w:cstheme="majorHAnsi"/>
+        </w:rPr>
+        <w:t>replik</w:t>
       </w:r>
       <w:proofErr w:type="spellEnd"/>
     </w:p>
@@ -5761,31 +6140,23 @@
         </w:numPr>
         <w:rPr>
           <w:rFonts w:asciiTheme="majorHAnsi" w:hAnsiTheme="majorHAnsi" w:cstheme="majorHAnsi"/>
-          <w:lang w:val="pl-PL"/>
-        </w:rPr>
-      </w:pPr>
-      <w:r>
-        <w:rPr>
-          <w:rFonts w:asciiTheme="majorHAnsi" w:hAnsiTheme="majorHAnsi" w:cstheme="majorHAnsi"/>
-          <w:lang w:val="pl-PL"/>
-        </w:rPr>
-        <w:t xml:space="preserve">Preferowana lub wymagana </w:t>
-      </w:r>
-      <w:proofErr w:type="spellStart"/>
-      <w:r>
-        <w:rPr>
-          <w:rFonts w:asciiTheme="majorHAnsi" w:hAnsiTheme="majorHAnsi" w:cstheme="majorHAnsi"/>
-          <w:lang w:val="pl-PL"/>
-        </w:rPr>
-        <w:t>affinity</w:t>
-      </w:r>
-      <w:proofErr w:type="spellEnd"/>
-      <w:r>
-        <w:rPr>
-          <w:rFonts w:asciiTheme="majorHAnsi" w:hAnsiTheme="majorHAnsi" w:cstheme="majorHAnsi"/>
-          <w:lang w:val="pl-PL"/>
-        </w:rPr>
-        <w:t xml:space="preserve"> jest akceptowalna</w:t>
+        </w:rPr>
+      </w:pPr>
+      <w:proofErr w:type="spellStart"/>
+      <w:proofErr w:type="gramStart"/>
+      <w:r>
+        <w:rPr>
+          <w:rFonts w:asciiTheme="majorHAnsi" w:hAnsiTheme="majorHAnsi" w:cstheme="majorHAnsi"/>
+        </w:rPr>
+        <w:t>autoscaling.minReplicas</w:t>
+      </w:r>
+      <w:proofErr w:type="spellEnd"/>
+      <w:proofErr w:type="gramEnd"/>
+      <w:r>
+        <w:rPr>
+          <w:rFonts w:asciiTheme="majorHAnsi" w:hAnsiTheme="majorHAnsi" w:cstheme="majorHAnsi"/>
+        </w:rPr>
+        <w:t>: 2</w:t>
       </w:r>
     </w:p>
     <w:p>
@@ -5793,7 +6164,7 @@
         <w:pStyle w:val="Compact"/>
         <w:numPr>
           <w:ilvl w:val="0"/>
-          <w:numId w:val="14"/>
+          <w:numId w:val="15"/>
         </w:numPr>
         <w:rPr>
           <w:rFonts w:asciiTheme="majorHAnsi" w:hAnsiTheme="majorHAnsi" w:cstheme="majorHAnsi"/>
@@ -5804,7 +6175,7 @@
         <w:rPr>
           <w:rFonts w:asciiTheme="majorHAnsi" w:hAnsiTheme="majorHAnsi" w:cstheme="majorHAnsi"/>
         </w:rPr>
-        <w:t>Dodaj</w:t>
+        <w:t>Ustaw</w:t>
       </w:r>
       <w:proofErr w:type="spellEnd"/>
       <w:r>
@@ -5818,15 +6189,37 @@
         <w:rPr>
           <w:rFonts w:asciiTheme="majorHAnsi" w:hAnsiTheme="majorHAnsi" w:cstheme="majorHAnsi"/>
         </w:rPr>
-        <w:t>dodatkowy</w:t>
-      </w:r>
-      <w:proofErr w:type="spellEnd"/>
-      <w:r>
-        <w:rPr>
-          <w:rFonts w:asciiTheme="majorHAnsi" w:hAnsiTheme="majorHAnsi" w:cstheme="majorHAnsi"/>
-        </w:rPr>
-        <w:t xml:space="preserve"> host Ingress</w:t>
-      </w:r>
+        <w:t>maksymalną</w:t>
+      </w:r>
+      <w:proofErr w:type="spellEnd"/>
+      <w:r>
+        <w:rPr>
+          <w:rFonts w:asciiTheme="majorHAnsi" w:hAnsiTheme="majorHAnsi" w:cstheme="majorHAnsi"/>
+        </w:rPr>
+        <w:t xml:space="preserve"> </w:t>
+      </w:r>
+      <w:proofErr w:type="spellStart"/>
+      <w:r>
+        <w:rPr>
+          <w:rFonts w:asciiTheme="majorHAnsi" w:hAnsiTheme="majorHAnsi" w:cstheme="majorHAnsi"/>
+        </w:rPr>
+        <w:t>liczbę</w:t>
+      </w:r>
+      <w:proofErr w:type="spellEnd"/>
+      <w:r>
+        <w:rPr>
+          <w:rFonts w:asciiTheme="majorHAnsi" w:hAnsiTheme="majorHAnsi" w:cstheme="majorHAnsi"/>
+        </w:rPr>
+        <w:t xml:space="preserve"> </w:t>
+      </w:r>
+      <w:proofErr w:type="spellStart"/>
+      <w:r>
+        <w:rPr>
+          <w:rFonts w:asciiTheme="majorHAnsi" w:hAnsiTheme="majorHAnsi" w:cstheme="majorHAnsi"/>
+        </w:rPr>
+        <w:t>replik</w:t>
+      </w:r>
+      <w:proofErr w:type="spellEnd"/>
     </w:p>
     <w:p>
       <w:pPr>
@@ -5839,35 +6232,29 @@
           <w:rFonts w:asciiTheme="majorHAnsi" w:hAnsiTheme="majorHAnsi" w:cstheme="majorHAnsi"/>
         </w:rPr>
       </w:pPr>
-      <w:r>
-        <w:rPr>
-          <w:rFonts w:asciiTheme="majorHAnsi" w:hAnsiTheme="majorHAnsi" w:cstheme="majorHAnsi"/>
-        </w:rPr>
-        <w:t xml:space="preserve">Host: </w:t>
-      </w:r>
-      <w:proofErr w:type="spellStart"/>
-      <w:r>
-        <w:rPr>
-          <w:rFonts w:asciiTheme="majorHAnsi" w:hAnsiTheme="majorHAnsi" w:cstheme="majorHAnsi"/>
-        </w:rPr>
-        <w:t>kube-</w:t>
-      </w:r>
+      <w:proofErr w:type="spellStart"/>
       <w:proofErr w:type="gramStart"/>
       <w:r>
         <w:rPr>
           <w:rFonts w:asciiTheme="majorHAnsi" w:hAnsiTheme="majorHAnsi" w:cstheme="majorHAnsi"/>
         </w:rPr>
-        <w:t>lab.local</w:t>
+        <w:t>autoscaling.maxReplicas</w:t>
       </w:r>
       <w:proofErr w:type="spellEnd"/>
       <w:proofErr w:type="gramEnd"/>
+      <w:r>
+        <w:rPr>
+          <w:rFonts w:asciiTheme="majorHAnsi" w:hAnsiTheme="majorHAnsi" w:cstheme="majorHAnsi"/>
+        </w:rPr>
+        <w:t>: 5</w:t>
+      </w:r>
     </w:p>
     <w:p>
       <w:pPr>
         <w:pStyle w:val="Compact"/>
         <w:numPr>
           <w:ilvl w:val="0"/>
-          <w:numId w:val="14"/>
+          <w:numId w:val="15"/>
         </w:numPr>
         <w:rPr>
           <w:rFonts w:asciiTheme="majorHAnsi" w:hAnsiTheme="majorHAnsi" w:cstheme="majorHAnsi"/>
@@ -5878,21 +6265,7 @@
         <w:rPr>
           <w:rFonts w:asciiTheme="majorHAnsi" w:hAnsiTheme="majorHAnsi" w:cstheme="majorHAnsi"/>
         </w:rPr>
-        <w:t>Włącz</w:t>
-      </w:r>
-      <w:proofErr w:type="spellEnd"/>
-      <w:r>
-        <w:rPr>
-          <w:rFonts w:asciiTheme="majorHAnsi" w:hAnsiTheme="majorHAnsi" w:cstheme="majorHAnsi"/>
-        </w:rPr>
-        <w:t xml:space="preserve"> TLS </w:t>
-      </w:r>
-      <w:proofErr w:type="spellStart"/>
-      <w:r>
-        <w:rPr>
-          <w:rFonts w:asciiTheme="majorHAnsi" w:hAnsiTheme="majorHAnsi" w:cstheme="majorHAnsi"/>
-        </w:rPr>
-        <w:t>dla</w:t>
+        <w:t>Skonfiguruj</w:t>
       </w:r>
       <w:proofErr w:type="spellEnd"/>
       <w:r>
@@ -5906,7 +6279,7 @@
         <w:rPr>
           <w:rFonts w:asciiTheme="majorHAnsi" w:hAnsiTheme="majorHAnsi" w:cstheme="majorHAnsi"/>
         </w:rPr>
-        <w:t>nowego</w:t>
+        <w:t>docelowe</w:t>
       </w:r>
       <w:proofErr w:type="spellEnd"/>
       <w:r>
@@ -5920,9 +6293,15 @@
         <w:rPr>
           <w:rFonts w:asciiTheme="majorHAnsi" w:hAnsiTheme="majorHAnsi" w:cstheme="majorHAnsi"/>
         </w:rPr>
-        <w:t>hosta</w:t>
-      </w:r>
-      <w:proofErr w:type="spellEnd"/>
+        <w:t>wykorzystanie</w:t>
+      </w:r>
+      <w:proofErr w:type="spellEnd"/>
+      <w:r>
+        <w:rPr>
+          <w:rFonts w:asciiTheme="majorHAnsi" w:hAnsiTheme="majorHAnsi" w:cstheme="majorHAnsi"/>
+        </w:rPr>
+        <w:t xml:space="preserve"> CPU</w:t>
+      </w:r>
     </w:p>
     <w:p>
       <w:pPr>
@@ -5933,41 +6312,82 @@
         </w:numPr>
         <w:rPr>
           <w:rFonts w:asciiTheme="majorHAnsi" w:hAnsiTheme="majorHAnsi" w:cstheme="majorHAnsi"/>
-          <w:lang w:val="pl-PL"/>
-        </w:rPr>
-      </w:pPr>
-      <w:r>
-        <w:rPr>
-          <w:rFonts w:asciiTheme="majorHAnsi" w:hAnsiTheme="majorHAnsi" w:cstheme="majorHAnsi"/>
-          <w:lang w:val="pl-PL"/>
-        </w:rPr>
-        <w:t xml:space="preserve">Nazwa sekretu: </w:t>
-      </w:r>
-      <w:proofErr w:type="spellStart"/>
-      <w:r>
-        <w:rPr>
-          <w:rFonts w:asciiTheme="majorHAnsi" w:hAnsiTheme="majorHAnsi" w:cstheme="majorHAnsi"/>
-          <w:lang w:val="pl-PL"/>
-        </w:rPr>
-        <w:t>kube</w:t>
-      </w:r>
-      <w:proofErr w:type="spellEnd"/>
-      <w:r>
-        <w:rPr>
-          <w:rFonts w:asciiTheme="majorHAnsi" w:hAnsiTheme="majorHAnsi" w:cstheme="majorHAnsi"/>
-          <w:lang w:val="pl-PL"/>
-        </w:rPr>
-        <w:t>-lab-</w:t>
-      </w:r>
-      <w:proofErr w:type="spellStart"/>
-      <w:r>
-        <w:rPr>
-          <w:rFonts w:asciiTheme="majorHAnsi" w:hAnsiTheme="majorHAnsi" w:cstheme="majorHAnsi"/>
-          <w:lang w:val="pl-PL"/>
-        </w:rPr>
-        <w:t>tls</w:t>
-      </w:r>
-      <w:proofErr w:type="spellEnd"/>
+        </w:rPr>
+      </w:pPr>
+      <w:proofErr w:type="spellStart"/>
+      <w:proofErr w:type="gramStart"/>
+      <w:r>
+        <w:rPr>
+          <w:rFonts w:asciiTheme="majorHAnsi" w:hAnsiTheme="majorHAnsi" w:cstheme="majorHAnsi"/>
+        </w:rPr>
+        <w:t>autoscaling.targetCPUUtilizationPercentage</w:t>
+      </w:r>
+      <w:proofErr w:type="spellEnd"/>
+      <w:proofErr w:type="gramEnd"/>
+      <w:r>
+        <w:rPr>
+          <w:rFonts w:asciiTheme="majorHAnsi" w:hAnsiTheme="majorHAnsi" w:cstheme="majorHAnsi"/>
+        </w:rPr>
+        <w:t>: 60</w:t>
+      </w:r>
+    </w:p>
+    <w:p>
+      <w:pPr>
+        <w:pStyle w:val="Heading3"/>
+        <w:rPr>
+          <w:rFonts w:cstheme="majorHAnsi"/>
+          <w:sz w:val="24"/>
+          <w:szCs w:val="24"/>
+        </w:rPr>
+      </w:pPr>
+      <w:bookmarkStart w:id="18" w:name="nadpisania"/>
+      <w:bookmarkEnd w:id="17"/>
+      <w:proofErr w:type="spellStart"/>
+      <w:r>
+        <w:rPr>
+          <w:rFonts w:cstheme="majorHAnsi"/>
+          <w:sz w:val="24"/>
+          <w:szCs w:val="24"/>
+        </w:rPr>
+        <w:t>Nadpisania</w:t>
+      </w:r>
+      <w:proofErr w:type="spellEnd"/>
+    </w:p>
+    <w:p>
+      <w:pPr>
+        <w:pStyle w:val="FirstParagraph"/>
+        <w:rPr>
+          <w:rFonts w:asciiTheme="majorHAnsi" w:hAnsiTheme="majorHAnsi" w:cstheme="majorHAnsi"/>
+          <w:lang w:val="pl-PL"/>
+        </w:rPr>
+      </w:pPr>
+      <w:r>
+        <w:rPr>
+          <w:rFonts w:asciiTheme="majorHAnsi" w:hAnsiTheme="majorHAnsi" w:cstheme="majorHAnsi"/>
+          <w:lang w:val="pl-PL"/>
+        </w:rPr>
+        <w:t>To zadanie wprowadza nadpisania zależne od środowiska.</w:t>
+      </w:r>
+    </w:p>
+    <w:p>
+      <w:pPr>
+        <w:pStyle w:val="Compact"/>
+        <w:numPr>
+          <w:ilvl w:val="0"/>
+          <w:numId w:val="16"/>
+        </w:numPr>
+        <w:rPr>
+          <w:rFonts w:asciiTheme="majorHAnsi" w:hAnsiTheme="majorHAnsi" w:cstheme="majorHAnsi"/>
+          <w:lang w:val="pl-PL"/>
+        </w:rPr>
+      </w:pPr>
+      <w:r>
+        <w:rPr>
+          <w:rFonts w:asciiTheme="majorHAnsi" w:hAnsiTheme="majorHAnsi" w:cstheme="majorHAnsi"/>
+          <w:lang w:val="pl-PL"/>
+        </w:rPr>
+        <w:t>Utwórz plik nadpisania dla środowiska deweloperskiego</w:t>
+      </w:r>
     </w:p>
     <w:p>
       <w:pPr>
@@ -5980,119 +6400,63 @@
           <w:rFonts w:asciiTheme="majorHAnsi" w:hAnsiTheme="majorHAnsi" w:cstheme="majorHAnsi"/>
         </w:rPr>
       </w:pPr>
-      <w:r>
-        <w:rPr>
-          <w:rFonts w:asciiTheme="majorHAnsi" w:hAnsiTheme="majorHAnsi" w:cstheme="majorHAnsi"/>
-        </w:rPr>
-        <w:t xml:space="preserve">Musi </w:t>
-      </w:r>
-      <w:proofErr w:type="spellStart"/>
-      <w:r>
-        <w:rPr>
-          <w:rFonts w:asciiTheme="majorHAnsi" w:hAnsiTheme="majorHAnsi" w:cstheme="majorHAnsi"/>
-        </w:rPr>
-        <w:t>obejmować</w:t>
-      </w:r>
-      <w:proofErr w:type="spellEnd"/>
-      <w:r>
-        <w:rPr>
-          <w:rFonts w:asciiTheme="majorHAnsi" w:hAnsiTheme="majorHAnsi" w:cstheme="majorHAnsi"/>
-        </w:rPr>
-        <w:t xml:space="preserve"> </w:t>
-      </w:r>
-      <w:proofErr w:type="spellStart"/>
-      <w:r>
-        <w:rPr>
-          <w:rFonts w:asciiTheme="majorHAnsi" w:hAnsiTheme="majorHAnsi" w:cstheme="majorHAnsi"/>
-        </w:rPr>
-        <w:t>kube-</w:t>
-      </w:r>
-      <w:proofErr w:type="gramStart"/>
-      <w:r>
-        <w:rPr>
-          <w:rFonts w:asciiTheme="majorHAnsi" w:hAnsiTheme="majorHAnsi" w:cstheme="majorHAnsi"/>
-        </w:rPr>
-        <w:t>lab.local</w:t>
-      </w:r>
-      <w:proofErr w:type="spellEnd"/>
-      <w:proofErr w:type="gramEnd"/>
-    </w:p>
-    <w:p>
-      <w:pPr>
-        <w:pStyle w:val="Heading3"/>
-        <w:rPr>
-          <w:rFonts w:cstheme="majorHAnsi"/>
-          <w:sz w:val="24"/>
-          <w:szCs w:val="24"/>
-        </w:rPr>
-      </w:pPr>
-      <w:bookmarkStart w:id="17" w:name="autoskalowanie"/>
-      <w:bookmarkEnd w:id="16"/>
-      <w:proofErr w:type="spellStart"/>
-      <w:r>
-        <w:rPr>
-          <w:rFonts w:cstheme="majorHAnsi"/>
-          <w:sz w:val="24"/>
-          <w:szCs w:val="24"/>
-        </w:rPr>
-        <w:t>Autoskalowanie</w:t>
-      </w:r>
-      <w:proofErr w:type="spellEnd"/>
-    </w:p>
-    <w:p>
-      <w:pPr>
-        <w:pStyle w:val="FirstParagraph"/>
-        <w:rPr>
-          <w:rFonts w:asciiTheme="majorHAnsi" w:hAnsiTheme="majorHAnsi" w:cstheme="majorHAnsi"/>
-          <w:lang w:val="pl-PL"/>
-        </w:rPr>
-      </w:pPr>
-      <w:r>
-        <w:rPr>
-          <w:rFonts w:asciiTheme="majorHAnsi" w:hAnsiTheme="majorHAnsi" w:cstheme="majorHAnsi"/>
-          <w:lang w:val="pl-PL"/>
-        </w:rPr>
-        <w:t xml:space="preserve">Te zadania włączają i konfigurują </w:t>
-      </w:r>
-      <w:proofErr w:type="spellStart"/>
-      <w:r>
-        <w:rPr>
-          <w:rFonts w:asciiTheme="majorHAnsi" w:hAnsiTheme="majorHAnsi" w:cstheme="majorHAnsi"/>
-          <w:lang w:val="pl-PL"/>
-        </w:rPr>
-        <w:t>Horizontal</w:t>
-      </w:r>
-      <w:proofErr w:type="spellEnd"/>
-      <w:r>
-        <w:rPr>
-          <w:rFonts w:asciiTheme="majorHAnsi" w:hAnsiTheme="majorHAnsi" w:cstheme="majorHAnsi"/>
-          <w:lang w:val="pl-PL"/>
-        </w:rPr>
-        <w:t xml:space="preserve"> Pod </w:t>
-      </w:r>
-      <w:proofErr w:type="spellStart"/>
-      <w:r>
-        <w:rPr>
-          <w:rFonts w:asciiTheme="majorHAnsi" w:hAnsiTheme="majorHAnsi" w:cstheme="majorHAnsi"/>
-          <w:lang w:val="pl-PL"/>
-        </w:rPr>
-        <w:t>Autoscaler</w:t>
-      </w:r>
-      <w:proofErr w:type="spellEnd"/>
-      <w:r>
-        <w:rPr>
-          <w:rFonts w:asciiTheme="majorHAnsi" w:hAnsiTheme="majorHAnsi" w:cstheme="majorHAnsi"/>
-          <w:lang w:val="pl-PL"/>
-        </w:rPr>
-        <w:t>.</w:t>
-      </w:r>
+      <w:proofErr w:type="spellStart"/>
+      <w:r>
+        <w:rPr>
+          <w:rFonts w:asciiTheme="majorHAnsi" w:hAnsiTheme="majorHAnsi" w:cstheme="majorHAnsi"/>
+        </w:rPr>
+        <w:t>Plik</w:t>
+      </w:r>
+      <w:proofErr w:type="spellEnd"/>
+      <w:r>
+        <w:rPr>
+          <w:rFonts w:asciiTheme="majorHAnsi" w:hAnsiTheme="majorHAnsi" w:cstheme="majorHAnsi"/>
+        </w:rPr>
+        <w:t xml:space="preserve">: </w:t>
+      </w:r>
+      <w:proofErr w:type="spellStart"/>
+      <w:r>
+        <w:rPr>
+          <w:rFonts w:asciiTheme="majorHAnsi" w:hAnsiTheme="majorHAnsi" w:cstheme="majorHAnsi"/>
+        </w:rPr>
+        <w:t>devops</w:t>
+      </w:r>
+      <w:proofErr w:type="spellEnd"/>
+      <w:r>
+        <w:rPr>
+          <w:rFonts w:asciiTheme="majorHAnsi" w:hAnsiTheme="majorHAnsi" w:cstheme="majorHAnsi"/>
+        </w:rPr>
+        <w:t>/</w:t>
+      </w:r>
+      <w:proofErr w:type="spellStart"/>
+      <w:r>
+        <w:rPr>
+          <w:rFonts w:asciiTheme="majorHAnsi" w:hAnsiTheme="majorHAnsi" w:cstheme="majorHAnsi"/>
+        </w:rPr>
+        <w:t>kube</w:t>
+      </w:r>
+      <w:proofErr w:type="spellEnd"/>
+      <w:r>
+        <w:rPr>
+          <w:rFonts w:asciiTheme="majorHAnsi" w:hAnsiTheme="majorHAnsi" w:cstheme="majorHAnsi"/>
+        </w:rPr>
+        <w:t>-lab/</w:t>
+      </w:r>
+      <w:proofErr w:type="spellStart"/>
+      <w:r>
+        <w:rPr>
+          <w:rFonts w:asciiTheme="majorHAnsi" w:hAnsiTheme="majorHAnsi" w:cstheme="majorHAnsi"/>
+        </w:rPr>
+        <w:t>values.dev.yaml</w:t>
+      </w:r>
+      <w:proofErr w:type="spellEnd"/>
     </w:p>
     <w:p>
       <w:pPr>
         <w:pStyle w:val="Compact"/>
         <w:numPr>
           <w:ilvl w:val="0"/>
-          <w:numId w:val="15"/>
+          <w:numId w:val="10"/>
         </w:numPr>
         <w:rPr>
           <w:rFonts w:asciiTheme="majorHAnsi" w:hAnsiTheme="majorHAnsi" w:cstheme="majorHAnsi"/>
@@ -6103,7 +6467,7 @@
         <w:rPr>
           <w:rFonts w:asciiTheme="majorHAnsi" w:hAnsiTheme="majorHAnsi" w:cstheme="majorHAnsi"/>
         </w:rPr>
-        <w:t>Włącz</w:t>
+        <w:t>Plik</w:t>
       </w:r>
       <w:proofErr w:type="spellEnd"/>
       <w:r>
@@ -6117,9 +6481,29 @@
         <w:rPr>
           <w:rFonts w:asciiTheme="majorHAnsi" w:hAnsiTheme="majorHAnsi" w:cstheme="majorHAnsi"/>
         </w:rPr>
-        <w:t>autoskalowanie</w:t>
-      </w:r>
-      <w:proofErr w:type="spellEnd"/>
+        <w:t>musi</w:t>
+      </w:r>
+      <w:proofErr w:type="spellEnd"/>
+      <w:r>
+        <w:rPr>
+          <w:rFonts w:asciiTheme="majorHAnsi" w:hAnsiTheme="majorHAnsi" w:cstheme="majorHAnsi"/>
+        </w:rPr>
+        <w:t xml:space="preserve"> </w:t>
+      </w:r>
+      <w:proofErr w:type="spellStart"/>
+      <w:r>
+        <w:rPr>
+          <w:rFonts w:asciiTheme="majorHAnsi" w:hAnsiTheme="majorHAnsi" w:cstheme="majorHAnsi"/>
+        </w:rPr>
+        <w:t>zawierać</w:t>
+      </w:r>
+      <w:proofErr w:type="spellEnd"/>
+      <w:r>
+        <w:rPr>
+          <w:rFonts w:asciiTheme="majorHAnsi" w:hAnsiTheme="majorHAnsi" w:cstheme="majorHAnsi"/>
+        </w:rPr>
+        <w:t>:</w:t>
+      </w:r>
     </w:p>
     <w:p>
       <w:pPr>
@@ -6138,470 +6522,7 @@
         <w:rPr>
           <w:rFonts w:asciiTheme="majorHAnsi" w:hAnsiTheme="majorHAnsi" w:cstheme="majorHAnsi"/>
         </w:rPr>
-        <w:t>autoscaling.enabled</w:t>
-      </w:r>
-      <w:proofErr w:type="spellEnd"/>
-      <w:proofErr w:type="gramEnd"/>
-      <w:r>
-        <w:rPr>
-          <w:rFonts w:asciiTheme="majorHAnsi" w:hAnsiTheme="majorHAnsi" w:cstheme="majorHAnsi"/>
-        </w:rPr>
-        <w:t>: true</w:t>
-      </w:r>
-    </w:p>
-    <w:p>
-      <w:pPr>
-        <w:pStyle w:val="Compact"/>
-        <w:numPr>
-          <w:ilvl w:val="0"/>
-          <w:numId w:val="15"/>
-        </w:numPr>
-        <w:rPr>
-          <w:rFonts w:asciiTheme="majorHAnsi" w:hAnsiTheme="majorHAnsi" w:cstheme="majorHAnsi"/>
-        </w:rPr>
-      </w:pPr>
-      <w:proofErr w:type="spellStart"/>
-      <w:r>
-        <w:rPr>
-          <w:rFonts w:asciiTheme="majorHAnsi" w:hAnsiTheme="majorHAnsi" w:cstheme="majorHAnsi"/>
-        </w:rPr>
-        <w:t>Ustaw</w:t>
-      </w:r>
-      <w:proofErr w:type="spellEnd"/>
-      <w:r>
-        <w:rPr>
-          <w:rFonts w:asciiTheme="majorHAnsi" w:hAnsiTheme="majorHAnsi" w:cstheme="majorHAnsi"/>
-        </w:rPr>
-        <w:t xml:space="preserve"> </w:t>
-      </w:r>
-      <w:proofErr w:type="spellStart"/>
-      <w:r>
-        <w:rPr>
-          <w:rFonts w:asciiTheme="majorHAnsi" w:hAnsiTheme="majorHAnsi" w:cstheme="majorHAnsi"/>
-        </w:rPr>
-        <w:t>minimalną</w:t>
-      </w:r>
-      <w:proofErr w:type="spellEnd"/>
-      <w:r>
-        <w:rPr>
-          <w:rFonts w:asciiTheme="majorHAnsi" w:hAnsiTheme="majorHAnsi" w:cstheme="majorHAnsi"/>
-        </w:rPr>
-        <w:t xml:space="preserve"> </w:t>
-      </w:r>
-      <w:proofErr w:type="spellStart"/>
-      <w:r>
-        <w:rPr>
-          <w:rFonts w:asciiTheme="majorHAnsi" w:hAnsiTheme="majorHAnsi" w:cstheme="majorHAnsi"/>
-        </w:rPr>
-        <w:t>liczbę</w:t>
-      </w:r>
-      <w:proofErr w:type="spellEnd"/>
-      <w:r>
-        <w:rPr>
-          <w:rFonts w:asciiTheme="majorHAnsi" w:hAnsiTheme="majorHAnsi" w:cstheme="majorHAnsi"/>
-        </w:rPr>
-        <w:t xml:space="preserve"> </w:t>
-      </w:r>
-      <w:proofErr w:type="spellStart"/>
-      <w:r>
-        <w:rPr>
-          <w:rFonts w:asciiTheme="majorHAnsi" w:hAnsiTheme="majorHAnsi" w:cstheme="majorHAnsi"/>
-        </w:rPr>
-        <w:t>replik</w:t>
-      </w:r>
-      <w:proofErr w:type="spellEnd"/>
-    </w:p>
-    <w:p>
-      <w:pPr>
-        <w:pStyle w:val="Compact"/>
-        <w:numPr>
-          <w:ilvl w:val="1"/>
-          <w:numId w:val="13"/>
-        </w:numPr>
-        <w:rPr>
-          <w:rFonts w:asciiTheme="majorHAnsi" w:hAnsiTheme="majorHAnsi" w:cstheme="majorHAnsi"/>
-        </w:rPr>
-      </w:pPr>
-      <w:proofErr w:type="spellStart"/>
-      <w:proofErr w:type="gramStart"/>
-      <w:r>
-        <w:rPr>
-          <w:rFonts w:asciiTheme="majorHAnsi" w:hAnsiTheme="majorHAnsi" w:cstheme="majorHAnsi"/>
-        </w:rPr>
-        <w:t>autoscaling.minReplicas</w:t>
-      </w:r>
-      <w:proofErr w:type="spellEnd"/>
-      <w:proofErr w:type="gramEnd"/>
-      <w:r>
-        <w:rPr>
-          <w:rFonts w:asciiTheme="majorHAnsi" w:hAnsiTheme="majorHAnsi" w:cstheme="majorHAnsi"/>
-        </w:rPr>
-        <w:t>: 2</w:t>
-      </w:r>
-    </w:p>
-    <w:p>
-      <w:pPr>
-        <w:pStyle w:val="Compact"/>
-        <w:numPr>
-          <w:ilvl w:val="0"/>
-          <w:numId w:val="15"/>
-        </w:numPr>
-        <w:rPr>
-          <w:rFonts w:asciiTheme="majorHAnsi" w:hAnsiTheme="majorHAnsi" w:cstheme="majorHAnsi"/>
-        </w:rPr>
-      </w:pPr>
-      <w:proofErr w:type="spellStart"/>
-      <w:r>
-        <w:rPr>
-          <w:rFonts w:asciiTheme="majorHAnsi" w:hAnsiTheme="majorHAnsi" w:cstheme="majorHAnsi"/>
-        </w:rPr>
-        <w:t>Ustaw</w:t>
-      </w:r>
-      <w:proofErr w:type="spellEnd"/>
-      <w:r>
-        <w:rPr>
-          <w:rFonts w:asciiTheme="majorHAnsi" w:hAnsiTheme="majorHAnsi" w:cstheme="majorHAnsi"/>
-        </w:rPr>
-        <w:t xml:space="preserve"> </w:t>
-      </w:r>
-      <w:proofErr w:type="spellStart"/>
-      <w:r>
-        <w:rPr>
-          <w:rFonts w:asciiTheme="majorHAnsi" w:hAnsiTheme="majorHAnsi" w:cstheme="majorHAnsi"/>
-        </w:rPr>
-        <w:t>maksymalną</w:t>
-      </w:r>
-      <w:proofErr w:type="spellEnd"/>
-      <w:r>
-        <w:rPr>
-          <w:rFonts w:asciiTheme="majorHAnsi" w:hAnsiTheme="majorHAnsi" w:cstheme="majorHAnsi"/>
-        </w:rPr>
-        <w:t xml:space="preserve"> </w:t>
-      </w:r>
-      <w:proofErr w:type="spellStart"/>
-      <w:r>
-        <w:rPr>
-          <w:rFonts w:asciiTheme="majorHAnsi" w:hAnsiTheme="majorHAnsi" w:cstheme="majorHAnsi"/>
-        </w:rPr>
-        <w:t>liczbę</w:t>
-      </w:r>
-      <w:proofErr w:type="spellEnd"/>
-      <w:r>
-        <w:rPr>
-          <w:rFonts w:asciiTheme="majorHAnsi" w:hAnsiTheme="majorHAnsi" w:cstheme="majorHAnsi"/>
-        </w:rPr>
-        <w:t xml:space="preserve"> </w:t>
-      </w:r>
-      <w:proofErr w:type="spellStart"/>
-      <w:r>
-        <w:rPr>
-          <w:rFonts w:asciiTheme="majorHAnsi" w:hAnsiTheme="majorHAnsi" w:cstheme="majorHAnsi"/>
-        </w:rPr>
-        <w:t>replik</w:t>
-      </w:r>
-      <w:proofErr w:type="spellEnd"/>
-    </w:p>
-    <w:p>
-      <w:pPr>
-        <w:pStyle w:val="Compact"/>
-        <w:numPr>
-          <w:ilvl w:val="1"/>
-          <w:numId w:val="13"/>
-        </w:numPr>
-        <w:rPr>
-          <w:rFonts w:asciiTheme="majorHAnsi" w:hAnsiTheme="majorHAnsi" w:cstheme="majorHAnsi"/>
-        </w:rPr>
-      </w:pPr>
-      <w:proofErr w:type="spellStart"/>
-      <w:proofErr w:type="gramStart"/>
-      <w:r>
-        <w:rPr>
-          <w:rFonts w:asciiTheme="majorHAnsi" w:hAnsiTheme="majorHAnsi" w:cstheme="majorHAnsi"/>
-        </w:rPr>
-        <w:t>autoscaling.maxReplicas</w:t>
-      </w:r>
-      <w:proofErr w:type="spellEnd"/>
-      <w:proofErr w:type="gramEnd"/>
-      <w:r>
-        <w:rPr>
-          <w:rFonts w:asciiTheme="majorHAnsi" w:hAnsiTheme="majorHAnsi" w:cstheme="majorHAnsi"/>
-        </w:rPr>
-        <w:t>: 5</w:t>
-      </w:r>
-    </w:p>
-    <w:p>
-      <w:pPr>
-        <w:pStyle w:val="Compact"/>
-        <w:numPr>
-          <w:ilvl w:val="0"/>
-          <w:numId w:val="15"/>
-        </w:numPr>
-        <w:rPr>
-          <w:rFonts w:asciiTheme="majorHAnsi" w:hAnsiTheme="majorHAnsi" w:cstheme="majorHAnsi"/>
-        </w:rPr>
-      </w:pPr>
-      <w:proofErr w:type="spellStart"/>
-      <w:r>
-        <w:rPr>
-          <w:rFonts w:asciiTheme="majorHAnsi" w:hAnsiTheme="majorHAnsi" w:cstheme="majorHAnsi"/>
-        </w:rPr>
-        <w:t>Skonfiguruj</w:t>
-      </w:r>
-      <w:proofErr w:type="spellEnd"/>
-      <w:r>
-        <w:rPr>
-          <w:rFonts w:asciiTheme="majorHAnsi" w:hAnsiTheme="majorHAnsi" w:cstheme="majorHAnsi"/>
-        </w:rPr>
-        <w:t xml:space="preserve"> </w:t>
-      </w:r>
-      <w:proofErr w:type="spellStart"/>
-      <w:r>
-        <w:rPr>
-          <w:rFonts w:asciiTheme="majorHAnsi" w:hAnsiTheme="majorHAnsi" w:cstheme="majorHAnsi"/>
-        </w:rPr>
-        <w:t>docelowe</w:t>
-      </w:r>
-      <w:proofErr w:type="spellEnd"/>
-      <w:r>
-        <w:rPr>
-          <w:rFonts w:asciiTheme="majorHAnsi" w:hAnsiTheme="majorHAnsi" w:cstheme="majorHAnsi"/>
-        </w:rPr>
-        <w:t xml:space="preserve"> </w:t>
-      </w:r>
-      <w:proofErr w:type="spellStart"/>
-      <w:r>
-        <w:rPr>
-          <w:rFonts w:asciiTheme="majorHAnsi" w:hAnsiTheme="majorHAnsi" w:cstheme="majorHAnsi"/>
-        </w:rPr>
-        <w:t>wykorzystanie</w:t>
-      </w:r>
-      <w:proofErr w:type="spellEnd"/>
-      <w:r>
-        <w:rPr>
-          <w:rFonts w:asciiTheme="majorHAnsi" w:hAnsiTheme="majorHAnsi" w:cstheme="majorHAnsi"/>
-        </w:rPr>
-        <w:t xml:space="preserve"> CPU</w:t>
-      </w:r>
-    </w:p>
-    <w:p>
-      <w:pPr>
-        <w:pStyle w:val="Compact"/>
-        <w:numPr>
-          <w:ilvl w:val="1"/>
-          <w:numId w:val="13"/>
-        </w:numPr>
-        <w:rPr>
-          <w:rFonts w:asciiTheme="majorHAnsi" w:hAnsiTheme="majorHAnsi" w:cstheme="majorHAnsi"/>
-        </w:rPr>
-      </w:pPr>
-      <w:proofErr w:type="spellStart"/>
-      <w:proofErr w:type="gramStart"/>
-      <w:r>
-        <w:rPr>
-          <w:rFonts w:asciiTheme="majorHAnsi" w:hAnsiTheme="majorHAnsi" w:cstheme="majorHAnsi"/>
-        </w:rPr>
-        <w:t>autoscaling.targetCPUUtilizationPercentage</w:t>
-      </w:r>
-      <w:proofErr w:type="spellEnd"/>
-      <w:proofErr w:type="gramEnd"/>
-      <w:r>
-        <w:rPr>
-          <w:rFonts w:asciiTheme="majorHAnsi" w:hAnsiTheme="majorHAnsi" w:cstheme="majorHAnsi"/>
-        </w:rPr>
-        <w:t>: 60</w:t>
-      </w:r>
-    </w:p>
-    <w:p>
-      <w:pPr>
-        <w:pStyle w:val="Heading3"/>
-        <w:rPr>
-          <w:rFonts w:cstheme="majorHAnsi"/>
-          <w:sz w:val="24"/>
-          <w:szCs w:val="24"/>
-        </w:rPr>
-      </w:pPr>
-      <w:bookmarkStart w:id="18" w:name="nadpisania"/>
-      <w:bookmarkEnd w:id="17"/>
-      <w:proofErr w:type="spellStart"/>
-      <w:r>
-        <w:rPr>
-          <w:rFonts w:cstheme="majorHAnsi"/>
-          <w:sz w:val="24"/>
-          <w:szCs w:val="24"/>
-        </w:rPr>
-        <w:t>Nadpisania</w:t>
-      </w:r>
-      <w:proofErr w:type="spellEnd"/>
-    </w:p>
-    <w:p>
-      <w:pPr>
-        <w:pStyle w:val="FirstParagraph"/>
-        <w:rPr>
-          <w:rFonts w:asciiTheme="majorHAnsi" w:hAnsiTheme="majorHAnsi" w:cstheme="majorHAnsi"/>
-          <w:lang w:val="pl-PL"/>
-        </w:rPr>
-      </w:pPr>
-      <w:r>
-        <w:rPr>
-          <w:rFonts w:asciiTheme="majorHAnsi" w:hAnsiTheme="majorHAnsi" w:cstheme="majorHAnsi"/>
-          <w:lang w:val="pl-PL"/>
-        </w:rPr>
-        <w:t>To zadanie wprowadza nadpisania zależne od środowiska.</w:t>
-      </w:r>
-    </w:p>
-    <w:p>
-      <w:pPr>
-        <w:pStyle w:val="Compact"/>
-        <w:numPr>
-          <w:ilvl w:val="0"/>
-          <w:numId w:val="16"/>
-        </w:numPr>
-        <w:rPr>
-          <w:rFonts w:asciiTheme="majorHAnsi" w:hAnsiTheme="majorHAnsi" w:cstheme="majorHAnsi"/>
-          <w:lang w:val="pl-PL"/>
-        </w:rPr>
-      </w:pPr>
-      <w:r>
-        <w:rPr>
-          <w:rFonts w:asciiTheme="majorHAnsi" w:hAnsiTheme="majorHAnsi" w:cstheme="majorHAnsi"/>
-          <w:lang w:val="pl-PL"/>
-        </w:rPr>
-        <w:t>Utwórz plik nadpisania dla środowiska deweloperskiego</w:t>
-      </w:r>
-    </w:p>
-    <w:p>
-      <w:pPr>
-        <w:pStyle w:val="Compact"/>
-        <w:numPr>
-          <w:ilvl w:val="1"/>
-          <w:numId w:val="13"/>
-        </w:numPr>
-        <w:rPr>
-          <w:rFonts w:asciiTheme="majorHAnsi" w:hAnsiTheme="majorHAnsi" w:cstheme="majorHAnsi"/>
-        </w:rPr>
-      </w:pPr>
-      <w:proofErr w:type="spellStart"/>
-      <w:r>
-        <w:rPr>
-          <w:rFonts w:asciiTheme="majorHAnsi" w:hAnsiTheme="majorHAnsi" w:cstheme="majorHAnsi"/>
-        </w:rPr>
-        <w:t>Plik</w:t>
-      </w:r>
-      <w:proofErr w:type="spellEnd"/>
-      <w:r>
-        <w:rPr>
-          <w:rFonts w:asciiTheme="majorHAnsi" w:hAnsiTheme="majorHAnsi" w:cstheme="majorHAnsi"/>
-        </w:rPr>
-        <w:t xml:space="preserve">: </w:t>
-      </w:r>
-      <w:proofErr w:type="spellStart"/>
-      <w:r>
-        <w:rPr>
-          <w:rFonts w:asciiTheme="majorHAnsi" w:hAnsiTheme="majorHAnsi" w:cstheme="majorHAnsi"/>
-        </w:rPr>
-        <w:t>devops</w:t>
-      </w:r>
-      <w:proofErr w:type="spellEnd"/>
-      <w:r>
-        <w:rPr>
-          <w:rFonts w:asciiTheme="majorHAnsi" w:hAnsiTheme="majorHAnsi" w:cstheme="majorHAnsi"/>
-        </w:rPr>
-        <w:t>/</w:t>
-      </w:r>
-      <w:proofErr w:type="spellStart"/>
-      <w:r>
-        <w:rPr>
-          <w:rFonts w:asciiTheme="majorHAnsi" w:hAnsiTheme="majorHAnsi" w:cstheme="majorHAnsi"/>
-        </w:rPr>
-        <w:t>kube</w:t>
-      </w:r>
-      <w:proofErr w:type="spellEnd"/>
-      <w:r>
-        <w:rPr>
-          <w:rFonts w:asciiTheme="majorHAnsi" w:hAnsiTheme="majorHAnsi" w:cstheme="majorHAnsi"/>
-        </w:rPr>
-        <w:t>-lab/</w:t>
-      </w:r>
-      <w:proofErr w:type="spellStart"/>
-      <w:r>
-        <w:rPr>
-          <w:rFonts w:asciiTheme="majorHAnsi" w:hAnsiTheme="majorHAnsi" w:cstheme="majorHAnsi"/>
-        </w:rPr>
-        <w:t>values.dev.yaml</w:t>
-      </w:r>
-      <w:proofErr w:type="spellEnd"/>
-    </w:p>
-    <w:p>
-      <w:pPr>
-        <w:pStyle w:val="Compact"/>
-        <w:numPr>
-          <w:ilvl w:val="0"/>
-          <w:numId w:val="10"/>
-        </w:numPr>
-        <w:rPr>
-          <w:rFonts w:asciiTheme="majorHAnsi" w:hAnsiTheme="majorHAnsi" w:cstheme="majorHAnsi"/>
-        </w:rPr>
-      </w:pPr>
-      <w:proofErr w:type="spellStart"/>
-      <w:r>
-        <w:rPr>
-          <w:rFonts w:asciiTheme="majorHAnsi" w:hAnsiTheme="majorHAnsi" w:cstheme="majorHAnsi"/>
-        </w:rPr>
-        <w:t>Plik</w:t>
-      </w:r>
-      <w:proofErr w:type="spellEnd"/>
-      <w:r>
-        <w:rPr>
-          <w:rFonts w:asciiTheme="majorHAnsi" w:hAnsiTheme="majorHAnsi" w:cstheme="majorHAnsi"/>
-        </w:rPr>
-        <w:t xml:space="preserve"> </w:t>
-      </w:r>
-      <w:proofErr w:type="spellStart"/>
-      <w:r>
-        <w:rPr>
-          <w:rFonts w:asciiTheme="majorHAnsi" w:hAnsiTheme="majorHAnsi" w:cstheme="majorHAnsi"/>
-        </w:rPr>
-        <w:t>musi</w:t>
-      </w:r>
-      <w:proofErr w:type="spellEnd"/>
-      <w:r>
-        <w:rPr>
-          <w:rFonts w:asciiTheme="majorHAnsi" w:hAnsiTheme="majorHAnsi" w:cstheme="majorHAnsi"/>
-        </w:rPr>
-        <w:t xml:space="preserve"> </w:t>
-      </w:r>
-      <w:proofErr w:type="spellStart"/>
-      <w:r>
-        <w:rPr>
-          <w:rFonts w:asciiTheme="majorHAnsi" w:hAnsiTheme="majorHAnsi" w:cstheme="majorHAnsi"/>
-        </w:rPr>
-        <w:t>zawierać</w:t>
-      </w:r>
-      <w:proofErr w:type="spellEnd"/>
-      <w:r>
-        <w:rPr>
-          <w:rFonts w:asciiTheme="majorHAnsi" w:hAnsiTheme="majorHAnsi" w:cstheme="majorHAnsi"/>
-        </w:rPr>
-        <w:t>:</w:t>
-      </w:r>
-    </w:p>
-    <w:p>
-      <w:pPr>
-        <w:pStyle w:val="Compact"/>
-        <w:numPr>
-          <w:ilvl w:val="1"/>
-          <w:numId w:val="13"/>
-        </w:numPr>
-        <w:rPr>
-          <w:rFonts w:asciiTheme="majorHAnsi" w:hAnsiTheme="majorHAnsi" w:cstheme="majorHAnsi"/>
-        </w:rPr>
-      </w:pPr>
-      <w:proofErr w:type="spellStart"/>
-      <w:proofErr w:type="gramStart"/>
-      <w:r>
-        <w:rPr>
-          <w:rFonts w:asciiTheme="majorHAnsi" w:hAnsiTheme="majorHAnsi" w:cstheme="majorHAnsi"/>
-        </w:rPr>
+        <w:lastRenderedPageBreak/>
         <w:t>api.replicas</w:t>
       </w:r>
       <w:proofErr w:type="spellEnd"/>
@@ -6796,7 +6717,6 @@
           <w:sz w:val="24"/>
           <w:szCs w:val="24"/>
         </w:rPr>
-        <w:lastRenderedPageBreak/>
         <w:t>Sprawdź</w:t>
       </w:r>
       <w:proofErr w:type="spellEnd"/>
@@ -7151,7 +7071,7 @@
   <w:abstractNum w:abstractNumId="10" w15:restartNumberingAfterBreak="0">
     <w:nsid w:val="0000A991"/>
     <w:multiLevelType w:val="multilevel"/>
-    <w:tmpl w:val="84149174"/>
+    <w:tmpl w:val="1A1E74B6"/>
     <w:lvl w:ilvl="0">
       <w:start w:val="1"/>
       <w:numFmt w:val="decimal"/>
@@ -7163,12 +7083,15 @@
     </w:lvl>
     <w:lvl w:ilvl="1">
       <w:start w:val="1"/>
-      <w:numFmt w:val="decimal"/>
-      <w:lvlText w:val="%2."/>
+      <w:numFmt w:val="bullet"/>
+      <w:lvlText w:val=""/>
       <w:lvlJc w:val="left"/>
       <w:pPr>
-        <w:ind w:left="1440" w:hanging="480"/>
-      </w:pPr>
+        <w:ind w:left="1320" w:hanging="360"/>
+      </w:pPr>
+      <w:rPr>
+        <w:rFonts w:ascii="Symbol" w:hAnsi="Symbol" w:hint="default"/>
+      </w:rPr>
     </w:lvl>
     <w:lvl w:ilvl="2">
       <w:start w:val="1"/>
@@ -19762,6 +19685,7 @@
       <w:rFonts w:eastAsiaTheme="minorHAnsi"/>
       <w:sz w:val="24"/>
       <w:szCs w:val="24"/>
+      <w:lang w:val="en-PL" w:eastAsia="en-GB"/>
     </w:rPr>
     <w:tblPr>
       <w:tblInd w:w="0" w:type="dxa"/>
